--- a/AIDLC_Foundational_Guidance.docx
+++ b/AIDLC_Foundational_Guidance.docx
@@ -75,7 +75,21 @@
         <w:rPr>
           <w:color w:val="888888"/>
         </w:rPr>
-        <w:t>Version 1.0  ·  2026</w:t>
+        <w:t xml:space="preserve">Version </w:t>
+      </w:r>
+      <w:proofErr w:type="gramStart"/>
+      <w:r>
+        <w:rPr>
+          <w:color w:val="888888"/>
+        </w:rPr>
+        <w:t>1.0  ·</w:t>
+      </w:r>
+      <w:proofErr w:type="gramEnd"/>
+      <w:r>
+        <w:rPr>
+          <w:color w:val="888888"/>
+        </w:rPr>
+        <w:t xml:space="preserve">  2026</w:t>
       </w:r>
     </w:p>
     <w:p>
@@ -104,7 +118,6 @@
         <w:alias w:val="Table of Contents"/>
         <w:id w:val="-1455859849"/>
       </w:sdtPr>
-      <w:sdtEndPr/>
       <w:sdtContent>
         <w:p>
           <w:pPr>
@@ -113,7 +126,13 @@
               <w:tab w:val="right" w:leader="dot" w:pos="9350"/>
             </w:tabs>
             <w:rPr>
+              <w:rFonts w:asciiTheme="minorHAnsi" w:eastAsiaTheme="minorEastAsia" w:hAnsiTheme="minorHAnsi" w:cstheme="minorBidi"/>
               <w:noProof/>
+              <w:color w:val="auto"/>
+              <w:kern w:val="2"/>
+              <w:sz w:val="24"/>
+              <w:szCs w:val="24"/>
+              <w14:ligatures w14:val="standardContextual"/>
             </w:rPr>
           </w:pPr>
           <w:r>
@@ -125,7 +144,7 @@
           <w:r>
             <w:fldChar w:fldCharType="separate"/>
           </w:r>
-          <w:hyperlink w:anchor="_Toc232455458" w:history="1">
+          <w:hyperlink w:anchor="_Toc233743321" w:history="1">
             <w:r>
               <w:rPr>
                 <w:rStyle w:val="Hyperlink"/>
@@ -149,7 +168,7 @@
               <w:rPr>
                 <w:noProof/>
               </w:rPr>
-              <w:instrText xml:space="preserve"> PAGEREF _Toc232455458 \h </w:instrText>
+              <w:instrText xml:space="preserve"> PAGEREF _Toc233743321 \h </w:instrText>
             </w:r>
             <w:r>
               <w:rPr>
@@ -183,10 +202,16 @@
               <w:tab w:val="right" w:leader="dot" w:pos="9350"/>
             </w:tabs>
             <w:rPr>
+              <w:rFonts w:asciiTheme="minorHAnsi" w:eastAsiaTheme="minorEastAsia" w:hAnsiTheme="minorHAnsi" w:cstheme="minorBidi"/>
               <w:noProof/>
+              <w:color w:val="auto"/>
+              <w:kern w:val="2"/>
+              <w:sz w:val="24"/>
+              <w:szCs w:val="24"/>
+              <w14:ligatures w14:val="standardContextual"/>
             </w:rPr>
           </w:pPr>
-          <w:hyperlink w:anchor="_Toc232455459" w:history="1">
+          <w:hyperlink w:anchor="_Toc233743322" w:history="1">
             <w:r>
               <w:rPr>
                 <w:rStyle w:val="Hyperlink"/>
@@ -210,7 +235,7 @@
               <w:rPr>
                 <w:noProof/>
               </w:rPr>
-              <w:instrText xml:space="preserve"> PAGEREF _Toc232455459 \h </w:instrText>
+              <w:instrText xml:space="preserve"> PAGEREF _Toc233743322 \h </w:instrText>
             </w:r>
             <w:r>
               <w:rPr>
@@ -244,10 +269,16 @@
               <w:tab w:val="right" w:leader="dot" w:pos="9350"/>
             </w:tabs>
             <w:rPr>
+              <w:rFonts w:asciiTheme="minorHAnsi" w:eastAsiaTheme="minorEastAsia" w:hAnsiTheme="minorHAnsi" w:cstheme="minorBidi"/>
               <w:noProof/>
+              <w:color w:val="auto"/>
+              <w:kern w:val="2"/>
+              <w:sz w:val="24"/>
+              <w:szCs w:val="24"/>
+              <w14:ligatures w14:val="standardContextual"/>
             </w:rPr>
           </w:pPr>
-          <w:hyperlink w:anchor="_Toc232455460" w:history="1">
+          <w:hyperlink w:anchor="_Toc233743323" w:history="1">
             <w:r>
               <w:rPr>
                 <w:rStyle w:val="Hyperlink"/>
@@ -271,7 +302,7 @@
               <w:rPr>
                 <w:noProof/>
               </w:rPr>
-              <w:instrText xml:space="preserve"> PAGEREF _Toc232455460 \h </w:instrText>
+              <w:instrText xml:space="preserve"> PAGEREF _Toc233743323 \h </w:instrText>
             </w:r>
             <w:r>
               <w:rPr>
@@ -305,10 +336,16 @@
               <w:tab w:val="right" w:leader="dot" w:pos="9350"/>
             </w:tabs>
             <w:rPr>
+              <w:rFonts w:asciiTheme="minorHAnsi" w:eastAsiaTheme="minorEastAsia" w:hAnsiTheme="minorHAnsi" w:cstheme="minorBidi"/>
               <w:noProof/>
+              <w:color w:val="auto"/>
+              <w:kern w:val="2"/>
+              <w:sz w:val="24"/>
+              <w:szCs w:val="24"/>
+              <w14:ligatures w14:val="standardContextual"/>
             </w:rPr>
           </w:pPr>
-          <w:hyperlink w:anchor="_Toc232455461" w:history="1">
+          <w:hyperlink w:anchor="_Toc233743324" w:history="1">
             <w:r>
               <w:rPr>
                 <w:rStyle w:val="Hyperlink"/>
@@ -332,7 +369,7 @@
               <w:rPr>
                 <w:noProof/>
               </w:rPr>
-              <w:instrText xml:space="preserve"> PAGEREF _Toc232455461 \h </w:instrText>
+              <w:instrText xml:space="preserve"> PAGEREF _Toc233743324 \h </w:instrText>
             </w:r>
             <w:r>
               <w:rPr>
@@ -349,7 +386,7 @@
               <w:rPr>
                 <w:noProof/>
               </w:rPr>
-              <w:t>5</w:t>
+              <w:t>6</w:t>
             </w:r>
             <w:r>
               <w:rPr>
@@ -366,10 +403,16 @@
               <w:tab w:val="right" w:leader="dot" w:pos="9350"/>
             </w:tabs>
             <w:rPr>
+              <w:rFonts w:asciiTheme="minorHAnsi" w:eastAsiaTheme="minorEastAsia" w:hAnsiTheme="minorHAnsi" w:cstheme="minorBidi"/>
               <w:noProof/>
+              <w:color w:val="auto"/>
+              <w:kern w:val="2"/>
+              <w:sz w:val="24"/>
+              <w:szCs w:val="24"/>
+              <w14:ligatures w14:val="standardContextual"/>
             </w:rPr>
           </w:pPr>
-          <w:hyperlink w:anchor="_Toc232455462" w:history="1">
+          <w:hyperlink w:anchor="_Toc233743325" w:history="1">
             <w:r>
               <w:rPr>
                 <w:rStyle w:val="Hyperlink"/>
@@ -393,7 +436,7 @@
               <w:rPr>
                 <w:noProof/>
               </w:rPr>
-              <w:instrText xml:space="preserve"> PAGEREF _Toc232455462 \h </w:instrText>
+              <w:instrText xml:space="preserve"> PAGEREF _Toc233743325 \h </w:instrText>
             </w:r>
             <w:r>
               <w:rPr>
@@ -427,10 +470,16 @@
               <w:tab w:val="right" w:leader="dot" w:pos="9350"/>
             </w:tabs>
             <w:rPr>
+              <w:rFonts w:asciiTheme="minorHAnsi" w:eastAsiaTheme="minorEastAsia" w:hAnsiTheme="minorHAnsi" w:cstheme="minorBidi"/>
               <w:noProof/>
+              <w:color w:val="auto"/>
+              <w:kern w:val="2"/>
+              <w:sz w:val="24"/>
+              <w:szCs w:val="24"/>
+              <w14:ligatures w14:val="standardContextual"/>
             </w:rPr>
           </w:pPr>
-          <w:hyperlink w:anchor="_Toc232455463" w:history="1">
+          <w:hyperlink w:anchor="_Toc233743326" w:history="1">
             <w:r>
               <w:rPr>
                 <w:rStyle w:val="Hyperlink"/>
@@ -454,7 +503,7 @@
               <w:rPr>
                 <w:noProof/>
               </w:rPr>
-              <w:instrText xml:space="preserve"> PAGEREF _Toc232455463 \h </w:instrText>
+              <w:instrText xml:space="preserve"> PAGEREF _Toc233743326 \h </w:instrText>
             </w:r>
             <w:r>
               <w:rPr>
@@ -488,10 +537,16 @@
               <w:tab w:val="right" w:leader="dot" w:pos="9350"/>
             </w:tabs>
             <w:rPr>
+              <w:rFonts w:asciiTheme="minorHAnsi" w:eastAsiaTheme="minorEastAsia" w:hAnsiTheme="minorHAnsi" w:cstheme="minorBidi"/>
               <w:noProof/>
+              <w:color w:val="auto"/>
+              <w:kern w:val="2"/>
+              <w:sz w:val="24"/>
+              <w:szCs w:val="24"/>
+              <w14:ligatures w14:val="standardContextual"/>
             </w:rPr>
           </w:pPr>
-          <w:hyperlink w:anchor="_Toc232455464" w:history="1">
+          <w:hyperlink w:anchor="_Toc233743327" w:history="1">
             <w:r>
               <w:rPr>
                 <w:rStyle w:val="Hyperlink"/>
@@ -515,7 +570,7 @@
               <w:rPr>
                 <w:noProof/>
               </w:rPr>
-              <w:instrText xml:space="preserve"> PAGEREF _Toc232455464 \h </w:instrText>
+              <w:instrText xml:space="preserve"> PAGEREF _Toc233743327 \h </w:instrText>
             </w:r>
             <w:r>
               <w:rPr>
@@ -532,7 +587,7 @@
               <w:rPr>
                 <w:noProof/>
               </w:rPr>
-              <w:t>9</w:t>
+              <w:t>8</w:t>
             </w:r>
             <w:r>
               <w:rPr>
@@ -549,10 +604,16 @@
               <w:tab w:val="right" w:leader="dot" w:pos="9350"/>
             </w:tabs>
             <w:rPr>
+              <w:rFonts w:asciiTheme="minorHAnsi" w:eastAsiaTheme="minorEastAsia" w:hAnsiTheme="minorHAnsi" w:cstheme="minorBidi"/>
               <w:noProof/>
+              <w:color w:val="auto"/>
+              <w:kern w:val="2"/>
+              <w:sz w:val="24"/>
+              <w:szCs w:val="24"/>
+              <w14:ligatures w14:val="standardContextual"/>
             </w:rPr>
           </w:pPr>
-          <w:hyperlink w:anchor="_Toc232455465" w:history="1">
+          <w:hyperlink w:anchor="_Toc233743328" w:history="1">
             <w:r>
               <w:rPr>
                 <w:rStyle w:val="Hyperlink"/>
@@ -576,7 +637,7 @@
               <w:rPr>
                 <w:noProof/>
               </w:rPr>
-              <w:instrText xml:space="preserve"> PAGEREF _Toc232455465 \h </w:instrText>
+              <w:instrText xml:space="preserve"> PAGEREF _Toc233743328 \h </w:instrText>
             </w:r>
             <w:r>
               <w:rPr>
@@ -610,10 +671,16 @@
               <w:tab w:val="right" w:leader="dot" w:pos="9350"/>
             </w:tabs>
             <w:rPr>
+              <w:rFonts w:asciiTheme="minorHAnsi" w:eastAsiaTheme="minorEastAsia" w:hAnsiTheme="minorHAnsi" w:cstheme="minorBidi"/>
               <w:noProof/>
+              <w:color w:val="auto"/>
+              <w:kern w:val="2"/>
+              <w:sz w:val="24"/>
+              <w:szCs w:val="24"/>
+              <w14:ligatures w14:val="standardContextual"/>
             </w:rPr>
           </w:pPr>
-          <w:hyperlink w:anchor="_Toc232455466" w:history="1">
+          <w:hyperlink w:anchor="_Toc233743329" w:history="1">
             <w:r>
               <w:rPr>
                 <w:rStyle w:val="Hyperlink"/>
@@ -637,7 +704,7 @@
               <w:rPr>
                 <w:noProof/>
               </w:rPr>
-              <w:instrText xml:space="preserve"> PAGEREF _Toc232455466 \h </w:instrText>
+              <w:instrText xml:space="preserve"> PAGEREF _Toc233743329 \h </w:instrText>
             </w:r>
             <w:r>
               <w:rPr>
@@ -671,16 +738,22 @@
               <w:tab w:val="right" w:leader="dot" w:pos="9350"/>
             </w:tabs>
             <w:rPr>
+              <w:rFonts w:asciiTheme="minorHAnsi" w:eastAsiaTheme="minorEastAsia" w:hAnsiTheme="minorHAnsi" w:cstheme="minorBidi"/>
               <w:noProof/>
+              <w:color w:val="auto"/>
+              <w:kern w:val="2"/>
+              <w:sz w:val="24"/>
+              <w:szCs w:val="24"/>
+              <w14:ligatures w14:val="standardContextual"/>
             </w:rPr>
           </w:pPr>
-          <w:hyperlink w:anchor="_Toc232455467" w:history="1">
+          <w:hyperlink w:anchor="_Toc233743330" w:history="1">
             <w:r>
               <w:rPr>
                 <w:rStyle w:val="Hyperlink"/>
                 <w:noProof/>
               </w:rPr>
-              <w:t>Deterministic Systems</w:t>
+              <w:t>Policies vs Standards</w:t>
             </w:r>
             <w:r>
               <w:rPr>
@@ -698,7 +771,7 @@
               <w:rPr>
                 <w:noProof/>
               </w:rPr>
-              <w:instrText xml:space="preserve"> PAGEREF _Toc232455467 \h </w:instrText>
+              <w:instrText xml:space="preserve"> PAGEREF _Toc233743330 \h </w:instrText>
             </w:r>
             <w:r>
               <w:rPr>
@@ -732,16 +805,22 @@
               <w:tab w:val="right" w:leader="dot" w:pos="9350"/>
             </w:tabs>
             <w:rPr>
+              <w:rFonts w:asciiTheme="minorHAnsi" w:eastAsiaTheme="minorEastAsia" w:hAnsiTheme="minorHAnsi" w:cstheme="minorBidi"/>
               <w:noProof/>
+              <w:color w:val="auto"/>
+              <w:kern w:val="2"/>
+              <w:sz w:val="24"/>
+              <w:szCs w:val="24"/>
+              <w14:ligatures w14:val="standardContextual"/>
             </w:rPr>
           </w:pPr>
-          <w:hyperlink w:anchor="_Toc232455468" w:history="1">
+          <w:hyperlink w:anchor="_Toc233743331" w:history="1">
             <w:r>
               <w:rPr>
                 <w:rStyle w:val="Hyperlink"/>
                 <w:noProof/>
               </w:rPr>
-              <w:t>Runtime</w:t>
+              <w:t>Docs</w:t>
             </w:r>
             <w:r>
               <w:rPr>
@@ -759,7 +838,7 @@
               <w:rPr>
                 <w:noProof/>
               </w:rPr>
-              <w:instrText xml:space="preserve"> PAGEREF _Toc232455468 \h </w:instrText>
+              <w:instrText xml:space="preserve"> PAGEREF _Toc233743331 \h </w:instrText>
             </w:r>
             <w:r>
               <w:rPr>
@@ -793,15 +872,155 @@
               <w:tab w:val="right" w:leader="dot" w:pos="9350"/>
             </w:tabs>
             <w:rPr>
+              <w:rFonts w:asciiTheme="minorHAnsi" w:eastAsiaTheme="minorEastAsia" w:hAnsiTheme="minorHAnsi" w:cstheme="minorBidi"/>
               <w:noProof/>
+              <w:color w:val="auto"/>
+              <w:kern w:val="2"/>
+              <w:sz w:val="24"/>
+              <w:szCs w:val="24"/>
+              <w14:ligatures w14:val="standardContextual"/>
             </w:rPr>
           </w:pPr>
-          <w:hyperlink w:anchor="_Toc232455469" w:history="1">
+          <w:hyperlink w:anchor="_Toc233743332" w:history="1">
             <w:r>
               <w:rPr>
                 <w:rStyle w:val="Hyperlink"/>
                 <w:noProof/>
               </w:rPr>
+              <w:t>Deterministic Systems</w:t>
+            </w:r>
+            <w:r>
+              <w:rPr>
+                <w:noProof/>
+              </w:rPr>
+              <w:tab/>
+            </w:r>
+            <w:r>
+              <w:rPr>
+                <w:noProof/>
+              </w:rPr>
+              <w:fldChar w:fldCharType="begin"/>
+            </w:r>
+            <w:r>
+              <w:rPr>
+                <w:noProof/>
+              </w:rPr>
+              <w:instrText xml:space="preserve"> PAGEREF _Toc233743332 \h </w:instrText>
+            </w:r>
+            <w:r>
+              <w:rPr>
+                <w:noProof/>
+              </w:rPr>
+            </w:r>
+            <w:r>
+              <w:rPr>
+                <w:noProof/>
+              </w:rPr>
+              <w:fldChar w:fldCharType="separate"/>
+            </w:r>
+            <w:r>
+              <w:rPr>
+                <w:noProof/>
+              </w:rPr>
+              <w:t>14</w:t>
+            </w:r>
+            <w:r>
+              <w:rPr>
+                <w:noProof/>
+              </w:rPr>
+              <w:fldChar w:fldCharType="end"/>
+            </w:r>
+          </w:hyperlink>
+        </w:p>
+        <w:p>
+          <w:pPr>
+            <w:pStyle w:val="TOC2"/>
+            <w:tabs>
+              <w:tab w:val="right" w:leader="dot" w:pos="9350"/>
+            </w:tabs>
+            <w:rPr>
+              <w:rFonts w:asciiTheme="minorHAnsi" w:eastAsiaTheme="minorEastAsia" w:hAnsiTheme="minorHAnsi" w:cstheme="minorBidi"/>
+              <w:noProof/>
+              <w:color w:val="auto"/>
+              <w:kern w:val="2"/>
+              <w:sz w:val="24"/>
+              <w:szCs w:val="24"/>
+              <w14:ligatures w14:val="standardContextual"/>
+            </w:rPr>
+          </w:pPr>
+          <w:hyperlink w:anchor="_Toc233743333" w:history="1">
+            <w:r>
+              <w:rPr>
+                <w:rStyle w:val="Hyperlink"/>
+                <w:noProof/>
+              </w:rPr>
+              <w:t>Runtime</w:t>
+            </w:r>
+            <w:r>
+              <w:rPr>
+                <w:noProof/>
+              </w:rPr>
+              <w:tab/>
+            </w:r>
+            <w:r>
+              <w:rPr>
+                <w:noProof/>
+              </w:rPr>
+              <w:fldChar w:fldCharType="begin"/>
+            </w:r>
+            <w:r>
+              <w:rPr>
+                <w:noProof/>
+              </w:rPr>
+              <w:instrText xml:space="preserve"> PAGEREF _Toc233743333 \h </w:instrText>
+            </w:r>
+            <w:r>
+              <w:rPr>
+                <w:noProof/>
+              </w:rPr>
+            </w:r>
+            <w:r>
+              <w:rPr>
+                <w:noProof/>
+              </w:rPr>
+              <w:fldChar w:fldCharType="separate"/>
+            </w:r>
+            <w:r>
+              <w:rPr>
+                <w:noProof/>
+              </w:rPr>
+              <w:t>15</w:t>
+            </w:r>
+            <w:r>
+              <w:rPr>
+                <w:noProof/>
+              </w:rPr>
+              <w:fldChar w:fldCharType="end"/>
+            </w:r>
+          </w:hyperlink>
+        </w:p>
+        <w:p>
+          <w:pPr>
+            <w:pStyle w:val="TOC2"/>
+            <w:tabs>
+              <w:tab w:val="right" w:leader="dot" w:pos="9350"/>
+            </w:tabs>
+            <w:rPr>
+              <w:rFonts w:asciiTheme="minorHAnsi" w:eastAsiaTheme="minorEastAsia" w:hAnsiTheme="minorHAnsi" w:cstheme="minorBidi"/>
+              <w:noProof/>
+              <w:color w:val="auto"/>
+              <w:kern w:val="2"/>
+              <w:sz w:val="24"/>
+              <w:szCs w:val="24"/>
+              <w14:ligatures w14:val="standardContextual"/>
+            </w:rPr>
+          </w:pPr>
+          <w:hyperlink w:anchor="_Toc233743334" w:history="1">
+            <w:r>
+              <w:rPr>
+                <w:rStyle w:val="Hyperlink"/>
+                <w:noProof/>
+              </w:rPr>
               <w:t>1.3 Tool Comparison</w:t>
             </w:r>
             <w:r>
@@ -820,7 +1039,7 @@
               <w:rPr>
                 <w:noProof/>
               </w:rPr>
-              <w:instrText xml:space="preserve"> PAGEREF _Toc232455469 \h </w:instrText>
+              <w:instrText xml:space="preserve"> PAGEREF _Toc233743334 \h </w:instrText>
             </w:r>
             <w:r>
               <w:rPr>
@@ -837,7 +1056,7 @@
               <w:rPr>
                 <w:noProof/>
               </w:rPr>
-              <w:t>13</w:t>
+              <w:t>16</w:t>
             </w:r>
             <w:r>
               <w:rPr>
@@ -854,10 +1073,16 @@
               <w:tab w:val="right" w:leader="dot" w:pos="9350"/>
             </w:tabs>
             <w:rPr>
+              <w:rFonts w:asciiTheme="minorHAnsi" w:eastAsiaTheme="minorEastAsia" w:hAnsiTheme="minorHAnsi" w:cstheme="minorBidi"/>
               <w:noProof/>
+              <w:color w:val="auto"/>
+              <w:kern w:val="2"/>
+              <w:sz w:val="24"/>
+              <w:szCs w:val="24"/>
+              <w14:ligatures w14:val="standardContextual"/>
             </w:rPr>
           </w:pPr>
-          <w:hyperlink w:anchor="_Toc232455470" w:history="1">
+          <w:hyperlink w:anchor="_Toc233743335" w:history="1">
             <w:r>
               <w:rPr>
                 <w:rStyle w:val="Hyperlink"/>
@@ -881,7 +1106,7 @@
               <w:rPr>
                 <w:noProof/>
               </w:rPr>
-              <w:instrText xml:space="preserve"> PAGEREF _Toc232455470 \h </w:instrText>
+              <w:instrText xml:space="preserve"> PAGEREF _Toc233743335 \h </w:instrText>
             </w:r>
             <w:r>
               <w:rPr>
@@ -898,7 +1123,7 @@
               <w:rPr>
                 <w:noProof/>
               </w:rPr>
-              <w:t>15</w:t>
+              <w:t>18</w:t>
             </w:r>
             <w:r>
               <w:rPr>
@@ -915,10 +1140,16 @@
               <w:tab w:val="right" w:leader="dot" w:pos="9350"/>
             </w:tabs>
             <w:rPr>
+              <w:rFonts w:asciiTheme="minorHAnsi" w:eastAsiaTheme="minorEastAsia" w:hAnsiTheme="minorHAnsi" w:cstheme="minorBidi"/>
               <w:noProof/>
+              <w:color w:val="auto"/>
+              <w:kern w:val="2"/>
+              <w:sz w:val="24"/>
+              <w:szCs w:val="24"/>
+              <w14:ligatures w14:val="standardContextual"/>
             </w:rPr>
           </w:pPr>
-          <w:hyperlink w:anchor="_Toc232455471" w:history="1">
+          <w:hyperlink w:anchor="_Toc233743336" w:history="1">
             <w:r>
               <w:rPr>
                 <w:rStyle w:val="Hyperlink"/>
@@ -942,7 +1173,7 @@
               <w:rPr>
                 <w:noProof/>
               </w:rPr>
-              <w:instrText xml:space="preserve"> PAGEREF _Toc232455471 \h </w:instrText>
+              <w:instrText xml:space="preserve"> PAGEREF _Toc233743336 \h </w:instrText>
             </w:r>
             <w:r>
               <w:rPr>
@@ -959,7 +1190,7 @@
               <w:rPr>
                 <w:noProof/>
               </w:rPr>
-              <w:t>15</w:t>
+              <w:t>18</w:t>
             </w:r>
             <w:r>
               <w:rPr>
@@ -976,10 +1207,16 @@
               <w:tab w:val="right" w:leader="dot" w:pos="9350"/>
             </w:tabs>
             <w:rPr>
+              <w:rFonts w:asciiTheme="minorHAnsi" w:eastAsiaTheme="minorEastAsia" w:hAnsiTheme="minorHAnsi" w:cstheme="minorBidi"/>
               <w:noProof/>
+              <w:color w:val="auto"/>
+              <w:kern w:val="2"/>
+              <w:sz w:val="24"/>
+              <w:szCs w:val="24"/>
+              <w14:ligatures w14:val="standardContextual"/>
             </w:rPr>
           </w:pPr>
-          <w:hyperlink w:anchor="_Toc232455472" w:history="1">
+          <w:hyperlink w:anchor="_Toc233743337" w:history="1">
             <w:r>
               <w:rPr>
                 <w:rStyle w:val="Hyperlink"/>
@@ -1003,7 +1240,7 @@
               <w:rPr>
                 <w:noProof/>
               </w:rPr>
-              <w:instrText xml:space="preserve"> PAGEREF _Toc232455472 \h </w:instrText>
+              <w:instrText xml:space="preserve"> PAGEREF _Toc233743337 \h </w:instrText>
             </w:r>
             <w:r>
               <w:rPr>
@@ -1020,7 +1257,7 @@
               <w:rPr>
                 <w:noProof/>
               </w:rPr>
-              <w:t>15</w:t>
+              <w:t>18</w:t>
             </w:r>
             <w:r>
               <w:rPr>
@@ -1037,10 +1274,16 @@
               <w:tab w:val="right" w:leader="dot" w:pos="9350"/>
             </w:tabs>
             <w:rPr>
+              <w:rFonts w:asciiTheme="minorHAnsi" w:eastAsiaTheme="minorEastAsia" w:hAnsiTheme="minorHAnsi" w:cstheme="minorBidi"/>
               <w:noProof/>
+              <w:color w:val="auto"/>
+              <w:kern w:val="2"/>
+              <w:sz w:val="24"/>
+              <w:szCs w:val="24"/>
+              <w14:ligatures w14:val="standardContextual"/>
             </w:rPr>
           </w:pPr>
-          <w:hyperlink w:anchor="_Toc232455473" w:history="1">
+          <w:hyperlink w:anchor="_Toc233743338" w:history="1">
             <w:r>
               <w:rPr>
                 <w:rStyle w:val="Hyperlink"/>
@@ -1064,7 +1307,7 @@
               <w:rPr>
                 <w:noProof/>
               </w:rPr>
-              <w:instrText xml:space="preserve"> PAGEREF _Toc232455473 \h </w:instrText>
+              <w:instrText xml:space="preserve"> PAGEREF _Toc233743338 \h </w:instrText>
             </w:r>
             <w:r>
               <w:rPr>
@@ -1081,7 +1324,7 @@
               <w:rPr>
                 <w:noProof/>
               </w:rPr>
-              <w:t>15</w:t>
+              <w:t>18</w:t>
             </w:r>
             <w:r>
               <w:rPr>
@@ -1098,10 +1341,16 @@
               <w:tab w:val="right" w:leader="dot" w:pos="9350"/>
             </w:tabs>
             <w:rPr>
+              <w:rFonts w:asciiTheme="minorHAnsi" w:eastAsiaTheme="minorEastAsia" w:hAnsiTheme="minorHAnsi" w:cstheme="minorBidi"/>
               <w:noProof/>
+              <w:color w:val="auto"/>
+              <w:kern w:val="2"/>
+              <w:sz w:val="24"/>
+              <w:szCs w:val="24"/>
+              <w14:ligatures w14:val="standardContextual"/>
             </w:rPr>
           </w:pPr>
-          <w:hyperlink w:anchor="_Toc232455474" w:history="1">
+          <w:hyperlink w:anchor="_Toc233743339" w:history="1">
             <w:r>
               <w:rPr>
                 <w:rStyle w:val="Hyperlink"/>
@@ -1125,7 +1374,7 @@
               <w:rPr>
                 <w:noProof/>
               </w:rPr>
-              <w:instrText xml:space="preserve"> PAGEREF _Toc232455474 \h </w:instrText>
+              <w:instrText xml:space="preserve"> PAGEREF _Toc233743339 \h </w:instrText>
             </w:r>
             <w:r>
               <w:rPr>
@@ -1142,7 +1391,7 @@
               <w:rPr>
                 <w:noProof/>
               </w:rPr>
-              <w:t>15</w:t>
+              <w:t>19</w:t>
             </w:r>
             <w:r>
               <w:rPr>
@@ -1159,10 +1408,16 @@
               <w:tab w:val="right" w:leader="dot" w:pos="9350"/>
             </w:tabs>
             <w:rPr>
+              <w:rFonts w:asciiTheme="minorHAnsi" w:eastAsiaTheme="minorEastAsia" w:hAnsiTheme="minorHAnsi" w:cstheme="minorBidi"/>
               <w:noProof/>
+              <w:color w:val="auto"/>
+              <w:kern w:val="2"/>
+              <w:sz w:val="24"/>
+              <w:szCs w:val="24"/>
+              <w14:ligatures w14:val="standardContextual"/>
             </w:rPr>
           </w:pPr>
-          <w:hyperlink w:anchor="_Toc232455475" w:history="1">
+          <w:hyperlink w:anchor="_Toc233743340" w:history="1">
             <w:r>
               <w:rPr>
                 <w:rStyle w:val="Hyperlink"/>
@@ -1186,7 +1441,7 @@
               <w:rPr>
                 <w:noProof/>
               </w:rPr>
-              <w:instrText xml:space="preserve"> PAGEREF _Toc232455475 \h </w:instrText>
+              <w:instrText xml:space="preserve"> PAGEREF _Toc233743340 \h </w:instrText>
             </w:r>
             <w:r>
               <w:rPr>
@@ -1203,7 +1458,7 @@
               <w:rPr>
                 <w:noProof/>
               </w:rPr>
-              <w:t>15</w:t>
+              <w:t>19</w:t>
             </w:r>
             <w:r>
               <w:rPr>
@@ -1220,10 +1475,16 @@
               <w:tab w:val="right" w:leader="dot" w:pos="9350"/>
             </w:tabs>
             <w:rPr>
+              <w:rFonts w:asciiTheme="minorHAnsi" w:eastAsiaTheme="minorEastAsia" w:hAnsiTheme="minorHAnsi" w:cstheme="minorBidi"/>
               <w:noProof/>
+              <w:color w:val="auto"/>
+              <w:kern w:val="2"/>
+              <w:sz w:val="24"/>
+              <w:szCs w:val="24"/>
+              <w14:ligatures w14:val="standardContextual"/>
             </w:rPr>
           </w:pPr>
-          <w:hyperlink w:anchor="_Toc232455476" w:history="1">
+          <w:hyperlink w:anchor="_Toc233743341" w:history="1">
             <w:r>
               <w:rPr>
                 <w:rStyle w:val="Hyperlink"/>
@@ -1247,7 +1508,7 @@
               <w:rPr>
                 <w:noProof/>
               </w:rPr>
-              <w:instrText xml:space="preserve"> PAGEREF _Toc232455476 \h </w:instrText>
+              <w:instrText xml:space="preserve"> PAGEREF _Toc233743341 \h </w:instrText>
             </w:r>
             <w:r>
               <w:rPr>
@@ -1264,7 +1525,7 @@
               <w:rPr>
                 <w:noProof/>
               </w:rPr>
-              <w:t>15</w:t>
+              <w:t>20</w:t>
             </w:r>
             <w:r>
               <w:rPr>
@@ -1281,10 +1542,16 @@
               <w:tab w:val="right" w:leader="dot" w:pos="9350"/>
             </w:tabs>
             <w:rPr>
+              <w:rFonts w:asciiTheme="minorHAnsi" w:eastAsiaTheme="minorEastAsia" w:hAnsiTheme="minorHAnsi" w:cstheme="minorBidi"/>
               <w:noProof/>
+              <w:color w:val="auto"/>
+              <w:kern w:val="2"/>
+              <w:sz w:val="24"/>
+              <w:szCs w:val="24"/>
+              <w14:ligatures w14:val="standardContextual"/>
             </w:rPr>
           </w:pPr>
-          <w:hyperlink w:anchor="_Toc232455477" w:history="1">
+          <w:hyperlink w:anchor="_Toc233743342" w:history="1">
             <w:r>
               <w:rPr>
                 <w:rStyle w:val="Hyperlink"/>
@@ -1308,7 +1575,7 @@
               <w:rPr>
                 <w:noProof/>
               </w:rPr>
-              <w:instrText xml:space="preserve"> PAGEREF _Toc232455477 \h </w:instrText>
+              <w:instrText xml:space="preserve"> PAGEREF _Toc233743342 \h </w:instrText>
             </w:r>
             <w:r>
               <w:rPr>
@@ -1325,7 +1592,7 @@
               <w:rPr>
                 <w:noProof/>
               </w:rPr>
-              <w:t>16</w:t>
+              <w:t>22</w:t>
             </w:r>
             <w:r>
               <w:rPr>
@@ -1342,10 +1609,16 @@
               <w:tab w:val="right" w:leader="dot" w:pos="9350"/>
             </w:tabs>
             <w:rPr>
+              <w:rFonts w:asciiTheme="minorHAnsi" w:eastAsiaTheme="minorEastAsia" w:hAnsiTheme="minorHAnsi" w:cstheme="minorBidi"/>
               <w:noProof/>
+              <w:color w:val="auto"/>
+              <w:kern w:val="2"/>
+              <w:sz w:val="24"/>
+              <w:szCs w:val="24"/>
+              <w14:ligatures w14:val="standardContextual"/>
             </w:rPr>
           </w:pPr>
-          <w:hyperlink w:anchor="_Toc232455478" w:history="1">
+          <w:hyperlink w:anchor="_Toc233743343" w:history="1">
             <w:r>
               <w:rPr>
                 <w:rStyle w:val="Hyperlink"/>
@@ -1369,7 +1642,7 @@
               <w:rPr>
                 <w:noProof/>
               </w:rPr>
-              <w:instrText xml:space="preserve"> PAGEREF _Toc232455478 \h </w:instrText>
+              <w:instrText xml:space="preserve"> PAGEREF _Toc233743343 \h </w:instrText>
             </w:r>
             <w:r>
               <w:rPr>
@@ -1386,7 +1659,7 @@
               <w:rPr>
                 <w:noProof/>
               </w:rPr>
-              <w:t>16</w:t>
+              <w:t>22</w:t>
             </w:r>
             <w:r>
               <w:rPr>
@@ -1403,10 +1676,16 @@
               <w:tab w:val="right" w:leader="dot" w:pos="9350"/>
             </w:tabs>
             <w:rPr>
+              <w:rFonts w:asciiTheme="minorHAnsi" w:eastAsiaTheme="minorEastAsia" w:hAnsiTheme="minorHAnsi" w:cstheme="minorBidi"/>
               <w:noProof/>
+              <w:color w:val="auto"/>
+              <w:kern w:val="2"/>
+              <w:sz w:val="24"/>
+              <w:szCs w:val="24"/>
+              <w14:ligatures w14:val="standardContextual"/>
             </w:rPr>
           </w:pPr>
-          <w:hyperlink w:anchor="_Toc232455479" w:history="1">
+          <w:hyperlink w:anchor="_Toc233743344" w:history="1">
             <w:r>
               <w:rPr>
                 <w:rStyle w:val="Hyperlink"/>
@@ -1430,7 +1709,7 @@
               <w:rPr>
                 <w:noProof/>
               </w:rPr>
-              <w:instrText xml:space="preserve"> PAGEREF _Toc232455479 \h </w:instrText>
+              <w:instrText xml:space="preserve"> PAGEREF _Toc233743344 \h </w:instrText>
             </w:r>
             <w:r>
               <w:rPr>
@@ -1447,7 +1726,7 @@
               <w:rPr>
                 <w:noProof/>
               </w:rPr>
-              <w:t>16</w:t>
+              <w:t>22</w:t>
             </w:r>
             <w:r>
               <w:rPr>
@@ -1464,10 +1743,16 @@
               <w:tab w:val="right" w:leader="dot" w:pos="9350"/>
             </w:tabs>
             <w:rPr>
+              <w:rFonts w:asciiTheme="minorHAnsi" w:eastAsiaTheme="minorEastAsia" w:hAnsiTheme="minorHAnsi" w:cstheme="minorBidi"/>
               <w:noProof/>
+              <w:color w:val="auto"/>
+              <w:kern w:val="2"/>
+              <w:sz w:val="24"/>
+              <w:szCs w:val="24"/>
+              <w14:ligatures w14:val="standardContextual"/>
             </w:rPr>
           </w:pPr>
-          <w:hyperlink w:anchor="_Toc232455480" w:history="1">
+          <w:hyperlink w:anchor="_Toc233743345" w:history="1">
             <w:r>
               <w:rPr>
                 <w:rStyle w:val="Hyperlink"/>
@@ -1491,7 +1776,7 @@
               <w:rPr>
                 <w:noProof/>
               </w:rPr>
-              <w:instrText xml:space="preserve"> PAGEREF _Toc232455480 \h </w:instrText>
+              <w:instrText xml:space="preserve"> PAGEREF _Toc233743345 \h </w:instrText>
             </w:r>
             <w:r>
               <w:rPr>
@@ -1508,7 +1793,7 @@
               <w:rPr>
                 <w:noProof/>
               </w:rPr>
-              <w:t>16</w:t>
+              <w:t>23</w:t>
             </w:r>
             <w:r>
               <w:rPr>
@@ -1525,10 +1810,16 @@
               <w:tab w:val="right" w:leader="dot" w:pos="9350"/>
             </w:tabs>
             <w:rPr>
+              <w:rFonts w:asciiTheme="minorHAnsi" w:eastAsiaTheme="minorEastAsia" w:hAnsiTheme="minorHAnsi" w:cstheme="minorBidi"/>
               <w:noProof/>
+              <w:color w:val="auto"/>
+              <w:kern w:val="2"/>
+              <w:sz w:val="24"/>
+              <w:szCs w:val="24"/>
+              <w14:ligatures w14:val="standardContextual"/>
             </w:rPr>
           </w:pPr>
-          <w:hyperlink w:anchor="_Toc232455481" w:history="1">
+          <w:hyperlink w:anchor="_Toc233743346" w:history="1">
             <w:r>
               <w:rPr>
                 <w:rStyle w:val="Hyperlink"/>
@@ -1552,7 +1843,7 @@
               <w:rPr>
                 <w:noProof/>
               </w:rPr>
-              <w:instrText xml:space="preserve"> PAGEREF _Toc232455481 \h </w:instrText>
+              <w:instrText xml:space="preserve"> PAGEREF _Toc233743346 \h </w:instrText>
             </w:r>
             <w:r>
               <w:rPr>
@@ -1569,7 +1860,7 @@
               <w:rPr>
                 <w:noProof/>
               </w:rPr>
-              <w:t>16</w:t>
+              <w:t>24</w:t>
             </w:r>
             <w:r>
               <w:rPr>
@@ -1586,10 +1877,16 @@
               <w:tab w:val="right" w:leader="dot" w:pos="9350"/>
             </w:tabs>
             <w:rPr>
+              <w:rFonts w:asciiTheme="minorHAnsi" w:eastAsiaTheme="minorEastAsia" w:hAnsiTheme="minorHAnsi" w:cstheme="minorBidi"/>
               <w:noProof/>
+              <w:color w:val="auto"/>
+              <w:kern w:val="2"/>
+              <w:sz w:val="24"/>
+              <w:szCs w:val="24"/>
+              <w14:ligatures w14:val="standardContextual"/>
             </w:rPr>
           </w:pPr>
-          <w:hyperlink w:anchor="_Toc232455482" w:history="1">
+          <w:hyperlink w:anchor="_Toc233743347" w:history="1">
             <w:r>
               <w:rPr>
                 <w:rStyle w:val="Hyperlink"/>
@@ -1613,7 +1910,7 @@
               <w:rPr>
                 <w:noProof/>
               </w:rPr>
-              <w:instrText xml:space="preserve"> PAGEREF _Toc232455482 \h </w:instrText>
+              <w:instrText xml:space="preserve"> PAGEREF _Toc233743347 \h </w:instrText>
             </w:r>
             <w:r>
               <w:rPr>
@@ -1630,7 +1927,7 @@
               <w:rPr>
                 <w:noProof/>
               </w:rPr>
-              <w:t>16</w:t>
+              <w:t>24</w:t>
             </w:r>
             <w:r>
               <w:rPr>
@@ -1647,10 +1944,16 @@
               <w:tab w:val="right" w:leader="dot" w:pos="9350"/>
             </w:tabs>
             <w:rPr>
+              <w:rFonts w:asciiTheme="minorHAnsi" w:eastAsiaTheme="minorEastAsia" w:hAnsiTheme="minorHAnsi" w:cstheme="minorBidi"/>
               <w:noProof/>
+              <w:color w:val="auto"/>
+              <w:kern w:val="2"/>
+              <w:sz w:val="24"/>
+              <w:szCs w:val="24"/>
+              <w14:ligatures w14:val="standardContextual"/>
             </w:rPr>
           </w:pPr>
-          <w:hyperlink w:anchor="_Toc232455483" w:history="1">
+          <w:hyperlink w:anchor="_Toc233743348" w:history="1">
             <w:r>
               <w:rPr>
                 <w:rStyle w:val="Hyperlink"/>
@@ -1674,7 +1977,7 @@
               <w:rPr>
                 <w:noProof/>
               </w:rPr>
-              <w:instrText xml:space="preserve"> PAGEREF _Toc232455483 \h </w:instrText>
+              <w:instrText xml:space="preserve"> PAGEREF _Toc233743348 \h </w:instrText>
             </w:r>
             <w:r>
               <w:rPr>
@@ -1691,7 +1994,7 @@
               <w:rPr>
                 <w:noProof/>
               </w:rPr>
-              <w:t>16</w:t>
+              <w:t>25</w:t>
             </w:r>
             <w:r>
               <w:rPr>
@@ -1708,10 +2011,16 @@
               <w:tab w:val="right" w:leader="dot" w:pos="9350"/>
             </w:tabs>
             <w:rPr>
+              <w:rFonts w:asciiTheme="minorHAnsi" w:eastAsiaTheme="minorEastAsia" w:hAnsiTheme="minorHAnsi" w:cstheme="minorBidi"/>
               <w:noProof/>
+              <w:color w:val="auto"/>
+              <w:kern w:val="2"/>
+              <w:sz w:val="24"/>
+              <w:szCs w:val="24"/>
+              <w14:ligatures w14:val="standardContextual"/>
             </w:rPr>
           </w:pPr>
-          <w:hyperlink w:anchor="_Toc232455484" w:history="1">
+          <w:hyperlink w:anchor="_Toc233743349" w:history="1">
             <w:r>
               <w:rPr>
                 <w:rStyle w:val="Hyperlink"/>
@@ -1735,7 +2044,7 @@
               <w:rPr>
                 <w:noProof/>
               </w:rPr>
-              <w:instrText xml:space="preserve"> PAGEREF _Toc232455484 \h </w:instrText>
+              <w:instrText xml:space="preserve"> PAGEREF _Toc233743349 \h </w:instrText>
             </w:r>
             <w:r>
               <w:rPr>
@@ -1752,7 +2061,7 @@
               <w:rPr>
                 <w:noProof/>
               </w:rPr>
-              <w:t>17</w:t>
+              <w:t>26</w:t>
             </w:r>
             <w:r>
               <w:rPr>
@@ -1769,10 +2078,16 @@
               <w:tab w:val="right" w:leader="dot" w:pos="9350"/>
             </w:tabs>
             <w:rPr>
+              <w:rFonts w:asciiTheme="minorHAnsi" w:eastAsiaTheme="minorEastAsia" w:hAnsiTheme="minorHAnsi" w:cstheme="minorBidi"/>
               <w:noProof/>
+              <w:color w:val="auto"/>
+              <w:kern w:val="2"/>
+              <w:sz w:val="24"/>
+              <w:szCs w:val="24"/>
+              <w14:ligatures w14:val="standardContextual"/>
             </w:rPr>
           </w:pPr>
-          <w:hyperlink w:anchor="_Toc232455485" w:history="1">
+          <w:hyperlink w:anchor="_Toc233743350" w:history="1">
             <w:r>
               <w:rPr>
                 <w:rStyle w:val="Hyperlink"/>
@@ -1796,7 +2111,7 @@
               <w:rPr>
                 <w:noProof/>
               </w:rPr>
-              <w:instrText xml:space="preserve"> PAGEREF _Toc232455485 \h </w:instrText>
+              <w:instrText xml:space="preserve"> PAGEREF _Toc233743350 \h </w:instrText>
             </w:r>
             <w:r>
               <w:rPr>
@@ -1813,7 +2128,7 @@
               <w:rPr>
                 <w:noProof/>
               </w:rPr>
-              <w:t>17</w:t>
+              <w:t>26</w:t>
             </w:r>
             <w:r>
               <w:rPr>
@@ -1830,10 +2145,16 @@
               <w:tab w:val="right" w:leader="dot" w:pos="9350"/>
             </w:tabs>
             <w:rPr>
+              <w:rFonts w:asciiTheme="minorHAnsi" w:eastAsiaTheme="minorEastAsia" w:hAnsiTheme="minorHAnsi" w:cstheme="minorBidi"/>
               <w:noProof/>
+              <w:color w:val="auto"/>
+              <w:kern w:val="2"/>
+              <w:sz w:val="24"/>
+              <w:szCs w:val="24"/>
+              <w14:ligatures w14:val="standardContextual"/>
             </w:rPr>
           </w:pPr>
-          <w:hyperlink w:anchor="_Toc232455486" w:history="1">
+          <w:hyperlink w:anchor="_Toc233743351" w:history="1">
             <w:r>
               <w:rPr>
                 <w:rStyle w:val="Hyperlink"/>
@@ -1857,7 +2178,7 @@
               <w:rPr>
                 <w:noProof/>
               </w:rPr>
-              <w:instrText xml:space="preserve"> PAGEREF _Toc232455486 \h </w:instrText>
+              <w:instrText xml:space="preserve"> PAGEREF _Toc233743351 \h </w:instrText>
             </w:r>
             <w:r>
               <w:rPr>
@@ -1874,7 +2195,7 @@
               <w:rPr>
                 <w:noProof/>
               </w:rPr>
-              <w:t>17</w:t>
+              <w:t>26</w:t>
             </w:r>
             <w:r>
               <w:rPr>
@@ -1891,10 +2212,16 @@
               <w:tab w:val="right" w:leader="dot" w:pos="9350"/>
             </w:tabs>
             <w:rPr>
+              <w:rFonts w:asciiTheme="minorHAnsi" w:eastAsiaTheme="minorEastAsia" w:hAnsiTheme="minorHAnsi" w:cstheme="minorBidi"/>
               <w:noProof/>
+              <w:color w:val="auto"/>
+              <w:kern w:val="2"/>
+              <w:sz w:val="24"/>
+              <w:szCs w:val="24"/>
+              <w14:ligatures w14:val="standardContextual"/>
             </w:rPr>
           </w:pPr>
-          <w:hyperlink w:anchor="_Toc232455487" w:history="1">
+          <w:hyperlink w:anchor="_Toc233743352" w:history="1">
             <w:r>
               <w:rPr>
                 <w:rStyle w:val="Hyperlink"/>
@@ -1918,7 +2245,7 @@
               <w:rPr>
                 <w:noProof/>
               </w:rPr>
-              <w:instrText xml:space="preserve"> PAGEREF _Toc232455487 \h </w:instrText>
+              <w:instrText xml:space="preserve"> PAGEREF _Toc233743352 \h </w:instrText>
             </w:r>
             <w:r>
               <w:rPr>
@@ -1935,7 +2262,7 @@
               <w:rPr>
                 <w:noProof/>
               </w:rPr>
-              <w:t>17</w:t>
+              <w:t>26</w:t>
             </w:r>
             <w:r>
               <w:rPr>
@@ -1952,10 +2279,16 @@
               <w:tab w:val="right" w:leader="dot" w:pos="9350"/>
             </w:tabs>
             <w:rPr>
+              <w:rFonts w:asciiTheme="minorHAnsi" w:eastAsiaTheme="minorEastAsia" w:hAnsiTheme="minorHAnsi" w:cstheme="minorBidi"/>
               <w:noProof/>
+              <w:color w:val="auto"/>
+              <w:kern w:val="2"/>
+              <w:sz w:val="24"/>
+              <w:szCs w:val="24"/>
+              <w14:ligatures w14:val="standardContextual"/>
             </w:rPr>
           </w:pPr>
-          <w:hyperlink w:anchor="_Toc232455488" w:history="1">
+          <w:hyperlink w:anchor="_Toc233743353" w:history="1">
             <w:r>
               <w:rPr>
                 <w:rStyle w:val="Hyperlink"/>
@@ -1979,7 +2312,7 @@
               <w:rPr>
                 <w:noProof/>
               </w:rPr>
-              <w:instrText xml:space="preserve"> PAGEREF _Toc232455488 \h </w:instrText>
+              <w:instrText xml:space="preserve"> PAGEREF _Toc233743353 \h </w:instrText>
             </w:r>
             <w:r>
               <w:rPr>
@@ -1996,7 +2329,7 @@
               <w:rPr>
                 <w:noProof/>
               </w:rPr>
-              <w:t>17</w:t>
+              <w:t>26</w:t>
             </w:r>
             <w:r>
               <w:rPr>
@@ -2013,10 +2346,16 @@
               <w:tab w:val="right" w:leader="dot" w:pos="9350"/>
             </w:tabs>
             <w:rPr>
+              <w:rFonts w:asciiTheme="minorHAnsi" w:eastAsiaTheme="minorEastAsia" w:hAnsiTheme="minorHAnsi" w:cstheme="minorBidi"/>
               <w:noProof/>
+              <w:color w:val="auto"/>
+              <w:kern w:val="2"/>
+              <w:sz w:val="24"/>
+              <w:szCs w:val="24"/>
+              <w14:ligatures w14:val="standardContextual"/>
             </w:rPr>
           </w:pPr>
-          <w:hyperlink w:anchor="_Toc232455489" w:history="1">
+          <w:hyperlink w:anchor="_Toc233743354" w:history="1">
             <w:r>
               <w:rPr>
                 <w:rStyle w:val="Hyperlink"/>
@@ -2040,7 +2379,7 @@
               <w:rPr>
                 <w:noProof/>
               </w:rPr>
-              <w:instrText xml:space="preserve"> PAGEREF _Toc232455489 \h </w:instrText>
+              <w:instrText xml:space="preserve"> PAGEREF _Toc233743354 \h </w:instrText>
             </w:r>
             <w:r>
               <w:rPr>
@@ -2057,7 +2396,7 @@
               <w:rPr>
                 <w:noProof/>
               </w:rPr>
-              <w:t>17</w:t>
+              <w:t>26</w:t>
             </w:r>
             <w:r>
               <w:rPr>
@@ -2074,10 +2413,16 @@
               <w:tab w:val="right" w:leader="dot" w:pos="9350"/>
             </w:tabs>
             <w:rPr>
+              <w:rFonts w:asciiTheme="minorHAnsi" w:eastAsiaTheme="minorEastAsia" w:hAnsiTheme="minorHAnsi" w:cstheme="minorBidi"/>
               <w:noProof/>
+              <w:color w:val="auto"/>
+              <w:kern w:val="2"/>
+              <w:sz w:val="24"/>
+              <w:szCs w:val="24"/>
+              <w14:ligatures w14:val="standardContextual"/>
             </w:rPr>
           </w:pPr>
-          <w:hyperlink w:anchor="_Toc232455490" w:history="1">
+          <w:hyperlink w:anchor="_Toc233743355" w:history="1">
             <w:r>
               <w:rPr>
                 <w:rStyle w:val="Hyperlink"/>
@@ -2101,7 +2446,7 @@
               <w:rPr>
                 <w:noProof/>
               </w:rPr>
-              <w:instrText xml:space="preserve"> PAGEREF _Toc232455490 \h </w:instrText>
+              <w:instrText xml:space="preserve"> PAGEREF _Toc233743355 \h </w:instrText>
             </w:r>
             <w:r>
               <w:rPr>
@@ -2118,7 +2463,7 @@
               <w:rPr>
                 <w:noProof/>
               </w:rPr>
-              <w:t>17</w:t>
+              <w:t>26</w:t>
             </w:r>
             <w:r>
               <w:rPr>
@@ -2135,10 +2480,16 @@
               <w:tab w:val="right" w:leader="dot" w:pos="9350"/>
             </w:tabs>
             <w:rPr>
+              <w:rFonts w:asciiTheme="minorHAnsi" w:eastAsiaTheme="minorEastAsia" w:hAnsiTheme="minorHAnsi" w:cstheme="minorBidi"/>
               <w:noProof/>
+              <w:color w:val="auto"/>
+              <w:kern w:val="2"/>
+              <w:sz w:val="24"/>
+              <w:szCs w:val="24"/>
+              <w14:ligatures w14:val="standardContextual"/>
             </w:rPr>
           </w:pPr>
-          <w:hyperlink w:anchor="_Toc232455491" w:history="1">
+          <w:hyperlink w:anchor="_Toc233743356" w:history="1">
             <w:r>
               <w:rPr>
                 <w:rStyle w:val="Hyperlink"/>
@@ -2162,7 +2513,7 @@
               <w:rPr>
                 <w:noProof/>
               </w:rPr>
-              <w:instrText xml:space="preserve"> PAGEREF _Toc232455491 \h </w:instrText>
+              <w:instrText xml:space="preserve"> PAGEREF _Toc233743356 \h </w:instrText>
             </w:r>
             <w:r>
               <w:rPr>
@@ -2179,7 +2530,7 @@
               <w:rPr>
                 <w:noProof/>
               </w:rPr>
-              <w:t>17</w:t>
+              <w:t>26</w:t>
             </w:r>
             <w:r>
               <w:rPr>
@@ -2196,10 +2547,16 @@
               <w:tab w:val="right" w:leader="dot" w:pos="9350"/>
             </w:tabs>
             <w:rPr>
+              <w:rFonts w:asciiTheme="minorHAnsi" w:eastAsiaTheme="minorEastAsia" w:hAnsiTheme="minorHAnsi" w:cstheme="minorBidi"/>
               <w:noProof/>
+              <w:color w:val="auto"/>
+              <w:kern w:val="2"/>
+              <w:sz w:val="24"/>
+              <w:szCs w:val="24"/>
+              <w14:ligatures w14:val="standardContextual"/>
             </w:rPr>
           </w:pPr>
-          <w:hyperlink w:anchor="_Toc232455492" w:history="1">
+          <w:hyperlink w:anchor="_Toc233743357" w:history="1">
             <w:r>
               <w:rPr>
                 <w:rStyle w:val="Hyperlink"/>
@@ -2223,7 +2580,7 @@
               <w:rPr>
                 <w:noProof/>
               </w:rPr>
-              <w:instrText xml:space="preserve"> PAGEREF _Toc232455492 \h </w:instrText>
+              <w:instrText xml:space="preserve"> PAGEREF _Toc233743357 \h </w:instrText>
             </w:r>
             <w:r>
               <w:rPr>
@@ -2240,7 +2597,7 @@
               <w:rPr>
                 <w:noProof/>
               </w:rPr>
-              <w:t>18</w:t>
+              <w:t>27</w:t>
             </w:r>
             <w:r>
               <w:rPr>
@@ -2257,10 +2614,16 @@
               <w:tab w:val="right" w:leader="dot" w:pos="9350"/>
             </w:tabs>
             <w:rPr>
+              <w:rFonts w:asciiTheme="minorHAnsi" w:eastAsiaTheme="minorEastAsia" w:hAnsiTheme="minorHAnsi" w:cstheme="minorBidi"/>
               <w:noProof/>
+              <w:color w:val="auto"/>
+              <w:kern w:val="2"/>
+              <w:sz w:val="24"/>
+              <w:szCs w:val="24"/>
+              <w14:ligatures w14:val="standardContextual"/>
             </w:rPr>
           </w:pPr>
-          <w:hyperlink w:anchor="_Toc232455493" w:history="1">
+          <w:hyperlink w:anchor="_Toc233743358" w:history="1">
             <w:r>
               <w:rPr>
                 <w:rStyle w:val="Hyperlink"/>
@@ -2284,7 +2647,7 @@
               <w:rPr>
                 <w:noProof/>
               </w:rPr>
-              <w:instrText xml:space="preserve"> PAGEREF _Toc232455493 \h </w:instrText>
+              <w:instrText xml:space="preserve"> PAGEREF _Toc233743358 \h </w:instrText>
             </w:r>
             <w:r>
               <w:rPr>
@@ -2301,7 +2664,7 @@
               <w:rPr>
                 <w:noProof/>
               </w:rPr>
-              <w:t>18</w:t>
+              <w:t>27</w:t>
             </w:r>
             <w:r>
               <w:rPr>
@@ -2318,10 +2681,16 @@
               <w:tab w:val="right" w:leader="dot" w:pos="9350"/>
             </w:tabs>
             <w:rPr>
+              <w:rFonts w:asciiTheme="minorHAnsi" w:eastAsiaTheme="minorEastAsia" w:hAnsiTheme="minorHAnsi" w:cstheme="minorBidi"/>
               <w:noProof/>
+              <w:color w:val="auto"/>
+              <w:kern w:val="2"/>
+              <w:sz w:val="24"/>
+              <w:szCs w:val="24"/>
+              <w14:ligatures w14:val="standardContextual"/>
             </w:rPr>
           </w:pPr>
-          <w:hyperlink w:anchor="_Toc232455494" w:history="1">
+          <w:hyperlink w:anchor="_Toc233743359" w:history="1">
             <w:r>
               <w:rPr>
                 <w:rStyle w:val="Hyperlink"/>
@@ -2345,7 +2714,7 @@
               <w:rPr>
                 <w:noProof/>
               </w:rPr>
-              <w:instrText xml:space="preserve"> PAGEREF _Toc232455494 \h </w:instrText>
+              <w:instrText xml:space="preserve"> PAGEREF _Toc233743359 \h </w:instrText>
             </w:r>
             <w:r>
               <w:rPr>
@@ -2362,7 +2731,7 @@
               <w:rPr>
                 <w:noProof/>
               </w:rPr>
-              <w:t>18</w:t>
+              <w:t>27</w:t>
             </w:r>
             <w:r>
               <w:rPr>
@@ -2379,10 +2748,16 @@
               <w:tab w:val="right" w:leader="dot" w:pos="9350"/>
             </w:tabs>
             <w:rPr>
+              <w:rFonts w:asciiTheme="minorHAnsi" w:eastAsiaTheme="minorEastAsia" w:hAnsiTheme="minorHAnsi" w:cstheme="minorBidi"/>
               <w:noProof/>
+              <w:color w:val="auto"/>
+              <w:kern w:val="2"/>
+              <w:sz w:val="24"/>
+              <w:szCs w:val="24"/>
+              <w14:ligatures w14:val="standardContextual"/>
             </w:rPr>
           </w:pPr>
-          <w:hyperlink w:anchor="_Toc232455495" w:history="1">
+          <w:hyperlink w:anchor="_Toc233743360" w:history="1">
             <w:r>
               <w:rPr>
                 <w:rStyle w:val="Hyperlink"/>
@@ -2406,7 +2781,7 @@
               <w:rPr>
                 <w:noProof/>
               </w:rPr>
-              <w:instrText xml:space="preserve"> PAGEREF _Toc232455495 \h </w:instrText>
+              <w:instrText xml:space="preserve"> PAGEREF _Toc233743360 \h </w:instrText>
             </w:r>
             <w:r>
               <w:rPr>
@@ -2423,7 +2798,7 @@
               <w:rPr>
                 <w:noProof/>
               </w:rPr>
-              <w:t>18</w:t>
+              <w:t>27</w:t>
             </w:r>
             <w:r>
               <w:rPr>
@@ -2440,10 +2815,16 @@
               <w:tab w:val="right" w:leader="dot" w:pos="9350"/>
             </w:tabs>
             <w:rPr>
+              <w:rFonts w:asciiTheme="minorHAnsi" w:eastAsiaTheme="minorEastAsia" w:hAnsiTheme="minorHAnsi" w:cstheme="minorBidi"/>
               <w:noProof/>
+              <w:color w:val="auto"/>
+              <w:kern w:val="2"/>
+              <w:sz w:val="24"/>
+              <w:szCs w:val="24"/>
+              <w14:ligatures w14:val="standardContextual"/>
             </w:rPr>
           </w:pPr>
-          <w:hyperlink w:anchor="_Toc232455496" w:history="1">
+          <w:hyperlink w:anchor="_Toc233743361" w:history="1">
             <w:r>
               <w:rPr>
                 <w:rStyle w:val="Hyperlink"/>
@@ -2467,7 +2848,7 @@
               <w:rPr>
                 <w:noProof/>
               </w:rPr>
-              <w:instrText xml:space="preserve"> PAGEREF _Toc232455496 \h </w:instrText>
+              <w:instrText xml:space="preserve"> PAGEREF _Toc233743361 \h </w:instrText>
             </w:r>
             <w:r>
               <w:rPr>
@@ -2484,7 +2865,7 @@
               <w:rPr>
                 <w:noProof/>
               </w:rPr>
-              <w:t>18</w:t>
+              <w:t>27</w:t>
             </w:r>
             <w:r>
               <w:rPr>
@@ -2501,10 +2882,16 @@
               <w:tab w:val="right" w:leader="dot" w:pos="9350"/>
             </w:tabs>
             <w:rPr>
+              <w:rFonts w:asciiTheme="minorHAnsi" w:eastAsiaTheme="minorEastAsia" w:hAnsiTheme="minorHAnsi" w:cstheme="minorBidi"/>
               <w:noProof/>
+              <w:color w:val="auto"/>
+              <w:kern w:val="2"/>
+              <w:sz w:val="24"/>
+              <w:szCs w:val="24"/>
+              <w14:ligatures w14:val="standardContextual"/>
             </w:rPr>
           </w:pPr>
-          <w:hyperlink w:anchor="_Toc232455497" w:history="1">
+          <w:hyperlink w:anchor="_Toc233743362" w:history="1">
             <w:r>
               <w:rPr>
                 <w:rStyle w:val="Hyperlink"/>
@@ -2528,7 +2915,7 @@
               <w:rPr>
                 <w:noProof/>
               </w:rPr>
-              <w:instrText xml:space="preserve"> PAGEREF _Toc232455497 \h </w:instrText>
+              <w:instrText xml:space="preserve"> PAGEREF _Toc233743362 \h </w:instrText>
             </w:r>
             <w:r>
               <w:rPr>
@@ -2545,7 +2932,7 @@
               <w:rPr>
                 <w:noProof/>
               </w:rPr>
-              <w:t>18</w:t>
+              <w:t>27</w:t>
             </w:r>
             <w:r>
               <w:rPr>
@@ -2572,7 +2959,7 @@
         <w:pStyle w:val="Heading1"/>
         <w:spacing w:before="0"/>
       </w:pPr>
-      <w:bookmarkStart w:id="0" w:name="_Toc232455458"/>
+      <w:bookmarkStart w:id="0" w:name="_Toc233743321"/>
       <w:r>
         <w:lastRenderedPageBreak/>
         <w:t>Introduction</w:t>
@@ -2597,7 +2984,13 @@
         <w:spacing w:after="120"/>
       </w:pPr>
       <w:r>
-        <w:t>As AI tooling matures and our organisation adopts it at scale, one of the most common failure modes is not the AI itself — it is teams not knowing what goes where. Intent gets mixed with execution. Rules get buried in prompts. Deterministic logic gets replaced with probabilistic reasoning. The result is systems that work sometimes, fail unpredictably, and are hard to debug or govern.</w:t>
+        <w:t xml:space="preserve">As AI tooling matures and our </w:t>
+      </w:r>
+      <w:r>
+        <w:t>organization</w:t>
+      </w:r>
+      <w:r>
+        <w:t xml:space="preserve"> adopts it at scale, one of the most common failure modes is not the AI itself — it is teams not knowing what goes where. Intent gets mixed with execution. Rules get buried in prompts. Deterministic logic gets replaced with probabilistic reasoning. The result is systems that work sometimes, fail unpredictably, and are hard to debug or govern.</w:t>
       </w:r>
     </w:p>
     <w:p>
@@ -2741,7 +3134,7 @@
         <w:pStyle w:val="Heading1"/>
         <w:spacing w:before="0"/>
       </w:pPr>
-      <w:bookmarkStart w:id="1" w:name="_Toc232455459"/>
+      <w:bookmarkStart w:id="1" w:name="_Toc233743322"/>
       <w:r>
         <w:lastRenderedPageBreak/>
         <w:t>1. Layers</w:t>
@@ -2753,7 +3146,7 @@
         <w:pStyle w:val="Heading2"/>
         <w:spacing w:before="200" w:after="160"/>
       </w:pPr>
-      <w:bookmarkStart w:id="2" w:name="_Toc232455460"/>
+      <w:bookmarkStart w:id="2" w:name="_Toc233743323"/>
       <w:r>
         <w:t>1.1 Overview</w:t>
       </w:r>
@@ -2816,11 +3209,20 @@
             </w:pPr>
             <w:r>
               <w:rPr>
+                <w:rFonts w:ascii="Segoe UI Emoji" w:hAnsi="Segoe UI Emoji" w:cs="Segoe UI Emoji"/>
                 <w:b/>
                 <w:bCs/>
                 <w:color w:val="FFFFFF"/>
               </w:rPr>
-              <w:t>👤  USER</w:t>
+              <w:t>👤</w:t>
+            </w:r>
+            <w:r>
+              <w:rPr>
+                <w:b/>
+                <w:bCs/>
+                <w:color w:val="FFFFFF"/>
+              </w:rPr>
+              <w:t xml:space="preserve"> USER</w:t>
             </w:r>
           </w:p>
         </w:tc>
@@ -2849,11 +3251,44 @@
             </w:pPr>
             <w:r>
               <w:rPr>
+                <w:rFonts w:ascii="Segoe UI Emoji" w:hAnsi="Segoe UI Emoji" w:cs="Segoe UI Emoji"/>
                 <w:b/>
                 <w:bCs/>
                 <w:color w:val="FFFFFF"/>
               </w:rPr>
-              <w:t>🤖  AI SYSTEM  ·  Tool / Assistant / IDE</w:t>
+              <w:t>🤖</w:t>
+            </w:r>
+            <w:r>
+              <w:rPr>
+                <w:b/>
+                <w:bCs/>
+                <w:color w:val="FFFFFF"/>
+              </w:rPr>
+              <w:t xml:space="preserve"> AI</w:t>
+            </w:r>
+            <w:r>
+              <w:rPr>
+                <w:b/>
+                <w:bCs/>
+                <w:color w:val="FFFFFF"/>
+              </w:rPr>
+              <w:t xml:space="preserve"> </w:t>
+            </w:r>
+            <w:r>
+              <w:rPr>
+                <w:b/>
+                <w:bCs/>
+                <w:color w:val="FFFFFF"/>
+              </w:rPr>
+              <w:t>SYSTEM · Tool</w:t>
+            </w:r>
+            <w:r>
+              <w:rPr>
+                <w:b/>
+                <w:bCs/>
+                <w:color w:val="FFFFFF"/>
+              </w:rPr>
+              <w:t xml:space="preserve"> / Assistant / IDE</w:t>
             </w:r>
           </w:p>
         </w:tc>
@@ -2882,11 +3317,28 @@
             </w:pPr>
             <w:r>
               <w:rPr>
+                <w:rFonts w:ascii="Segoe UI Emoji" w:hAnsi="Segoe UI Emoji" w:cs="Segoe UI Emoji"/>
                 <w:b/>
                 <w:bCs/>
                 <w:color w:val="FFFFFF"/>
               </w:rPr>
-              <w:t>📋  INSTRUCTIONS  ·  Execution Contract</w:t>
+              <w:t>📋</w:t>
+            </w:r>
+            <w:r>
+              <w:rPr>
+                <w:b/>
+                <w:bCs/>
+                <w:color w:val="FFFFFF"/>
+              </w:rPr>
+              <w:t xml:space="preserve"> INSTRUCTIONS · Execution</w:t>
+            </w:r>
+            <w:r>
+              <w:rPr>
+                <w:b/>
+                <w:bCs/>
+                <w:color w:val="FFFFFF"/>
+              </w:rPr>
+              <w:t xml:space="preserve"> Contract</w:t>
             </w:r>
           </w:p>
         </w:tc>
@@ -2915,11 +3367,28 @@
             </w:pPr>
             <w:r>
               <w:rPr>
+                <w:rFonts w:ascii="Segoe UI Emoji" w:hAnsi="Segoe UI Emoji" w:cs="Segoe UI Emoji"/>
                 <w:b/>
                 <w:bCs/>
                 <w:color w:val="FFFFFF"/>
               </w:rPr>
-              <w:t>🔀  AGENT  ·  Orchestration &amp; Interaction  (Optional)</w:t>
+              <w:t>🔀</w:t>
+            </w:r>
+            <w:r>
+              <w:rPr>
+                <w:b/>
+                <w:bCs/>
+                <w:color w:val="FFFFFF"/>
+              </w:rPr>
+              <w:t xml:space="preserve"> AGENT · Orchestration</w:t>
+            </w:r>
+            <w:r>
+              <w:rPr>
+                <w:b/>
+                <w:bCs/>
+                <w:color w:val="FFFFFF"/>
+              </w:rPr>
+              <w:t xml:space="preserve"> &amp; Interaction</w:t>
             </w:r>
           </w:p>
         </w:tc>
@@ -2952,7 +3421,31 @@
                 <w:bCs/>
                 <w:color w:val="FFFFFF"/>
               </w:rPr>
-              <w:t>⚙️  SKILLS  ·  Execution &amp; Reasoning</w:t>
+              <w:t>⚙</w:t>
+            </w:r>
+            <w:r>
+              <w:rPr>
+                <w:b/>
+                <w:bCs/>
+                <w:color w:val="FFFFFF"/>
+              </w:rPr>
+              <w:t xml:space="preserve">️ SKILLS </w:t>
+            </w:r>
+            <w:r>
+              <w:rPr>
+                <w:b/>
+                <w:bCs/>
+                <w:color w:val="FFFFFF"/>
+              </w:rPr>
+              <w:t>· Execution</w:t>
+            </w:r>
+            <w:r>
+              <w:rPr>
+                <w:b/>
+                <w:bCs/>
+                <w:color w:val="FFFFFF"/>
+              </w:rPr>
+              <w:t xml:space="preserve"> &amp; Reasoning</w:t>
             </w:r>
           </w:p>
         </w:tc>
@@ -2985,8 +3478,82 @@
                 <w:bCs/>
                 <w:color w:val="FFFFFF"/>
               </w:rPr>
-              <w:t>🏛️  POLICIES  ·  Rules     │     STANDARDS  ·  Conventions     │     DOCS  ·  Knowledge</w:t>
-            </w:r>
+              <w:t>🏛</w:t>
+            </w:r>
+            <w:r>
+              <w:rPr>
+                <w:b/>
+                <w:bCs/>
+                <w:color w:val="FFFFFF"/>
+              </w:rPr>
+              <w:t xml:space="preserve">️ </w:t>
+            </w:r>
+            <w:r>
+              <w:rPr>
+                <w:b/>
+                <w:bCs/>
+                <w:color w:val="FFFFFF"/>
+              </w:rPr>
+              <w:t xml:space="preserve">POLICIES </w:t>
+            </w:r>
+            <w:r>
+              <w:rPr>
+                <w:b/>
+                <w:bCs/>
+                <w:color w:val="FFFFFF"/>
+              </w:rPr>
+              <w:t>· Rules</w:t>
+            </w:r>
+            <w:r>
+              <w:rPr>
+                <w:b/>
+                <w:bCs/>
+                <w:color w:val="FFFFFF"/>
+              </w:rPr>
+              <w:t xml:space="preserve">     │     </w:t>
+            </w:r>
+            <w:r>
+              <w:rPr>
+                <w:b/>
+                <w:bCs/>
+                <w:color w:val="FFFFFF"/>
+              </w:rPr>
+              <w:t>STANDARDS · Conventions</w:t>
+            </w:r>
+            <w:r>
+              <w:rPr>
+                <w:b/>
+                <w:bCs/>
+                <w:color w:val="FFFFFF"/>
+              </w:rPr>
+              <w:t xml:space="preserve">     │     </w:t>
+            </w:r>
+            <w:r>
+              <w:rPr>
+                <w:b/>
+                <w:bCs/>
+                <w:color w:val="FFFFFF"/>
+              </w:rPr>
+              <w:t xml:space="preserve">DOCS </w:t>
+            </w:r>
+            <w:proofErr w:type="gramStart"/>
+            <w:r>
+              <w:rPr>
+                <w:b/>
+                <w:bCs/>
+                <w:color w:val="FFFFFF"/>
+              </w:rPr>
+              <w:t>·</w:t>
+            </w:r>
+            <w:r>
+              <w:rPr>
+                <w:b/>
+                <w:bCs/>
+                <w:color w:val="FFFFFF"/>
+              </w:rPr>
+              <w:t xml:space="preserve">  Knowledge</w:t>
+            </w:r>
+            <w:proofErr w:type="gramEnd"/>
           </w:p>
         </w:tc>
       </w:tr>
@@ -3014,11 +3581,52 @@
             </w:pPr>
             <w:r>
               <w:rPr>
+                <w:rFonts w:ascii="Segoe UI Emoji" w:hAnsi="Segoe UI Emoji" w:cs="Segoe UI Emoji"/>
                 <w:b/>
                 <w:bCs/>
                 <w:color w:val="FFFFFF"/>
               </w:rPr>
-              <w:t>🔧  DETERMINISTIC SYSTEMS  ·  Programs &amp; Scripts</w:t>
+              <w:t>🔧</w:t>
+            </w:r>
+            <w:r>
+              <w:rPr>
+                <w:b/>
+                <w:bCs/>
+                <w:color w:val="FFFFFF"/>
+              </w:rPr>
+              <w:t xml:space="preserve"> DETERMINISTIC</w:t>
+            </w:r>
+            <w:r>
+              <w:rPr>
+                <w:b/>
+                <w:bCs/>
+                <w:color w:val="FFFFFF"/>
+              </w:rPr>
+              <w:t xml:space="preserve"> </w:t>
+            </w:r>
+            <w:r>
+              <w:rPr>
+                <w:b/>
+                <w:bCs/>
+                <w:color w:val="FFFFFF"/>
+              </w:rPr>
+              <w:t xml:space="preserve">SYSTEMS </w:t>
+            </w:r>
+            <w:r>
+              <w:rPr>
+                <w:b/>
+                <w:bCs/>
+                <w:color w:val="FFFFFF"/>
+              </w:rPr>
+              <w:t>· Programs</w:t>
+            </w:r>
+            <w:r>
+              <w:rPr>
+                <w:b/>
+                <w:bCs/>
+                <w:color w:val="FFFFFF"/>
+              </w:rPr>
+              <w:t xml:space="preserve"> &amp; Scripts</w:t>
             </w:r>
           </w:p>
         </w:tc>
@@ -3051,7 +3659,31 @@
                 <w:bCs/>
                 <w:color w:val="FFFFFF"/>
               </w:rPr>
-              <w:t>🖥️  RUNTIME  ·  Machines &amp; Environments</w:t>
+              <w:t>🖥</w:t>
+            </w:r>
+            <w:r>
+              <w:rPr>
+                <w:b/>
+                <w:bCs/>
+                <w:color w:val="FFFFFF"/>
+              </w:rPr>
+              <w:t xml:space="preserve">️ RUNTIME </w:t>
+            </w:r>
+            <w:r>
+              <w:rPr>
+                <w:b/>
+                <w:bCs/>
+                <w:color w:val="FFFFFF"/>
+              </w:rPr>
+              <w:t>· Machines</w:t>
+            </w:r>
+            <w:r>
+              <w:rPr>
+                <w:b/>
+                <w:bCs/>
+                <w:color w:val="FFFFFF"/>
+              </w:rPr>
+              <w:t xml:space="preserve"> &amp; Environments</w:t>
             </w:r>
           </w:p>
         </w:tc>
@@ -3266,7 +3898,42 @@
                 <w:sz w:val="20"/>
                 <w:szCs w:val="20"/>
               </w:rPr>
-              <w:t>AI System  ·  Instructions  ·  Agent  ·  Skills</w:t>
+              <w:t xml:space="preserve">AI </w:t>
+            </w:r>
+            <w:r>
+              <w:rPr>
+                <w:sz w:val="20"/>
+                <w:szCs w:val="20"/>
+              </w:rPr>
+              <w:t xml:space="preserve">System </w:t>
+            </w:r>
+            <w:r>
+              <w:rPr>
+                <w:sz w:val="20"/>
+                <w:szCs w:val="20"/>
+              </w:rPr>
+              <w:t>| Instructions |</w:t>
+            </w:r>
+            <w:r>
+              <w:rPr>
+                <w:sz w:val="20"/>
+                <w:szCs w:val="20"/>
+              </w:rPr>
+              <w:t xml:space="preserve"> Agent |</w:t>
+            </w:r>
+            <w:r>
+              <w:rPr>
+                <w:sz w:val="20"/>
+                <w:szCs w:val="20"/>
+              </w:rPr>
+              <w:t xml:space="preserve"> </w:t>
+            </w:r>
+            <w:r>
+              <w:rPr>
+                <w:sz w:val="20"/>
+                <w:szCs w:val="20"/>
+              </w:rPr>
+              <w:t>Skills</w:t>
             </w:r>
           </w:p>
         </w:tc>
@@ -3348,7 +4015,14 @@
                 <w:sz w:val="20"/>
                 <w:szCs w:val="20"/>
               </w:rPr>
-              <w:t>Policies  ·  Standards  ·  Docs</w:t>
+              <w:t xml:space="preserve">Policies | </w:t>
+            </w:r>
+            <w:r>
+              <w:rPr>
+                <w:sz w:val="20"/>
+                <w:szCs w:val="20"/>
+              </w:rPr>
+              <w:t>Standards | Docs</w:t>
             </w:r>
           </w:p>
         </w:tc>
@@ -3459,14 +4133,7 @@
                 <w:sz w:val="20"/>
                 <w:szCs w:val="20"/>
               </w:rPr>
-              <w:t xml:space="preserve"> </w:t>
-            </w:r>
-            <w:r>
-              <w:rPr>
-                <w:sz w:val="20"/>
-                <w:szCs w:val="20"/>
-              </w:rPr>
-              <w:t>with AI Reasoning</w:t>
+              <w:t xml:space="preserve"> with AI Reasoning</w:t>
             </w:r>
             <w:r>
               <w:rPr>
@@ -3494,12 +4161,36 @@
     </w:p>
     <w:p>
       <w:pPr>
+        <w:pBdr>
+          <w:bottom w:val="single" w:sz="4" w:space="1" w:color="BDD7EE"/>
+        </w:pBdr>
+        <w:spacing w:after="200"/>
+      </w:pPr>
+    </w:p>
+    <w:p>
+      <w:pPr>
+        <w:pBdr>
+          <w:bottom w:val="single" w:sz="4" w:space="1" w:color="BDD7EE"/>
+        </w:pBdr>
+        <w:spacing w:after="200"/>
+      </w:pPr>
+    </w:p>
+    <w:p>
+      <w:pPr>
+        <w:pBdr>
+          <w:bottom w:val="single" w:sz="4" w:space="1" w:color="BDD7EE"/>
+        </w:pBdr>
+        <w:spacing w:after="200"/>
+      </w:pPr>
+    </w:p>
+    <w:p>
+      <w:pPr>
         <w:pStyle w:val="Heading2"/>
-        <w:pageBreakBefore/>
         <w:spacing w:before="200" w:after="160"/>
       </w:pPr>
-      <w:bookmarkStart w:id="3" w:name="_Toc232455461"/>
-      <w:r>
+      <w:bookmarkStart w:id="3" w:name="_Toc233743324"/>
+      <w:r>
+        <w:lastRenderedPageBreak/>
         <w:t>1.2 Layer Contracts</w:t>
       </w:r>
       <w:bookmarkEnd w:id="3"/>
@@ -3509,7 +4200,6 @@
         <w:spacing w:after="120"/>
       </w:pPr>
       <w:r>
-        <w:lastRenderedPageBreak/>
         <w:t>Each layer has a distinct responsibility. Mixing responsibilities across layers leads to brittle, non-scalable systems. The contracts below define what belongs in each layer — and equally importantly, what does not.</w:t>
       </w:r>
     </w:p>
@@ -3521,12 +4211,10 @@
     <w:p>
       <w:pPr>
         <w:pStyle w:val="Heading2"/>
-        <w:pageBreakBefore/>
-        <w:spacing w:before="0" w:after="60"/>
-      </w:pPr>
-      <w:bookmarkStart w:id="4" w:name="_Toc232455462"/>
-      <w:r>
-        <w:lastRenderedPageBreak/>
+        <w:spacing w:before="240" w:after="60"/>
+      </w:pPr>
+      <w:bookmarkStart w:id="4" w:name="_Toc233743325"/>
+      <w:r>
         <w:t>Instructions</w:t>
       </w:r>
       <w:bookmarkEnd w:id="4"/>
@@ -3541,7 +4229,25 @@
           <w:iCs/>
           <w:color w:val="2E75B6"/>
         </w:rPr>
-        <w:t>What outcome and behavior is expected</w:t>
+        <w:t xml:space="preserve">What outcome and behavior </w:t>
+      </w:r>
+      <w:proofErr w:type="gramStart"/>
+      <w:r>
+        <w:rPr>
+          <w:i/>
+          <w:iCs/>
+          <w:color w:val="2E75B6"/>
+        </w:rPr>
+        <w:t>is</w:t>
+      </w:r>
+      <w:proofErr w:type="gramEnd"/>
+      <w:r>
+        <w:rPr>
+          <w:i/>
+          <w:iCs/>
+          <w:color w:val="2E75B6"/>
+        </w:rPr>
+        <w:t xml:space="preserve"> expected</w:t>
       </w:r>
     </w:p>
     <w:p>
@@ -3656,7 +4362,29 @@
           <w:sz w:val="18"/>
           <w:szCs w:val="18"/>
         </w:rPr>
-        <w:t>WHAT DOES NOT BELONG HERE  ·  ANTI-PATTERNS</w:t>
+        <w:t xml:space="preserve">WHAT DOES NOT BELONG </w:t>
+      </w:r>
+      <w:proofErr w:type="gramStart"/>
+      <w:r>
+        <w:rPr>
+          <w:b/>
+          <w:bCs/>
+          <w:color w:val="C0392B"/>
+          <w:sz w:val="18"/>
+          <w:szCs w:val="18"/>
+        </w:rPr>
+        <w:t>HERE  ·</w:t>
+      </w:r>
+      <w:proofErr w:type="gramEnd"/>
+      <w:r>
+        <w:rPr>
+          <w:b/>
+          <w:bCs/>
+          <w:color w:val="C0392B"/>
+          <w:sz w:val="18"/>
+          <w:szCs w:val="18"/>
+        </w:rPr>
+        <w:t xml:space="preserve">  ANTI-PATTERNS</w:t>
       </w:r>
     </w:p>
     <w:p>
@@ -3722,6 +4450,99 @@
       </w:pPr>
       <w:r>
         <w:t>Design specifications or detailed descriptions — move to Docs</w:t>
+      </w:r>
+    </w:p>
+    <w:p>
+      <w:pPr>
+        <w:pStyle w:val="ListParagraph"/>
+        <w:spacing w:after="80"/>
+        <w:ind w:left="720"/>
+      </w:pPr>
+    </w:p>
+    <w:p>
+      <w:pPr>
+        <w:spacing w:before="200" w:after="60"/>
+      </w:pPr>
+      <w:r>
+        <w:rPr>
+          <w:b/>
+          <w:bCs/>
+          <w:color w:val="B45F06"/>
+          <w:sz w:val="18"/>
+          <w:szCs w:val="18"/>
+        </w:rPr>
+        <w:t>IMPACT OF THE ANTI-PATTERN</w:t>
+      </w:r>
+    </w:p>
+    <w:p>
+      <w:pPr>
+        <w:pStyle w:val="ListParagraph"/>
+        <w:numPr>
+          <w:ilvl w:val="0"/>
+          <w:numId w:val="2"/>
+        </w:numPr>
+        <w:spacing w:after="80"/>
+      </w:pPr>
+      <w:r>
+        <w:t xml:space="preserve">Predictability — Instructions reload every session; a frozen recipe cannot adapt when inputs or APIs change, so </w:t>
+      </w:r>
+      <w:r>
+        <w:t>behavior</w:t>
+      </w:r>
+      <w:r>
+        <w:t xml:space="preserve"> becomes brittle and breaks silently.</w:t>
+      </w:r>
+    </w:p>
+    <w:p>
+      <w:pPr>
+        <w:pStyle w:val="ListParagraph"/>
+        <w:numPr>
+          <w:ilvl w:val="0"/>
+          <w:numId w:val="2"/>
+        </w:numPr>
+        <w:spacing w:after="80"/>
+      </w:pPr>
+      <w:r>
+        <w:t>Token &amp; cost — execution detail is paid for on every interaction, even tasks that never use it, inflating cost with no benefit.</w:t>
+      </w:r>
+    </w:p>
+    <w:p>
+      <w:pPr>
+        <w:pStyle w:val="ListParagraph"/>
+        <w:numPr>
+          <w:ilvl w:val="0"/>
+          <w:numId w:val="2"/>
+        </w:numPr>
+        <w:spacing w:after="80"/>
+      </w:pPr>
+      <w:r>
+        <w:t>Traceability — intent and execution are tangled together, so when something breaks you cannot tell whether the logic failed or the instruction was wrong.</w:t>
+      </w:r>
+    </w:p>
+    <w:p>
+      <w:pPr>
+        <w:pStyle w:val="ListParagraph"/>
+        <w:numPr>
+          <w:ilvl w:val="0"/>
+          <w:numId w:val="2"/>
+        </w:numPr>
+        <w:spacing w:after="80"/>
+      </w:pPr>
+      <w:r>
+        <w:t>Maintainability — changing the workflow means editing the always-loaded contract instead of a versioned Skill, so every change risks every task.</w:t>
+      </w:r>
+    </w:p>
+    <w:p>
+      <w:pPr>
+        <w:pStyle w:val="ListParagraph"/>
+        <w:numPr>
+          <w:ilvl w:val="0"/>
+          <w:numId w:val="2"/>
+        </w:numPr>
+        <w:spacing w:after="80"/>
+      </w:pPr>
+      <w:r>
+        <w:t>End users — slower, less consistent results, because the system cannot choose the best approach for the actual request.</w:t>
       </w:r>
     </w:p>
     <w:p>
@@ -3741,7 +4562,17 @@
           <w:sz w:val="18"/>
           <w:szCs w:val="18"/>
         </w:rPr>
-        <w:t>EXAMPLE  ·  GOOD</w:t>
+        <w:t xml:space="preserve">EXAMPLE </w:t>
+      </w:r>
+      <w:r>
+        <w:rPr>
+          <w:b/>
+          <w:bCs/>
+          <w:color w:val="1E7C3A"/>
+          <w:sz w:val="18"/>
+          <w:szCs w:val="18"/>
+        </w:rPr>
+        <w:t>· GOOD</w:t>
       </w:r>
     </w:p>
     <w:p>
@@ -3767,6 +4598,7 @@
           <w:sz w:val="20"/>
           <w:szCs w:val="20"/>
         </w:rPr>
+        <w:lastRenderedPageBreak/>
         <w:t>and validate the output before completion. Follow project standards and</w:t>
       </w:r>
     </w:p>
@@ -3815,7 +4647,39 @@
           <w:sz w:val="18"/>
           <w:szCs w:val="18"/>
         </w:rPr>
-        <w:t>EXAMPLE  ·  ANTI-PATTERN</w:t>
+        <w:t xml:space="preserve">EXAMPLE </w:t>
+      </w:r>
+      <w:proofErr w:type="gramStart"/>
+      <w:r>
+        <w:rPr>
+          <w:b/>
+          <w:bCs/>
+          <w:color w:val="C0392B"/>
+          <w:sz w:val="18"/>
+          <w:szCs w:val="18"/>
+        </w:rPr>
+        <w:t>·</w:t>
+      </w:r>
+      <w:r>
+        <w:rPr>
+          <w:b/>
+          <w:bCs/>
+          <w:color w:val="C0392B"/>
+          <w:sz w:val="18"/>
+          <w:szCs w:val="18"/>
+        </w:rPr>
+        <w:t xml:space="preserve">  ANTI</w:t>
+      </w:r>
+      <w:proofErr w:type="gramEnd"/>
+      <w:r>
+        <w:rPr>
+          <w:b/>
+          <w:bCs/>
+          <w:color w:val="C0392B"/>
+          <w:sz w:val="18"/>
+          <w:szCs w:val="18"/>
+        </w:rPr>
+        <w:t>-PATTERN</w:t>
       </w:r>
     </w:p>
     <w:p>
@@ -3841,7 +4705,25 @@
           <w:sz w:val="20"/>
           <w:szCs w:val="20"/>
         </w:rPr>
-        <w:t>2. Call /api/v1/transform</w:t>
+        <w:t>2. Call /</w:t>
+      </w:r>
+      <w:proofErr w:type="spellStart"/>
+      <w:r>
+        <w:rPr>
+          <w:rFonts w:ascii="Courier New" w:eastAsia="Courier New" w:hAnsi="Courier New" w:cs="Courier New"/>
+          <w:sz w:val="20"/>
+          <w:szCs w:val="20"/>
+        </w:rPr>
+        <w:t>api</w:t>
+      </w:r>
+      <w:proofErr w:type="spellEnd"/>
+      <w:r>
+        <w:rPr>
+          <w:rFonts w:ascii="Courier New" w:eastAsia="Courier New" w:hAnsi="Courier New" w:cs="Courier New"/>
+          <w:sz w:val="20"/>
+          <w:szCs w:val="20"/>
+        </w:rPr>
+        <w:t>/v1/transform</w:t>
       </w:r>
     </w:p>
     <w:p>
@@ -3896,12 +4778,10 @@
     <w:p>
       <w:pPr>
         <w:pStyle w:val="Heading2"/>
-        <w:pageBreakBefore/>
-        <w:spacing w:before="0" w:after="60"/>
-      </w:pPr>
-      <w:bookmarkStart w:id="5" w:name="_Toc232455463"/>
-      <w:r>
-        <w:lastRenderedPageBreak/>
+        <w:spacing w:before="240" w:after="60"/>
+      </w:pPr>
+      <w:bookmarkStart w:id="5" w:name="_Toc233743326"/>
+      <w:r>
         <w:t>Agents</w:t>
       </w:r>
       <w:bookmarkEnd w:id="5"/>
@@ -3916,7 +4796,15 @@
           <w:iCs/>
           <w:color w:val="2E75B6"/>
         </w:rPr>
-        <w:t>How work is coordinated  ·  Optional layer</w:t>
+        <w:t xml:space="preserve">How work is </w:t>
+      </w:r>
+      <w:r>
+        <w:rPr>
+          <w:i/>
+          <w:iCs/>
+          <w:color w:val="2E75B6"/>
+        </w:rPr>
+        <w:t>coordinated</w:t>
       </w:r>
     </w:p>
     <w:p>
@@ -4018,7 +4906,49 @@
           <w:sz w:val="18"/>
           <w:szCs w:val="18"/>
         </w:rPr>
-        <w:t>WHAT DOES NOT BELONG HERE  ·  ANTI-PATTERNS</w:t>
+        <w:t xml:space="preserve">WHAT DOES NOT BELONG </w:t>
+      </w:r>
+      <w:r>
+        <w:rPr>
+          <w:b/>
+          <w:bCs/>
+          <w:color w:val="C0392B"/>
+          <w:sz w:val="18"/>
+          <w:szCs w:val="18"/>
+        </w:rPr>
+        <w:t xml:space="preserve">HERE </w:t>
+      </w:r>
+      <w:proofErr w:type="gramStart"/>
+      <w:r>
+        <w:rPr>
+          <w:b/>
+          <w:bCs/>
+          <w:color w:val="C0392B"/>
+          <w:sz w:val="18"/>
+          <w:szCs w:val="18"/>
+        </w:rPr>
+        <w:t>·</w:t>
+      </w:r>
+      <w:r>
+        <w:rPr>
+          <w:b/>
+          <w:bCs/>
+          <w:color w:val="C0392B"/>
+          <w:sz w:val="18"/>
+          <w:szCs w:val="18"/>
+        </w:rPr>
+        <w:t xml:space="preserve">  ANTI</w:t>
+      </w:r>
+      <w:proofErr w:type="gramEnd"/>
+      <w:r>
+        <w:rPr>
+          <w:b/>
+          <w:bCs/>
+          <w:color w:val="C0392B"/>
+          <w:sz w:val="18"/>
+          <w:szCs w:val="18"/>
+        </w:rPr>
+        <w:t>-PATTERNS</w:t>
       </w:r>
     </w:p>
     <w:p>
@@ -4084,6 +5014,94 @@
       </w:pPr>
       <w:r>
         <w:t>Deterministic operations — move to scripts, tools, or MCP servers</w:t>
+      </w:r>
+    </w:p>
+    <w:p>
+      <w:pPr>
+        <w:pStyle w:val="ListParagraph"/>
+        <w:spacing w:after="80"/>
+        <w:ind w:left="720"/>
+      </w:pPr>
+    </w:p>
+    <w:p>
+      <w:pPr>
+        <w:spacing w:before="200" w:after="60"/>
+      </w:pPr>
+      <w:r>
+        <w:rPr>
+          <w:b/>
+          <w:bCs/>
+          <w:color w:val="B45F06"/>
+          <w:sz w:val="18"/>
+          <w:szCs w:val="18"/>
+        </w:rPr>
+        <w:t>IMPACT OF THE ANTI-PATTERN</w:t>
+      </w:r>
+    </w:p>
+    <w:p>
+      <w:pPr>
+        <w:pStyle w:val="ListParagraph"/>
+        <w:numPr>
+          <w:ilvl w:val="0"/>
+          <w:numId w:val="2"/>
+        </w:numPr>
+        <w:spacing w:after="80"/>
+      </w:pPr>
+      <w:r>
+        <w:t>Traceability / debuggability — orchestration, execution, and rules collapse into one layer, so a failure cannot be isolated to a step, a skill, or a policy.</w:t>
+      </w:r>
+    </w:p>
+    <w:p>
+      <w:pPr>
+        <w:pStyle w:val="ListParagraph"/>
+        <w:numPr>
+          <w:ilvl w:val="0"/>
+          <w:numId w:val="2"/>
+        </w:numPr>
+        <w:spacing w:after="80"/>
+      </w:pPr>
+      <w:r>
+        <w:t>Predictability — policies buried in an agent are applied inconsistently and can be silently overridden, so governance is no longer guaranteed.</w:t>
+      </w:r>
+    </w:p>
+    <w:p>
+      <w:pPr>
+        <w:pStyle w:val="ListParagraph"/>
+        <w:numPr>
+          <w:ilvl w:val="0"/>
+          <w:numId w:val="2"/>
+        </w:numPr>
+        <w:spacing w:after="80"/>
+      </w:pPr>
+      <w:r>
+        <w:t>Reusability / efficiency — execution logic locked inside an agent cannot be reused; it gets copy-pasted, and fixes do not propagate.</w:t>
+      </w:r>
+    </w:p>
+    <w:p>
+      <w:pPr>
+        <w:pStyle w:val="ListParagraph"/>
+        <w:numPr>
+          <w:ilvl w:val="0"/>
+          <w:numId w:val="2"/>
+        </w:numPr>
+        <w:spacing w:after="80"/>
+      </w:pPr>
+      <w:r>
+        <w:t>Cost &amp; tokens — the agent grows large and reloads on every orchestration turn, spending tokens on detail that belongs in on-demand skills.</w:t>
+      </w:r>
+    </w:p>
+    <w:p>
+      <w:pPr>
+        <w:pStyle w:val="ListParagraph"/>
+        <w:numPr>
+          <w:ilvl w:val="0"/>
+          <w:numId w:val="2"/>
+        </w:numPr>
+        <w:spacing w:after="80"/>
+      </w:pPr>
+      <w:r>
+        <w:lastRenderedPageBreak/>
+        <w:t>End users — coordination bugs become hard to reproduce and fix, increasing time-to-resolution.</w:t>
       </w:r>
     </w:p>
     <w:p>
@@ -4103,7 +5121,17 @@
           <w:sz w:val="18"/>
           <w:szCs w:val="18"/>
         </w:rPr>
-        <w:t>EXAMPLE  ·  GOOD</w:t>
+        <w:t xml:space="preserve">EXAMPLE </w:t>
+      </w:r>
+      <w:r>
+        <w:rPr>
+          <w:b/>
+          <w:bCs/>
+          <w:color w:val="1E7C3A"/>
+          <w:sz w:val="18"/>
+          <w:szCs w:val="18"/>
+        </w:rPr>
+        <w:t>· GOOD</w:t>
       </w:r>
     </w:p>
     <w:p>
@@ -4358,7 +5386,39 @@
           <w:sz w:val="18"/>
           <w:szCs w:val="18"/>
         </w:rPr>
-        <w:t>EXAMPLE  ·  ANTI-PATTERN</w:t>
+        <w:t xml:space="preserve">EXAMPLE </w:t>
+      </w:r>
+      <w:proofErr w:type="gramStart"/>
+      <w:r>
+        <w:rPr>
+          <w:b/>
+          <w:bCs/>
+          <w:color w:val="C0392B"/>
+          <w:sz w:val="18"/>
+          <w:szCs w:val="18"/>
+        </w:rPr>
+        <w:t>·</w:t>
+      </w:r>
+      <w:r>
+        <w:rPr>
+          <w:b/>
+          <w:bCs/>
+          <w:color w:val="C0392B"/>
+          <w:sz w:val="18"/>
+          <w:szCs w:val="18"/>
+        </w:rPr>
+        <w:t xml:space="preserve">  ANTI</w:t>
+      </w:r>
+      <w:proofErr w:type="gramEnd"/>
+      <w:r>
+        <w:rPr>
+          <w:b/>
+          <w:bCs/>
+          <w:color w:val="C0392B"/>
+          <w:sz w:val="18"/>
+          <w:szCs w:val="18"/>
+        </w:rPr>
+        <w:t>-PATTERN</w:t>
       </w:r>
     </w:p>
     <w:p>
@@ -4428,8 +5488,25 @@
           <w:sz w:val="20"/>
           <w:szCs w:val="20"/>
         </w:rPr>
-        <w:lastRenderedPageBreak/>
-        <w:t xml:space="preserve">  - Call /api/v1/data-transform   ← execution logic (belongs in Skills)</w:t>
+        <w:t xml:space="preserve">  - Call /</w:t>
+      </w:r>
+      <w:proofErr w:type="spellStart"/>
+      <w:r>
+        <w:rPr>
+          <w:rFonts w:ascii="Courier New" w:eastAsia="Courier New" w:hAnsi="Courier New" w:cs="Courier New"/>
+          <w:sz w:val="20"/>
+          <w:szCs w:val="20"/>
+        </w:rPr>
+        <w:t>api</w:t>
+      </w:r>
+      <w:proofErr w:type="spellEnd"/>
+      <w:r>
+        <w:rPr>
+          <w:rFonts w:ascii="Courier New" w:eastAsia="Courier New" w:hAnsi="Courier New" w:cs="Courier New"/>
+          <w:sz w:val="20"/>
+          <w:szCs w:val="20"/>
+        </w:rPr>
+        <w:t>/v1/data-transform   ← execution logic (belongs in Skills)</w:t>
       </w:r>
     </w:p>
     <w:p>
@@ -4552,12 +5629,10 @@
     <w:p>
       <w:pPr>
         <w:pStyle w:val="Heading2"/>
-        <w:pageBreakBefore/>
-        <w:spacing w:before="0" w:after="60"/>
-      </w:pPr>
-      <w:bookmarkStart w:id="6" w:name="_Toc232455464"/>
-      <w:r>
-        <w:lastRenderedPageBreak/>
+        <w:spacing w:before="240" w:after="60"/>
+      </w:pPr>
+      <w:bookmarkStart w:id="6" w:name="_Toc233743327"/>
+      <w:r>
         <w:t>Skills</w:t>
       </w:r>
       <w:bookmarkEnd w:id="6"/>
@@ -4828,6 +5903,145 @@
     </w:p>
     <w:p>
       <w:pPr>
+        <w:pStyle w:val="ListParagraph"/>
+        <w:numPr>
+          <w:ilvl w:val="0"/>
+          <w:numId w:val="2"/>
+        </w:numPr>
+        <w:spacing w:after="80"/>
+      </w:pPr>
+      <w:r>
+        <w:t>Oversized, do-everything skills — a skill should be one focused, properly-sized, repeatable multi-step workflow, scoped to be shared and reused</w:t>
+      </w:r>
+    </w:p>
+    <w:p>
+      <w:pPr>
+        <w:pStyle w:val="ListParagraph"/>
+        <w:numPr>
+          <w:ilvl w:val="0"/>
+          <w:numId w:val="2"/>
+        </w:numPr>
+        <w:spacing w:after="80"/>
+      </w:pPr>
+      <w:r>
+        <w:t>Embedded reference material — rules, architecture docs, or design specs pasted inline; reference Policies, Standards, and Docs so they load only when needed</w:t>
+      </w:r>
+    </w:p>
+    <w:p>
+      <w:pPr>
+        <w:pStyle w:val="ListParagraph"/>
+        <w:numPr>
+          <w:ilvl w:val="0"/>
+          <w:numId w:val="2"/>
+        </w:numPr>
+        <w:spacing w:after="80"/>
+      </w:pPr>
+      <w:r>
+        <w:t>Deriving facts at runtime that should be precomputed — e.g. inferring conventions by crawling repositories on the fly; precompute externally, store in Standards, and look them up</w:t>
+      </w:r>
+    </w:p>
+    <w:p>
+      <w:pPr>
+        <w:pStyle w:val="ListParagraph"/>
+        <w:numPr>
+          <w:ilvl w:val="0"/>
+          <w:numId w:val="2"/>
+        </w:numPr>
+        <w:spacing w:after="80"/>
+      </w:pPr>
+      <w:r>
+        <w:t>Heavy in-memory data processing — parsing large or deeply-nested payloads, aggregating big CSV or log files, transforming PDFs or images, bulk-validating records; offload repeatable heavy processing to Deterministic Systems (scripts, tools, services, or MCP)</w:t>
+      </w:r>
+    </w:p>
+    <w:p>
+      <w:pPr>
+        <w:pStyle w:val="ListParagraph"/>
+        <w:spacing w:after="80"/>
+        <w:ind w:left="720"/>
+      </w:pPr>
+    </w:p>
+    <w:p>
+      <w:pPr>
+        <w:spacing w:before="200" w:after="60"/>
+      </w:pPr>
+      <w:r>
+        <w:rPr>
+          <w:b/>
+          <w:bCs/>
+          <w:color w:val="B45F06"/>
+          <w:sz w:val="18"/>
+          <w:szCs w:val="18"/>
+        </w:rPr>
+        <w:t>IMPACT OF THE ANTI-PATTERN</w:t>
+      </w:r>
+    </w:p>
+    <w:p>
+      <w:pPr>
+        <w:pStyle w:val="ListParagraph"/>
+        <w:numPr>
+          <w:ilvl w:val="0"/>
+          <w:numId w:val="2"/>
+        </w:numPr>
+        <w:spacing w:after="80"/>
+      </w:pPr>
+      <w:r>
+        <w:t>Reusability and sizing — an oversized skill is coupled to one context, hard to share, and ends up duplicated across teams.</w:t>
+      </w:r>
+    </w:p>
+    <w:p>
+      <w:pPr>
+        <w:pStyle w:val="ListParagraph"/>
+        <w:numPr>
+          <w:ilvl w:val="0"/>
+          <w:numId w:val="2"/>
+        </w:numPr>
+        <w:spacing w:after="80"/>
+      </w:pPr>
+      <w:r>
+        <w:t>Token and compute cost — pulling many sources or large payloads into context at runtime floods the window and triggers Quadratic Context Explosion, multiplying cost and latency with every added source.</w:t>
+      </w:r>
+    </w:p>
+    <w:p>
+      <w:pPr>
+        <w:pStyle w:val="ListParagraph"/>
+        <w:numPr>
+          <w:ilvl w:val="0"/>
+          <w:numId w:val="2"/>
+        </w:numPr>
+        <w:spacing w:after="80"/>
+      </w:pPr>
+      <w:r>
+        <w:t>Persistence — anything derived or computed at runtime lives only for that run and is lost; the next run recomputes it, so outputs drift and never accumulate.</w:t>
+      </w:r>
+    </w:p>
+    <w:p>
+      <w:pPr>
+        <w:pStyle w:val="ListParagraph"/>
+        <w:numPr>
+          <w:ilvl w:val="0"/>
+          <w:numId w:val="2"/>
+        </w:numPr>
+        <w:spacing w:after="80"/>
+      </w:pPr>
+      <w:r>
+        <w:t>Efficiency — heavy processing inside an LLM is slower, costlier, and more error-prone than a deterministic script that does it once and returns clean inputs.</w:t>
+      </w:r>
+    </w:p>
+    <w:p>
+      <w:pPr>
+        <w:pStyle w:val="ListParagraph"/>
+        <w:numPr>
+          <w:ilvl w:val="0"/>
+          <w:numId w:val="2"/>
+        </w:numPr>
+        <w:spacing w:after="80"/>
+      </w:pPr>
+      <w:r>
+        <w:t>Maintainability and testability — a skill that mixes workflow with rules, docs, and computation is hard to reason about, version, and reuse.</w:t>
+      </w:r>
+    </w:p>
+    <w:p>
+      <w:pPr>
         <w:spacing w:after="80"/>
       </w:pPr>
     </w:p>
@@ -4843,8 +6057,30 @@
           <w:sz w:val="18"/>
           <w:szCs w:val="18"/>
         </w:rPr>
-        <w:t>EXAMPLE  ·  GOOD</w:t>
-      </w:r>
+        <w:t xml:space="preserve">EXAMPLE </w:t>
+      </w:r>
+      <w:proofErr w:type="gramStart"/>
+      <w:r>
+        <w:rPr>
+          <w:b/>
+          <w:bCs/>
+          <w:color w:val="1E7C3A"/>
+          <w:sz w:val="18"/>
+          <w:szCs w:val="18"/>
+        </w:rPr>
+        <w:t>·</w:t>
+      </w:r>
+      <w:r>
+        <w:rPr>
+          <w:b/>
+          <w:bCs/>
+          <w:color w:val="1E7C3A"/>
+          <w:sz w:val="18"/>
+          <w:szCs w:val="18"/>
+        </w:rPr>
+        <w:t xml:space="preserve">  GOOD</w:t>
+      </w:r>
+      <w:proofErr w:type="gramEnd"/>
     </w:p>
     <w:p>
       <w:pPr>
@@ -4958,6 +6194,7 @@
           <w:sz w:val="20"/>
           <w:szCs w:val="20"/>
         </w:rPr>
+        <w:lastRenderedPageBreak/>
         <w:t xml:space="preserve">Invoke API endpoint with transformed payload </w:t>
       </w:r>
     </w:p>
@@ -5030,7 +6267,39 @@
           <w:sz w:val="18"/>
           <w:szCs w:val="18"/>
         </w:rPr>
-        <w:t>EXAMPLE  ·  ANTI-PATTERN</w:t>
+        <w:t xml:space="preserve">EXAMPLE </w:t>
+      </w:r>
+      <w:proofErr w:type="gramStart"/>
+      <w:r>
+        <w:rPr>
+          <w:b/>
+          <w:bCs/>
+          <w:color w:val="C0392B"/>
+          <w:sz w:val="18"/>
+          <w:szCs w:val="18"/>
+        </w:rPr>
+        <w:t>·</w:t>
+      </w:r>
+      <w:r>
+        <w:rPr>
+          <w:b/>
+          <w:bCs/>
+          <w:color w:val="C0392B"/>
+          <w:sz w:val="18"/>
+          <w:szCs w:val="18"/>
+        </w:rPr>
+        <w:t xml:space="preserve">  ANTI</w:t>
+      </w:r>
+      <w:proofErr w:type="gramEnd"/>
+      <w:r>
+        <w:rPr>
+          <w:b/>
+          <w:bCs/>
+          <w:color w:val="C0392B"/>
+          <w:sz w:val="18"/>
+          <w:szCs w:val="18"/>
+        </w:rPr>
+        <w:t>-PATTERN</w:t>
       </w:r>
     </w:p>
     <w:p>
@@ -5040,6 +6309,7 @@
           <w:ilvl w:val="0"/>
           <w:numId w:val="7"/>
         </w:numPr>
+        <w:spacing w:after="20"/>
         <w:rPr>
           <w:rFonts w:ascii="Courier New" w:eastAsia="Courier New" w:hAnsi="Courier New" w:cs="Courier New"/>
           <w:sz w:val="20"/>
@@ -5052,7 +6322,7 @@
           <w:sz w:val="20"/>
           <w:szCs w:val="20"/>
         </w:rPr>
-        <w:t xml:space="preserve">All variables must follow camelCase naming convention. </w:t>
+        <w:t>Crawl every team repository to infer the current coding conventions</w:t>
       </w:r>
     </w:p>
     <w:p>
@@ -5062,6 +6332,7 @@
           <w:ilvl w:val="0"/>
           <w:numId w:val="7"/>
         </w:numPr>
+        <w:spacing w:after="20"/>
         <w:rPr>
           <w:rFonts w:ascii="Courier New" w:eastAsia="Courier New" w:hAnsi="Courier New" w:cs="Courier New"/>
           <w:sz w:val="20"/>
@@ -5074,12 +6345,124 @@
           <w:sz w:val="20"/>
           <w:szCs w:val="20"/>
         </w:rPr>
-        <w:t xml:space="preserve">All programming packages must be downloaded from the enterprise JFrog SaaS. </w:t>
-      </w:r>
-    </w:p>
-    <w:p>
-      <w:pPr>
-        <w:spacing w:after="80"/>
+        <w:t>Inline the full architecture guide, API design spec, and naming rules</w:t>
+      </w:r>
+    </w:p>
+    <w:p>
+      <w:pPr>
+        <w:pStyle w:val="ListParagraph"/>
+        <w:numPr>
+          <w:ilvl w:val="0"/>
+          <w:numId w:val="7"/>
+        </w:numPr>
+        <w:spacing w:after="20"/>
+        <w:rPr>
+          <w:rFonts w:ascii="Courier New" w:eastAsia="Courier New" w:hAnsi="Courier New" w:cs="Courier New"/>
+          <w:sz w:val="20"/>
+          <w:szCs w:val="20"/>
+        </w:rPr>
+      </w:pPr>
+      <w:r>
+        <w:rPr>
+          <w:rFonts w:ascii="Courier New" w:eastAsia="Courier New" w:hAnsi="Courier New" w:cs="Courier New"/>
+          <w:sz w:val="20"/>
+          <w:szCs w:val="20"/>
+        </w:rPr>
+        <w:t xml:space="preserve">Re-state the enterprise </w:t>
+      </w:r>
+      <w:proofErr w:type="spellStart"/>
+      <w:r>
+        <w:rPr>
+          <w:rFonts w:ascii="Courier New" w:eastAsia="Courier New" w:hAnsi="Courier New" w:cs="Courier New"/>
+          <w:sz w:val="20"/>
+          <w:szCs w:val="20"/>
+        </w:rPr>
+        <w:t>JFrog</w:t>
+      </w:r>
+      <w:proofErr w:type="spellEnd"/>
+      <w:r>
+        <w:rPr>
+          <w:rFonts w:ascii="Courier New" w:eastAsia="Courier New" w:hAnsi="Courier New" w:cs="Courier New"/>
+          <w:sz w:val="20"/>
+          <w:szCs w:val="20"/>
+        </w:rPr>
+        <w:t xml:space="preserve"> package policy inside the skill</w:t>
+      </w:r>
+    </w:p>
+    <w:p>
+      <w:pPr>
+        <w:pStyle w:val="ListParagraph"/>
+        <w:numPr>
+          <w:ilvl w:val="0"/>
+          <w:numId w:val="7"/>
+        </w:numPr>
+        <w:spacing w:after="20"/>
+        <w:rPr>
+          <w:rFonts w:ascii="Courier New" w:eastAsia="Courier New" w:hAnsi="Courier New" w:cs="Courier New"/>
+          <w:sz w:val="20"/>
+          <w:szCs w:val="20"/>
+        </w:rPr>
+      </w:pPr>
+      <w:r>
+        <w:rPr>
+          <w:rFonts w:ascii="Courier New" w:eastAsia="Courier New" w:hAnsi="Courier New" w:cs="Courier New"/>
+          <w:sz w:val="20"/>
+          <w:szCs w:val="20"/>
+        </w:rPr>
+        <w:t>Load and parse the entire nested product-catalogue JSON in memory</w:t>
+      </w:r>
+    </w:p>
+    <w:p>
+      <w:pPr>
+        <w:pStyle w:val="ListParagraph"/>
+        <w:numPr>
+          <w:ilvl w:val="0"/>
+          <w:numId w:val="7"/>
+        </w:numPr>
+        <w:spacing w:after="20"/>
+        <w:rPr>
+          <w:rFonts w:ascii="Courier New" w:eastAsia="Courier New" w:hAnsi="Courier New" w:cs="Courier New"/>
+          <w:sz w:val="20"/>
+          <w:szCs w:val="20"/>
+        </w:rPr>
+      </w:pPr>
+      <w:r>
+        <w:rPr>
+          <w:rFonts w:ascii="Courier New" w:eastAsia="Courier New" w:hAnsi="Courier New" w:cs="Courier New"/>
+          <w:sz w:val="20"/>
+          <w:szCs w:val="20"/>
+        </w:rPr>
+        <w:t>Aggregate all CSV log files to compute usage statistics</w:t>
+      </w:r>
+    </w:p>
+    <w:p>
+      <w:pPr>
+        <w:pStyle w:val="ListParagraph"/>
+        <w:numPr>
+          <w:ilvl w:val="0"/>
+          <w:numId w:val="7"/>
+        </w:numPr>
+        <w:spacing w:after="20"/>
+        <w:rPr>
+          <w:rFonts w:ascii="Courier New" w:eastAsia="Courier New" w:hAnsi="Courier New" w:cs="Courier New"/>
+          <w:sz w:val="20"/>
+          <w:szCs w:val="20"/>
+        </w:rPr>
+      </w:pPr>
+      <w:r>
+        <w:rPr>
+          <w:rFonts w:ascii="Courier New" w:eastAsia="Courier New" w:hAnsi="Courier New" w:cs="Courier New"/>
+          <w:sz w:val="20"/>
+          <w:szCs w:val="20"/>
+        </w:rPr>
+        <w:t>Then, finally, implement the requested change</w:t>
+      </w:r>
+    </w:p>
+    <w:p>
+      <w:pPr>
+        <w:spacing w:after="80"/>
+      </w:pPr>
+      <w:r>
         <w:rPr>
           <w:i/>
           <w:iCs/>
@@ -5087,7 +6470,9 @@
           <w:sz w:val="20"/>
           <w:szCs w:val="20"/>
         </w:rPr>
-      </w:pPr>
+        <w:t xml:space="preserve">An oversized skill that derives conventions at runtime, </w:t>
+      </w:r>
+      <w:proofErr w:type="spellStart"/>
       <w:r>
         <w:rPr>
           <w:i/>
@@ -5096,8 +6481,61 @@
           <w:sz w:val="20"/>
           <w:szCs w:val="20"/>
         </w:rPr>
-        <w:t>Defines standards and policies within the Skill itself instead of applying them — this belongs in Standards and Policies.</w:t>
-      </w:r>
+        <w:t>inlines</w:t>
+      </w:r>
+      <w:proofErr w:type="spellEnd"/>
+      <w:r>
+        <w:rPr>
+          <w:i/>
+          <w:iCs/>
+          <w:color w:val="C0392B"/>
+          <w:sz w:val="20"/>
+          <w:szCs w:val="20"/>
+        </w:rPr>
+        <w:t xml:space="preserve"> docs and rules, and does heavy in-memory processing. It should be one focused workflow that looks up Standards, Policies, and Docs and offloads heavy work to Deterministic Systems.</w:t>
+      </w:r>
+    </w:p>
+    <w:p>
+      <w:pPr>
+        <w:spacing w:before="160" w:after="80"/>
+      </w:pPr>
+      <w:r>
+        <w:rPr>
+          <w:i/>
+          <w:iCs/>
+          <w:color w:val="999999"/>
+          <w:sz w:val="20"/>
+          <w:szCs w:val="20"/>
+        </w:rPr>
+        <w:t xml:space="preserve">Further reading:  </w:t>
+      </w:r>
+      <w:hyperlink r:id="rId5" w:history="1">
+        <w:r>
+          <w:rPr>
+            <w:rStyle w:val="Hyperlink"/>
+            <w:sz w:val="20"/>
+            <w:szCs w:val="20"/>
+          </w:rPr>
+          <w:t>Agent Skills — Best Practices</w:t>
+        </w:r>
+      </w:hyperlink>
+      <w:r>
+        <w:rPr>
+          <w:sz w:val="20"/>
+          <w:szCs w:val="20"/>
+        </w:rPr>
+        <w:t xml:space="preserve">    ·    </w:t>
+      </w:r>
+      <w:hyperlink r:id="rId6" w:anchor="checklist-for-effective-skills" w:history="1">
+        <w:r>
+          <w:rPr>
+            <w:rStyle w:val="Hyperlink"/>
+            <w:sz w:val="20"/>
+            <w:szCs w:val="20"/>
+          </w:rPr>
+          <w:t>Checklist for Effective Skills</w:t>
+        </w:r>
+      </w:hyperlink>
     </w:p>
     <w:p>
       <w:pPr>
@@ -5115,12 +6553,10 @@
     <w:p>
       <w:pPr>
         <w:pStyle w:val="Heading2"/>
-        <w:pageBreakBefore/>
-        <w:spacing w:before="0" w:after="60"/>
-      </w:pPr>
-      <w:bookmarkStart w:id="7" w:name="_Toc232455465"/>
-      <w:r>
-        <w:lastRenderedPageBreak/>
+        <w:spacing w:before="240" w:after="60"/>
+      </w:pPr>
+      <w:bookmarkStart w:id="7" w:name="_Toc233743328"/>
+      <w:r>
         <w:t>Policies</w:t>
       </w:r>
       <w:bookmarkEnd w:id="7"/>
@@ -5251,7 +6687,15 @@
         <w:spacing w:after="80"/>
       </w:pPr>
       <w:r>
-        <w:t>Enterprise tool usage rules — e.g. JFrog, approved registries</w:t>
+        <w:t xml:space="preserve">Enterprise tool usage rules — e.g. </w:t>
+      </w:r>
+      <w:proofErr w:type="spellStart"/>
+      <w:r>
+        <w:t>JFrog</w:t>
+      </w:r>
+      <w:proofErr w:type="spellEnd"/>
+      <w:r>
+        <w:t>, approved registries</w:t>
       </w:r>
     </w:p>
     <w:p>
@@ -5361,6 +6805,94 @@
     </w:p>
     <w:p>
       <w:pPr>
+        <w:pStyle w:val="ListParagraph"/>
+        <w:spacing w:after="80"/>
+        <w:ind w:left="720"/>
+      </w:pPr>
+    </w:p>
+    <w:p>
+      <w:pPr>
+        <w:spacing w:before="200" w:after="60"/>
+      </w:pPr>
+      <w:r>
+        <w:rPr>
+          <w:b/>
+          <w:bCs/>
+          <w:color w:val="B45F06"/>
+          <w:sz w:val="18"/>
+          <w:szCs w:val="18"/>
+        </w:rPr>
+        <w:t>IMPACT OF THE ANTI-PATTERN</w:t>
+      </w:r>
+    </w:p>
+    <w:p>
+      <w:pPr>
+        <w:pStyle w:val="ListParagraph"/>
+        <w:numPr>
+          <w:ilvl w:val="0"/>
+          <w:numId w:val="2"/>
+        </w:numPr>
+        <w:spacing w:after="80"/>
+      </w:pPr>
+      <w:r>
+        <w:t>Predictability — a policy written as steps describes one way to comply, not the rule itself, so valid alternatives are wrongly rejected and the real constraint goes unstated.</w:t>
+      </w:r>
+    </w:p>
+    <w:p>
+      <w:pPr>
+        <w:pStyle w:val="ListParagraph"/>
+        <w:numPr>
+          <w:ilvl w:val="0"/>
+          <w:numId w:val="2"/>
+        </w:numPr>
+        <w:spacing w:after="80"/>
+      </w:pPr>
+      <w:r>
+        <w:lastRenderedPageBreak/>
+        <w:t>Traceability — reviewers cannot point to the rule; they see a procedure, making compliance impossible to verify.</w:t>
+      </w:r>
+    </w:p>
+    <w:p>
+      <w:pPr>
+        <w:pStyle w:val="ListParagraph"/>
+        <w:numPr>
+          <w:ilvl w:val="0"/>
+          <w:numId w:val="2"/>
+        </w:numPr>
+        <w:spacing w:after="80"/>
+      </w:pPr>
+      <w:r>
+        <w:t>Maintainability — when the procedure changes, the policy looks violated even though the actual constraint still holds.</w:t>
+      </w:r>
+    </w:p>
+    <w:p>
+      <w:pPr>
+        <w:pStyle w:val="ListParagraph"/>
+        <w:numPr>
+          <w:ilvl w:val="0"/>
+          <w:numId w:val="2"/>
+        </w:numPr>
+        <w:spacing w:after="80"/>
+      </w:pPr>
+      <w:r>
+        <w:t>Enforceability — deterministic gates cannot check a narrative; rules must be declarative to be enforced automatically.</w:t>
+      </w:r>
+    </w:p>
+    <w:p>
+      <w:pPr>
+        <w:pStyle w:val="ListParagraph"/>
+        <w:numPr>
+          <w:ilvl w:val="0"/>
+          <w:numId w:val="2"/>
+        </w:numPr>
+        <w:spacing w:after="80"/>
+      </w:pPr>
+      <w:r>
+        <w:t>End users &amp; cost — non-compliance slips through or legitimate work is blocked — both cost time and erode trust.</w:t>
+      </w:r>
+    </w:p>
+    <w:p>
+      <w:pPr>
         <w:spacing w:before="200" w:after="60"/>
       </w:pPr>
       <w:r>
@@ -5371,8 +6903,30 @@
           <w:sz w:val="18"/>
           <w:szCs w:val="18"/>
         </w:rPr>
-        <w:t>EXAMPLE  ·  GOOD</w:t>
-      </w:r>
+        <w:t xml:space="preserve">EXAMPLE </w:t>
+      </w:r>
+      <w:proofErr w:type="gramStart"/>
+      <w:r>
+        <w:rPr>
+          <w:b/>
+          <w:bCs/>
+          <w:color w:val="1E7C3A"/>
+          <w:sz w:val="18"/>
+          <w:szCs w:val="18"/>
+        </w:rPr>
+        <w:t>·</w:t>
+      </w:r>
+      <w:r>
+        <w:rPr>
+          <w:b/>
+          <w:bCs/>
+          <w:color w:val="1E7C3A"/>
+          <w:sz w:val="18"/>
+          <w:szCs w:val="18"/>
+        </w:rPr>
+        <w:t xml:space="preserve">  GOOD</w:t>
+      </w:r>
+      <w:proofErr w:type="gramEnd"/>
     </w:p>
     <w:p>
       <w:pPr>
@@ -5395,6 +6949,7 @@
         </w:rPr>
         <w:t xml:space="preserve">All application dependencies MUST be sourced from the approved internal </w:t>
       </w:r>
+      <w:proofErr w:type="spellStart"/>
       <w:r>
         <w:rPr>
           <w:rFonts w:ascii="Courier New" w:eastAsia="Courier New" w:hAnsi="Courier New" w:cs="Courier New"/>
@@ -5411,6 +6966,7 @@
         </w:rPr>
         <w:t>Frog</w:t>
       </w:r>
+      <w:proofErr w:type="spellEnd"/>
       <w:r>
         <w:rPr>
           <w:rFonts w:ascii="Courier New" w:eastAsia="Courier New" w:hAnsi="Courier New" w:cs="Courier New"/>
@@ -5488,7 +7044,39 @@
           <w:sz w:val="18"/>
           <w:szCs w:val="18"/>
         </w:rPr>
-        <w:t>EXAMPLE  ·  ANTI-PATTERN</w:t>
+        <w:t xml:space="preserve">EXAMPLE </w:t>
+      </w:r>
+      <w:proofErr w:type="gramStart"/>
+      <w:r>
+        <w:rPr>
+          <w:b/>
+          <w:bCs/>
+          <w:color w:val="C0392B"/>
+          <w:sz w:val="18"/>
+          <w:szCs w:val="18"/>
+        </w:rPr>
+        <w:t>·</w:t>
+      </w:r>
+      <w:r>
+        <w:rPr>
+          <w:b/>
+          <w:bCs/>
+          <w:color w:val="C0392B"/>
+          <w:sz w:val="18"/>
+          <w:szCs w:val="18"/>
+        </w:rPr>
+        <w:t xml:space="preserve">  ANTI</w:t>
+      </w:r>
+      <w:proofErr w:type="gramEnd"/>
+      <w:r>
+        <w:rPr>
+          <w:b/>
+          <w:bCs/>
+          <w:color w:val="C0392B"/>
+          <w:sz w:val="18"/>
+          <w:szCs w:val="18"/>
+        </w:rPr>
+        <w:t>-PATTERN</w:t>
       </w:r>
     </w:p>
     <w:p>
@@ -5510,7 +7098,25 @@
           <w:sz w:val="20"/>
           <w:szCs w:val="20"/>
         </w:rPr>
-        <w:t>Configure JFrog repository</w:t>
+        <w:t xml:space="preserve">Configure </w:t>
+      </w:r>
+      <w:proofErr w:type="spellStart"/>
+      <w:r>
+        <w:rPr>
+          <w:rFonts w:ascii="Courier New" w:eastAsia="Courier New" w:hAnsi="Courier New" w:cs="Courier New"/>
+          <w:sz w:val="20"/>
+          <w:szCs w:val="20"/>
+        </w:rPr>
+        <w:t>JFrog</w:t>
+      </w:r>
+      <w:proofErr w:type="spellEnd"/>
+      <w:r>
+        <w:rPr>
+          <w:rFonts w:ascii="Courier New" w:eastAsia="Courier New" w:hAnsi="Courier New" w:cs="Courier New"/>
+          <w:sz w:val="20"/>
+          <w:szCs w:val="20"/>
+        </w:rPr>
+        <w:t xml:space="preserve"> repository</w:t>
       </w:r>
     </w:p>
     <w:p>
@@ -5595,12 +7201,10 @@
     <w:p>
       <w:pPr>
         <w:pStyle w:val="Heading2"/>
-        <w:pageBreakBefore/>
-        <w:spacing w:before="0" w:after="60"/>
-      </w:pPr>
-      <w:bookmarkStart w:id="8" w:name="_Toc232455466"/>
-      <w:r>
-        <w:lastRenderedPageBreak/>
+        <w:spacing w:before="240" w:after="60"/>
+      </w:pPr>
+      <w:bookmarkStart w:id="8" w:name="_Toc233743329"/>
+      <w:r>
         <w:t>Standards</w:t>
       </w:r>
       <w:bookmarkEnd w:id="8"/>
@@ -5794,6 +7398,94 @@
     </w:p>
     <w:p>
       <w:pPr>
+        <w:pStyle w:val="ListParagraph"/>
+        <w:spacing w:after="80"/>
+        <w:ind w:left="720"/>
+      </w:pPr>
+    </w:p>
+    <w:p>
+      <w:pPr>
+        <w:spacing w:before="200" w:after="60"/>
+      </w:pPr>
+      <w:r>
+        <w:rPr>
+          <w:b/>
+          <w:bCs/>
+          <w:color w:val="B45F06"/>
+          <w:sz w:val="18"/>
+          <w:szCs w:val="18"/>
+        </w:rPr>
+        <w:t>IMPACT OF THE ANTI-PATTERN</w:t>
+      </w:r>
+    </w:p>
+    <w:p>
+      <w:pPr>
+        <w:pStyle w:val="ListParagraph"/>
+        <w:numPr>
+          <w:ilvl w:val="0"/>
+          <w:numId w:val="2"/>
+        </w:numPr>
+        <w:spacing w:after="80"/>
+      </w:pPr>
+      <w:r>
+        <w:lastRenderedPageBreak/>
+        <w:t>Token &amp; cost — Standards auto-load into scope, so how-to detail is paid for on every relevant interaction instead of being fetched on demand from Docs.</w:t>
+      </w:r>
+    </w:p>
+    <w:p>
+      <w:pPr>
+        <w:pStyle w:val="ListParagraph"/>
+        <w:numPr>
+          <w:ilvl w:val="0"/>
+          <w:numId w:val="2"/>
+        </w:numPr>
+        <w:spacing w:after="80"/>
+      </w:pPr>
+      <w:r>
+        <w:t>Predictability — mixing what good looks like with how to do it makes the standard ambiguous; tools cannot separate the convention from the procedure.</w:t>
+      </w:r>
+    </w:p>
+    <w:p>
+      <w:pPr>
+        <w:pStyle w:val="ListParagraph"/>
+        <w:numPr>
+          <w:ilvl w:val="0"/>
+          <w:numId w:val="2"/>
+        </w:numPr>
+        <w:spacing w:after="80"/>
+      </w:pPr>
+      <w:r>
+        <w:t>Maintainability — implementation steps change far more often than conventions; coupling them forces constant edits to a layer that should be stable.</w:t>
+      </w:r>
+    </w:p>
+    <w:p>
+      <w:pPr>
+        <w:pStyle w:val="ListParagraph"/>
+        <w:numPr>
+          <w:ilvl w:val="0"/>
+          <w:numId w:val="2"/>
+        </w:numPr>
+        <w:spacing w:after="80"/>
+      </w:pPr>
+      <w:r>
+        <w:t>Traceability — when output is non-compliant, you cannot tell whether the convention or the procedure was at fault.</w:t>
+      </w:r>
+    </w:p>
+    <w:p>
+      <w:pPr>
+        <w:pStyle w:val="ListParagraph"/>
+        <w:numPr>
+          <w:ilvl w:val="0"/>
+          <w:numId w:val="2"/>
+        </w:numPr>
+        <w:spacing w:after="80"/>
+      </w:pPr>
+      <w:r>
+        <w:t>Reusability — a how-to tied to one standard cannot be reused, so it gets duplicated across standards.</w:t>
+      </w:r>
+    </w:p>
+    <w:p>
+      <w:pPr>
         <w:spacing w:before="200" w:after="60"/>
       </w:pPr>
       <w:r>
@@ -5804,8 +7496,30 @@
           <w:sz w:val="18"/>
           <w:szCs w:val="18"/>
         </w:rPr>
-        <w:t>EXAMPLE  ·  GOOD</w:t>
-      </w:r>
+        <w:t xml:space="preserve">EXAMPLE </w:t>
+      </w:r>
+      <w:proofErr w:type="gramStart"/>
+      <w:r>
+        <w:rPr>
+          <w:b/>
+          <w:bCs/>
+          <w:color w:val="1E7C3A"/>
+          <w:sz w:val="18"/>
+          <w:szCs w:val="18"/>
+        </w:rPr>
+        <w:t>·</w:t>
+      </w:r>
+      <w:r>
+        <w:rPr>
+          <w:b/>
+          <w:bCs/>
+          <w:color w:val="1E7C3A"/>
+          <w:sz w:val="18"/>
+          <w:szCs w:val="18"/>
+        </w:rPr>
+        <w:t xml:space="preserve">  GOOD</w:t>
+      </w:r>
+      <w:proofErr w:type="gramEnd"/>
     </w:p>
     <w:p>
       <w:pPr>
@@ -5817,7 +7531,7 @@
           <w:sz w:val="20"/>
           <w:szCs w:val="20"/>
         </w:rPr>
-        <w:t xml:space="preserve">module-name.skill.md         # file: kebab-case with layer suffix</w:t>
+        <w:t>module-name.skill.md         # file: kebab-case with layer suffix</w:t>
       </w:r>
     </w:p>
     <w:p>
@@ -5830,7 +7544,35 @@
           <w:sz w:val="20"/>
           <w:szCs w:val="20"/>
         </w:rPr>
-        <w:t xml:space="preserve">function processPayment() {} # function: camelCase</w:t>
+        <w:t xml:space="preserve">function </w:t>
+      </w:r>
+      <w:proofErr w:type="spellStart"/>
+      <w:proofErr w:type="gramStart"/>
+      <w:r>
+        <w:rPr>
+          <w:rFonts w:ascii="Courier New" w:eastAsia="Courier New" w:hAnsi="Courier New" w:cs="Courier New"/>
+          <w:sz w:val="20"/>
+          <w:szCs w:val="20"/>
+        </w:rPr>
+        <w:t>processPayment</w:t>
+      </w:r>
+      <w:proofErr w:type="spellEnd"/>
+      <w:r>
+        <w:rPr>
+          <w:rFonts w:ascii="Courier New" w:eastAsia="Courier New" w:hAnsi="Courier New" w:cs="Courier New"/>
+          <w:sz w:val="20"/>
+          <w:szCs w:val="20"/>
+        </w:rPr>
+        <w:t>(</w:t>
+      </w:r>
+      <w:proofErr w:type="gramEnd"/>
+      <w:r>
+        <w:rPr>
+          <w:rFonts w:ascii="Courier New" w:eastAsia="Courier New" w:hAnsi="Courier New" w:cs="Courier New"/>
+          <w:sz w:val="20"/>
+          <w:szCs w:val="20"/>
+        </w:rPr>
+        <w:t>) {} # function: camelCase</w:t>
       </w:r>
     </w:p>
     <w:p>
@@ -5843,7 +7585,7 @@
           <w:sz w:val="20"/>
           <w:szCs w:val="20"/>
         </w:rPr>
-        <w:t xml:space="preserve">MAX_RETRY_COUNT = 3          # constant: UPPER_SNAKE_CASE</w:t>
+        <w:t>MAX_RETRY_COUNT = 3          # constant: UPPER_SNAKE_CASE</w:t>
       </w:r>
     </w:p>
     <w:p>
@@ -5856,8 +7598,54 @@
           <w:sz w:val="20"/>
           <w:szCs w:val="20"/>
         </w:rPr>
-        <w:t xml:space="preserve">type UserPayload struct {}   # type/schema: PascalCase</w:t>
-      </w:r>
+        <w:t xml:space="preserve">type </w:t>
+      </w:r>
+      <w:proofErr w:type="spellStart"/>
+      <w:r>
+        <w:rPr>
+          <w:rFonts w:ascii="Courier New" w:eastAsia="Courier New" w:hAnsi="Courier New" w:cs="Courier New"/>
+          <w:sz w:val="20"/>
+          <w:szCs w:val="20"/>
+        </w:rPr>
+        <w:t>UserPayload</w:t>
+      </w:r>
+      <w:proofErr w:type="spellEnd"/>
+      <w:r>
+        <w:rPr>
+          <w:rFonts w:ascii="Courier New" w:eastAsia="Courier New" w:hAnsi="Courier New" w:cs="Courier New"/>
+          <w:sz w:val="20"/>
+          <w:szCs w:val="20"/>
+        </w:rPr>
+        <w:t xml:space="preserve"> struct </w:t>
+      </w:r>
+      <w:proofErr w:type="gramStart"/>
+      <w:r>
+        <w:rPr>
+          <w:rFonts w:ascii="Courier New" w:eastAsia="Courier New" w:hAnsi="Courier New" w:cs="Courier New"/>
+          <w:sz w:val="20"/>
+          <w:szCs w:val="20"/>
+        </w:rPr>
+        <w:t xml:space="preserve">{}   </w:t>
+      </w:r>
+      <w:proofErr w:type="gramEnd"/>
+      <w:r>
+        <w:rPr>
+          <w:rFonts w:ascii="Courier New" w:eastAsia="Courier New" w:hAnsi="Courier New" w:cs="Courier New"/>
+          <w:sz w:val="20"/>
+          <w:szCs w:val="20"/>
+        </w:rPr>
+        <w:t xml:space="preserve"># type/schema: </w:t>
+      </w:r>
+      <w:proofErr w:type="spellStart"/>
+      <w:r>
+        <w:rPr>
+          <w:rFonts w:ascii="Courier New" w:eastAsia="Courier New" w:hAnsi="Courier New" w:cs="Courier New"/>
+          <w:sz w:val="20"/>
+          <w:szCs w:val="20"/>
+        </w:rPr>
+        <w:t>PascalCase</w:t>
+      </w:r>
+      <w:proofErr w:type="spellEnd"/>
     </w:p>
     <w:p>
       <w:pPr>
@@ -5891,7 +7679,39 @@
           <w:sz w:val="18"/>
           <w:szCs w:val="18"/>
         </w:rPr>
-        <w:t>EXAMPLE  ·  ANTI-PATTERN</w:t>
+        <w:t xml:space="preserve">EXAMPLE </w:t>
+      </w:r>
+      <w:proofErr w:type="gramStart"/>
+      <w:r>
+        <w:rPr>
+          <w:b/>
+          <w:bCs/>
+          <w:color w:val="C0392B"/>
+          <w:sz w:val="18"/>
+          <w:szCs w:val="18"/>
+        </w:rPr>
+        <w:t>·</w:t>
+      </w:r>
+      <w:r>
+        <w:rPr>
+          <w:b/>
+          <w:bCs/>
+          <w:color w:val="C0392B"/>
+          <w:sz w:val="18"/>
+          <w:szCs w:val="18"/>
+        </w:rPr>
+        <w:t xml:space="preserve">  ANTI</w:t>
+      </w:r>
+      <w:proofErr w:type="gramEnd"/>
+      <w:r>
+        <w:rPr>
+          <w:b/>
+          <w:bCs/>
+          <w:color w:val="C0392B"/>
+          <w:sz w:val="18"/>
+          <w:szCs w:val="18"/>
+        </w:rPr>
+        <w:t>-PATTERN</w:t>
       </w:r>
     </w:p>
     <w:p>
@@ -5904,7 +7724,7 @@
           <w:sz w:val="20"/>
           <w:szCs w:val="20"/>
         </w:rPr>
-        <w:t xml:space="preserve">1. Create a new file called MyFeatureSkill.md</w:t>
+        <w:t>1. Create a new file called MyFeatureSkill.md</w:t>
       </w:r>
     </w:p>
     <w:p>
@@ -5917,7 +7737,7 @@
           <w:sz w:val="20"/>
           <w:szCs w:val="20"/>
         </w:rPr>
-        <w:t xml:space="preserve">2. Add the function header using camelCase</w:t>
+        <w:t>2. Add the function header using camelCase</w:t>
       </w:r>
     </w:p>
     <w:p>
@@ -5930,7 +7750,7 @@
           <w:sz w:val="20"/>
           <w:szCs w:val="20"/>
         </w:rPr>
-        <w:t xml:space="preserve">3. Import required modules and configure the client</w:t>
+        <w:t>3. Import required modules and configure the client</w:t>
       </w:r>
     </w:p>
     <w:p>
@@ -5964,14 +7784,15 @@
     <w:p>
       <w:pPr>
         <w:pStyle w:val="Heading2"/>
-        <w:pageBreakBefore/>
-        <w:spacing w:before="0" w:after="60"/>
-      </w:pPr>
-      <w:bookmarkStart w:id="20" w:name="_Toc232455470"/>
-      <w:r>
-        <w:t>Docs</w:t>
-      </w:r>
-      <w:bookmarkEnd w:id="20"/>
+        <w:spacing w:before="240" w:after="60"/>
+      </w:pPr>
+      <w:bookmarkStart w:id="9" w:name="_Toc232460601"/>
+      <w:bookmarkStart w:id="10" w:name="_Toc233743330"/>
+      <w:r>
+        <w:t>Policies vs Standards</w:t>
+      </w:r>
+      <w:bookmarkEnd w:id="9"/>
+      <w:bookmarkEnd w:id="10"/>
     </w:p>
     <w:p>
       <w:pPr>
@@ -5983,7 +7804,63 @@
           <w:iCs/>
           <w:color w:val="2E75B6"/>
         </w:rPr>
-        <w:t>What the AI knows</w:t>
+        <w:t>Clearing up a common confusion</w:t>
+      </w:r>
+    </w:p>
+    <w:p>
+      <w:pPr>
+        <w:spacing w:after="120"/>
+      </w:pPr>
+      <w:r>
+        <w:t>Policies and Standards are easily confused, yet the distinction is simple — a Policy answers why and what; a Standard answers how.</w:t>
+      </w:r>
+    </w:p>
+    <w:p>
+      <w:pPr>
+        <w:pStyle w:val="ListParagraph"/>
+        <w:numPr>
+          <w:ilvl w:val="0"/>
+          <w:numId w:val="2"/>
+        </w:numPr>
+        <w:spacing w:after="80"/>
+      </w:pPr>
+      <w:r>
+        <w:rPr>
+          <w:b/>
+          <w:bCs/>
+        </w:rPr>
+        <w:t>Policy</w:t>
+      </w:r>
+      <w:r>
+        <w:t xml:space="preserve"> — answers why &amp; what. The non-negotiable intent and the rule that must hold. Policies are usually referenced from the enterprise </w:t>
+      </w:r>
+      <w:proofErr w:type="spellStart"/>
+      <w:r>
+        <w:t>eGRC</w:t>
+      </w:r>
+      <w:proofErr w:type="spellEnd"/>
+      <w:r>
+        <w:t xml:space="preserve"> policy register.</w:t>
+      </w:r>
+    </w:p>
+    <w:p>
+      <w:pPr>
+        <w:pStyle w:val="ListParagraph"/>
+        <w:numPr>
+          <w:ilvl w:val="0"/>
+          <w:numId w:val="2"/>
+        </w:numPr>
+        <w:spacing w:after="80"/>
+      </w:pPr>
+      <w:r>
+        <w:rPr>
+          <w:b/>
+          <w:bCs/>
+        </w:rPr>
+        <w:t>Standard</w:t>
+      </w:r>
+      <w:r>
+        <w:t xml:space="preserve"> — answers how. The specific, testable conventions and best practices that satisfy a policy in practice. Standards are typically authored and owned by teams.</w:t>
       </w:r>
     </w:p>
     <w:p>
@@ -5998,7 +7875,61 @@
           <w:sz w:val="18"/>
           <w:szCs w:val="18"/>
         </w:rPr>
-        <w:t>DEFINITION</w:t>
+        <w:t>EXAMPLE</w:t>
+      </w:r>
+    </w:p>
+    <w:p>
+      <w:pPr>
+        <w:spacing w:after="80"/>
+      </w:pPr>
+      <w:r>
+        <w:rPr>
+          <w:b/>
+          <w:bCs/>
+        </w:rPr>
+        <w:t xml:space="preserve">Policy:  </w:t>
+      </w:r>
+      <w:r>
+        <w:t>All company data must be protected to ensure client privacy and meet regulatory compliance.</w:t>
+      </w:r>
+    </w:p>
+    <w:p>
+      <w:pPr>
+        <w:pStyle w:val="ListParagraph"/>
+        <w:numPr>
+          <w:ilvl w:val="0"/>
+          <w:numId w:val="2"/>
+        </w:numPr>
+        <w:spacing w:after="80"/>
+      </w:pPr>
+      <w:r>
+        <w:t>Standard 1 — All laptops must use full-disk encryption and a minimum 12-character password rotated every 90 days.</w:t>
+      </w:r>
+    </w:p>
+    <w:p>
+      <w:pPr>
+        <w:pStyle w:val="ListParagraph"/>
+        <w:numPr>
+          <w:ilvl w:val="0"/>
+          <w:numId w:val="2"/>
+        </w:numPr>
+        <w:spacing w:after="80"/>
+      </w:pPr>
+      <w:r>
+        <w:t>Standard 2 — All APIs must implement encryption at rest and enforce authentication via a company-approved identity provider.</w:t>
+      </w:r>
+    </w:p>
+    <w:p>
+      <w:pPr>
+        <w:pStyle w:val="ListParagraph"/>
+        <w:numPr>
+          <w:ilvl w:val="0"/>
+          <w:numId w:val="2"/>
+        </w:numPr>
+        <w:spacing w:after="80"/>
+      </w:pPr>
+      <w:r>
+        <w:t>Standard 3 — All internal traffic must be encrypted using TLS 1.3.</w:t>
       </w:r>
     </w:p>
     <w:p>
@@ -6006,7 +7937,74 @@
         <w:spacing w:after="120"/>
       </w:pPr>
       <w:r>
-        <w:t>Docs provide knowledge and reference material that the AI can load when needed. They are not loaded automatically into the context window — they are fetched by Skills when relevant context is required. This keeps the initial context lean and ensures token budget is spent on what matters for the current task.</w:t>
+        <w:lastRenderedPageBreak/>
+        <w:t xml:space="preserve">Teams may not need to author both. Policies are commonly referenced from the enterprise </w:t>
+      </w:r>
+      <w:proofErr w:type="spellStart"/>
+      <w:r>
+        <w:t>eGRC</w:t>
+      </w:r>
+      <w:proofErr w:type="spellEnd"/>
+      <w:r>
+        <w:t xml:space="preserve"> policy register; what teams own are the Standards and conventions that (1) apply those policies to their deliverables and (2) capture the best practices they expect to follow.</w:t>
+      </w:r>
+    </w:p>
+    <w:p>
+      <w:pPr>
+        <w:spacing w:after="120"/>
+      </w:pPr>
+      <w:r>
+        <w:t xml:space="preserve">When writing Standards, prefer RFC 2119 keywords — MUST, MUST NOT, SHOULD, SHOULD NOT, MAY — to make requirement levels explicit. This removes ambiguity so an AI agent knows the requirement level instead of guessing, and a system instruction can direct models to follow </w:t>
+      </w:r>
+      <w:hyperlink r:id="rId7" w:history="1">
+        <w:r>
+          <w:rPr>
+            <w:rStyle w:val="Hyperlink"/>
+          </w:rPr>
+          <w:t>RFC 2119</w:t>
+        </w:r>
+      </w:hyperlink>
+      <w:r>
+        <w:t>.</w:t>
+      </w:r>
+    </w:p>
+    <w:p>
+      <w:pPr>
+        <w:spacing w:after="80"/>
+      </w:pPr>
+    </w:p>
+    <w:p>
+      <w:pPr>
+        <w:pBdr>
+          <w:bottom w:val="single" w:sz="4" w:space="1" w:color="BDD7EE"/>
+        </w:pBdr>
+        <w:spacing w:after="200"/>
+      </w:pPr>
+    </w:p>
+    <w:p>
+      <w:pPr>
+        <w:pStyle w:val="Heading2"/>
+        <w:spacing w:before="240" w:after="60"/>
+      </w:pPr>
+      <w:bookmarkStart w:id="11" w:name="_Toc232460600"/>
+      <w:bookmarkStart w:id="12" w:name="_Toc233743331"/>
+      <w:r>
+        <w:t>Docs</w:t>
+      </w:r>
+      <w:bookmarkEnd w:id="11"/>
+      <w:bookmarkEnd w:id="12"/>
+    </w:p>
+    <w:p>
+      <w:pPr>
+        <w:spacing w:after="160"/>
+      </w:pPr>
+      <w:r>
+        <w:rPr>
+          <w:i/>
+          <w:iCs/>
+          <w:color w:val="2E75B6"/>
+        </w:rPr>
+        <w:t>What the AI knows</w:t>
       </w:r>
     </w:p>
     <w:p>
@@ -6021,6 +8019,29 @@
           <w:sz w:val="18"/>
           <w:szCs w:val="18"/>
         </w:rPr>
+        <w:t>DEFINITION</w:t>
+      </w:r>
+    </w:p>
+    <w:p>
+      <w:pPr>
+        <w:spacing w:after="120"/>
+      </w:pPr>
+      <w:r>
+        <w:t>Docs provide knowledge and reference material that the AI can load when needed. They are not loaded automatically into the context window — they are fetched by Skills when relevant context is required. This keeps the initial context lean and ensures token budget is spent on what matters for the current task.</w:t>
+      </w:r>
+    </w:p>
+    <w:p>
+      <w:pPr>
+        <w:spacing w:before="200" w:after="60"/>
+      </w:pPr>
+      <w:r>
+        <w:rPr>
+          <w:b/>
+          <w:bCs/>
+          <w:color w:val="2E75B6"/>
+          <w:sz w:val="18"/>
+          <w:szCs w:val="18"/>
+        </w:rPr>
         <w:t>WHAT BELONGS HERE</w:t>
       </w:r>
     </w:p>
@@ -6101,7 +8122,29 @@
           <w:sz w:val="18"/>
           <w:szCs w:val="18"/>
         </w:rPr>
-        <w:t>WHAT DOES NOT BELONG HERE  ·  ANTI-PATTERNS</w:t>
+        <w:t xml:space="preserve">WHAT DOES NOT BELONG </w:t>
+      </w:r>
+      <w:proofErr w:type="gramStart"/>
+      <w:r>
+        <w:rPr>
+          <w:b/>
+          <w:bCs/>
+          <w:color w:val="C0392B"/>
+          <w:sz w:val="18"/>
+          <w:szCs w:val="18"/>
+        </w:rPr>
+        <w:t>HERE  ·</w:t>
+      </w:r>
+      <w:proofErr w:type="gramEnd"/>
+      <w:r>
+        <w:rPr>
+          <w:b/>
+          <w:bCs/>
+          <w:color w:val="C0392B"/>
+          <w:sz w:val="18"/>
+          <w:szCs w:val="18"/>
+        </w:rPr>
+        <w:t xml:space="preserve">  ANTI-PATTERNS</w:t>
       </w:r>
     </w:p>
     <w:p>
@@ -6154,6 +8197,86 @@
       </w:pPr>
       <w:r>
         <w:t>Docs must NOT be auto-loaded into the initial context — they consume context window capacity. Load via Skills only when needed for the task at hand</w:t>
+      </w:r>
+    </w:p>
+    <w:p>
+      <w:pPr>
+        <w:spacing w:before="200" w:after="60"/>
+      </w:pPr>
+      <w:r>
+        <w:rPr>
+          <w:b/>
+          <w:bCs/>
+          <w:color w:val="B45F06"/>
+          <w:sz w:val="18"/>
+          <w:szCs w:val="18"/>
+        </w:rPr>
+        <w:t>IMPACT OF THE ANTI-PATTERN</w:t>
+      </w:r>
+    </w:p>
+    <w:p>
+      <w:pPr>
+        <w:pStyle w:val="ListParagraph"/>
+        <w:numPr>
+          <w:ilvl w:val="0"/>
+          <w:numId w:val="2"/>
+        </w:numPr>
+        <w:spacing w:after="80"/>
+      </w:pPr>
+      <w:r>
+        <w:t>Token &amp; cost — every document is paid for on every task, even when irrelevant; this is often the single largest avoidable cost in a system.</w:t>
+      </w:r>
+    </w:p>
+    <w:p>
+      <w:pPr>
+        <w:pStyle w:val="ListParagraph"/>
+        <w:numPr>
+          <w:ilvl w:val="0"/>
+          <w:numId w:val="2"/>
+        </w:numPr>
+        <w:spacing w:after="80"/>
+      </w:pPr>
+      <w:r>
+        <w:t>Performance — a context window full of unused docs leaves less room for reasoning, degrading answer quality and adding latency.</w:t>
+      </w:r>
+    </w:p>
+    <w:p>
+      <w:pPr>
+        <w:pStyle w:val="ListParagraph"/>
+        <w:numPr>
+          <w:ilvl w:val="0"/>
+          <w:numId w:val="2"/>
+        </w:numPr>
+        <w:spacing w:after="80"/>
+      </w:pPr>
+      <w:r>
+        <w:t>Predictability — as docs accumulate, relevant context competes with noise and the model must work harder to find the signal.</w:t>
+      </w:r>
+    </w:p>
+    <w:p>
+      <w:pPr>
+        <w:pStyle w:val="ListParagraph"/>
+        <w:numPr>
+          <w:ilvl w:val="0"/>
+          <w:numId w:val="2"/>
+        </w:numPr>
+        <w:spacing w:after="80"/>
+      </w:pPr>
+      <w:r>
+        <w:t>Scalability — the approach breaks as documentation grows; what works with three docs collapses at three hundred.</w:t>
+      </w:r>
+    </w:p>
+    <w:p>
+      <w:pPr>
+        <w:pStyle w:val="ListParagraph"/>
+        <w:numPr>
+          <w:ilvl w:val="0"/>
+          <w:numId w:val="2"/>
+        </w:numPr>
+        <w:spacing w:after="80"/>
+      </w:pPr>
+      <w:r>
+        <w:t>End users — slower, costlier, and less accurate responses, with no offsetting benefit.</w:t>
       </w:r>
     </w:p>
     <w:p>
@@ -6168,8 +8291,30 @@
           <w:sz w:val="18"/>
           <w:szCs w:val="18"/>
         </w:rPr>
-        <w:t>EXAMPLE  ·  GOOD</w:t>
-      </w:r>
+        <w:t xml:space="preserve">EXAMPLE </w:t>
+      </w:r>
+      <w:proofErr w:type="gramStart"/>
+      <w:r>
+        <w:rPr>
+          <w:b/>
+          <w:bCs/>
+          <w:color w:val="1E7C3A"/>
+          <w:sz w:val="18"/>
+          <w:szCs w:val="18"/>
+        </w:rPr>
+        <w:t>·</w:t>
+      </w:r>
+      <w:r>
+        <w:rPr>
+          <w:b/>
+          <w:bCs/>
+          <w:color w:val="1E7C3A"/>
+          <w:sz w:val="18"/>
+          <w:szCs w:val="18"/>
+        </w:rPr>
+        <w:t xml:space="preserve">  GOOD</w:t>
+      </w:r>
+      <w:proofErr w:type="gramEnd"/>
     </w:p>
     <w:p>
       <w:pPr>
@@ -6181,7 +8326,7 @@
           <w:sz w:val="20"/>
           <w:szCs w:val="20"/>
         </w:rPr>
-        <w:t xml:space="preserve"># feature-auth.design.md</w:t>
+        <w:t># feature-auth.design.md</w:t>
       </w:r>
     </w:p>
     <w:p>
@@ -6194,7 +8339,8 @@
           <w:sz w:val="20"/>
           <w:szCs w:val="20"/>
         </w:rPr>
-        <w:t xml:space="preserve">## Purpose</w:t>
+        <w:lastRenderedPageBreak/>
+        <w:t>## Purpose</w:t>
       </w:r>
     </w:p>
     <w:p>
@@ -6207,7 +8353,7 @@
           <w:sz w:val="20"/>
           <w:szCs w:val="20"/>
         </w:rPr>
-        <w:t xml:space="preserve">Describes the authentication design for the user portal.</w:t>
+        <w:t>Describes the authentication design for the user portal.</w:t>
       </w:r>
     </w:p>
     <w:p>
@@ -6220,7 +8366,7 @@
           <w:sz w:val="20"/>
           <w:szCs w:val="20"/>
         </w:rPr>
-        <w:t xml:space="preserve">## Loaded by</w:t>
+        <w:t>## Loaded by</w:t>
       </w:r>
     </w:p>
     <w:p>
@@ -6233,7 +8379,7 @@
           <w:sz w:val="20"/>
           <w:szCs w:val="20"/>
         </w:rPr>
-        <w:t xml:space="preserve">auth-implement.skill.md -- when implementing auth features</w:t>
+        <w:t>auth-implement.skill.md -- when implementing auth features</w:t>
       </w:r>
     </w:p>
     <w:p>
@@ -6246,7 +8392,7 @@
           <w:sz w:val="20"/>
           <w:szCs w:val="20"/>
         </w:rPr>
-        <w:t xml:space="preserve">## Contents</w:t>
+        <w:t>## Contents</w:t>
       </w:r>
     </w:p>
     <w:p>
@@ -6259,7 +8405,7 @@
           <w:sz w:val="20"/>
           <w:szCs w:val="20"/>
         </w:rPr>
-        <w:t xml:space="preserve">- JWT token structure and session management approach</w:t>
+        <w:t>- JWT token structure and session management approach</w:t>
       </w:r>
     </w:p>
     <w:p>
@@ -6272,7 +8418,7 @@
           <w:sz w:val="20"/>
           <w:szCs w:val="20"/>
         </w:rPr>
-        <w:t xml:space="preserve">- Integration points with the identity provider</w:t>
+        <w:t>- Integration points with the identity provider</w:t>
       </w:r>
     </w:p>
     <w:p>
@@ -6307,35 +8453,57 @@
           <w:sz w:val="18"/>
           <w:szCs w:val="18"/>
         </w:rPr>
-        <w:t>EXAMPLE  ·  ANTI-PATTERN</w:t>
+        <w:t xml:space="preserve">EXAMPLE </w:t>
+      </w:r>
+      <w:proofErr w:type="gramStart"/>
+      <w:r>
+        <w:rPr>
+          <w:b/>
+          <w:bCs/>
+          <w:color w:val="C0392B"/>
+          <w:sz w:val="18"/>
+          <w:szCs w:val="18"/>
+        </w:rPr>
+        <w:t>·</w:t>
+      </w:r>
+      <w:r>
+        <w:rPr>
+          <w:b/>
+          <w:bCs/>
+          <w:color w:val="C0392B"/>
+          <w:sz w:val="18"/>
+          <w:szCs w:val="18"/>
+        </w:rPr>
+        <w:t xml:space="preserve">  ANTI</w:t>
+      </w:r>
+      <w:proofErr w:type="gramEnd"/>
+      <w:r>
+        <w:rPr>
+          <w:b/>
+          <w:bCs/>
+          <w:color w:val="C0392B"/>
+          <w:sz w:val="18"/>
+          <w:szCs w:val="18"/>
+        </w:rPr>
+        <w:t>-PATTERN</w:t>
       </w:r>
     </w:p>
     <w:p>
       <w:pPr>
         <w:spacing w:after="20"/>
       </w:pPr>
+    </w:p>
+    <w:p>
+      <w:pPr>
+        <w:spacing w:after="20"/>
+      </w:pPr>
       <w:r>
         <w:rPr>
           <w:rFonts w:ascii="Courier New" w:eastAsia="Courier New" w:hAnsi="Courier New" w:cs="Courier New"/>
           <w:sz w:val="20"/>
           <w:szCs w:val="20"/>
         </w:rPr>
-        <w:t xml:space="preserve">
-          <!-- In CLAUDE.md or Instructions -->
-        </w:t>
-      </w:r>
-    </w:p>
-    <w:p>
-      <w:pPr>
-        <w:spacing w:after="20"/>
-      </w:pPr>
-      <w:r>
-        <w:rPr>
-          <w:rFonts w:ascii="Courier New" w:eastAsia="Courier New" w:hAnsi="Courier New" w:cs="Courier New"/>
-          <w:sz w:val="20"/>
-          <w:szCs w:val="20"/>
-        </w:rPr>
-        <w:t xml:space="preserve">Always load:</w:t>
+        <w:t>Always load:</w:t>
       </w:r>
     </w:p>
     <w:p>
@@ -6408,15 +8576,13 @@
     <w:p>
       <w:pPr>
         <w:pStyle w:val="Heading2"/>
-        <w:pageBreakBefore/>
-        <w:spacing w:before="0" w:after="60"/>
-      </w:pPr>
-      <w:bookmarkStart w:id="9" w:name="_Toc232455467"/>
-      <w:r>
-        <w:lastRenderedPageBreak/>
+        <w:spacing w:before="240" w:after="60"/>
+      </w:pPr>
+      <w:bookmarkStart w:id="13" w:name="_Toc233743332"/>
+      <w:r>
         <w:t>Deterministic Systems</w:t>
       </w:r>
-      <w:bookmarkEnd w:id="9"/>
+      <w:bookmarkEnd w:id="13"/>
     </w:p>
     <w:p>
       <w:pPr>
@@ -6541,6 +8707,38 @@
     </w:p>
     <w:p>
       <w:pPr>
+        <w:pStyle w:val="ListParagraph"/>
+        <w:numPr>
+          <w:ilvl w:val="0"/>
+          <w:numId w:val="2"/>
+        </w:numPr>
+        <w:spacing w:after="80"/>
+      </w:pPr>
+      <w:r>
+        <w:t>Complex, reusable work where scale or determinism justifies the maintenance cost — e.g. validating schemas across thousands of records, parsing large nested payloads, or running build and test pipelines</w:t>
+      </w:r>
+    </w:p>
+    <w:p>
+      <w:pPr>
+        <w:pStyle w:val="ListParagraph"/>
+        <w:numPr>
+          <w:ilvl w:val="0"/>
+          <w:numId w:val="2"/>
+        </w:numPr>
+        <w:spacing w:after="80"/>
+      </w:pPr>
+      <w:r>
+        <w:t xml:space="preserve">Scripts and tools that are justified — with a clear reason an LLM cannot or should not do the work — and that are </w:t>
+      </w:r>
+      <w:r>
+        <w:t xml:space="preserve">self-educating, </w:t>
+      </w:r>
+      <w:r>
+        <w:t>self-documenting and integrated with AIDLC so an agentic system can maintain, document, and update them</w:t>
+      </w:r>
+    </w:p>
+    <w:p>
+      <w:pPr>
         <w:spacing w:after="80"/>
       </w:pPr>
     </w:p>
@@ -6602,7 +8800,114 @@
         <w:spacing w:after="80"/>
       </w:pPr>
       <w:r>
+        <w:lastRenderedPageBreak/>
         <w:t>Non-deterministic outputs or pattern imitation</w:t>
+      </w:r>
+    </w:p>
+    <w:p>
+      <w:pPr>
+        <w:pStyle w:val="ListParagraph"/>
+        <w:numPr>
+          <w:ilvl w:val="0"/>
+          <w:numId w:val="2"/>
+        </w:numPr>
+        <w:spacing w:after="80"/>
+      </w:pPr>
+      <w:r>
+        <w:t>Simple or one-off logic a Skill can handle — scripting it adds maintenance cost for little gain</w:t>
+      </w:r>
+    </w:p>
+    <w:p>
+      <w:pPr>
+        <w:spacing w:before="200" w:after="60"/>
+      </w:pPr>
+      <w:r>
+        <w:rPr>
+          <w:b/>
+          <w:bCs/>
+          <w:color w:val="B45F06"/>
+          <w:sz w:val="18"/>
+          <w:szCs w:val="18"/>
+        </w:rPr>
+        <w:t>IMPACT OF THE ANTI-PATTERN</w:t>
+      </w:r>
+    </w:p>
+    <w:p>
+      <w:pPr>
+        <w:pStyle w:val="ListParagraph"/>
+        <w:numPr>
+          <w:ilvl w:val="0"/>
+          <w:numId w:val="2"/>
+        </w:numPr>
+        <w:spacing w:after="80"/>
+      </w:pPr>
+      <w:r>
+        <w:t>Predictability — the same input can yield different outputs, so validation and enforcement cannot be trusted; passing once does not mean passing again.</w:t>
+      </w:r>
+    </w:p>
+    <w:p>
+      <w:pPr>
+        <w:pStyle w:val="ListParagraph"/>
+        <w:numPr>
+          <w:ilvl w:val="0"/>
+          <w:numId w:val="2"/>
+        </w:numPr>
+        <w:spacing w:after="80"/>
+      </w:pPr>
+      <w:r>
+        <w:t>Traceability / debuggability — non-deterministic failures are hard to reproduce, turning a five-minute fix into an open-ended investigation.</w:t>
+      </w:r>
+    </w:p>
+    <w:p>
+      <w:pPr>
+        <w:pStyle w:val="ListParagraph"/>
+        <w:numPr>
+          <w:ilvl w:val="0"/>
+          <w:numId w:val="2"/>
+        </w:numPr>
+        <w:spacing w:after="80"/>
+      </w:pPr>
+      <w:r>
+        <w:t>Compliance / risk — policy gates that depend on AI judgement can be wrong, letting violations through or blocking valid work.</w:t>
+      </w:r>
+    </w:p>
+    <w:p>
+      <w:pPr>
+        <w:pStyle w:val="ListParagraph"/>
+        <w:numPr>
+          <w:ilvl w:val="0"/>
+          <w:numId w:val="2"/>
+        </w:numPr>
+        <w:spacing w:after="80"/>
+      </w:pPr>
+      <w:r>
+        <w:t>Cost &amp; tokens — re-running probabilistic checks to build confidence wastes tokens and time that a deterministic check spends only once.</w:t>
+      </w:r>
+    </w:p>
+    <w:p>
+      <w:pPr>
+        <w:pStyle w:val="ListParagraph"/>
+        <w:numPr>
+          <w:ilvl w:val="0"/>
+          <w:numId w:val="2"/>
+        </w:numPr>
+        <w:spacing w:after="80"/>
+      </w:pPr>
+      <w:r>
+        <w:t>Maintenance burden — scripting trivial work a Skill could do creates code that must be owned, tested, and updated for little gain; every script must earn its keep.</w:t>
+      </w:r>
+    </w:p>
+    <w:p>
+      <w:pPr>
+        <w:pStyle w:val="ListParagraph"/>
+        <w:numPr>
+          <w:ilvl w:val="0"/>
+          <w:numId w:val="2"/>
+        </w:numPr>
+        <w:spacing w:after="80"/>
+      </w:pPr>
+      <w:r>
+        <w:t>End users — intermittent, unexplainable failures erode trust in the system.</w:t>
       </w:r>
     </w:p>
     <w:p>
@@ -6617,7 +8922,17 @@
           <w:sz w:val="18"/>
           <w:szCs w:val="18"/>
         </w:rPr>
-        <w:t>EXAMPLE  ·  GOOD</w:t>
+        <w:t xml:space="preserve">EXAMPLE </w:t>
+      </w:r>
+      <w:r>
+        <w:rPr>
+          <w:b/>
+          <w:bCs/>
+          <w:color w:val="1E7C3A"/>
+          <w:sz w:val="18"/>
+          <w:szCs w:val="18"/>
+        </w:rPr>
+        <w:t>· GOOD</w:t>
       </w:r>
     </w:p>
     <w:p>
@@ -6630,8 +8945,38 @@
           <w:sz w:val="20"/>
           <w:szCs w:val="20"/>
         </w:rPr>
-        <w:t xml:space="preserve">validate-schema.sh --input payload.json --schema schemas/output.json</w:t>
-      </w:r>
+        <w:t xml:space="preserve">validate-schema.sh --input </w:t>
+      </w:r>
+      <w:proofErr w:type="spellStart"/>
+      <w:proofErr w:type="gramStart"/>
+      <w:r>
+        <w:rPr>
+          <w:rFonts w:ascii="Courier New" w:eastAsia="Courier New" w:hAnsi="Courier New" w:cs="Courier New"/>
+          <w:sz w:val="20"/>
+          <w:szCs w:val="20"/>
+        </w:rPr>
+        <w:t>payload.json</w:t>
+      </w:r>
+      <w:proofErr w:type="spellEnd"/>
+      <w:proofErr w:type="gramEnd"/>
+      <w:r>
+        <w:rPr>
+          <w:rFonts w:ascii="Courier New" w:eastAsia="Courier New" w:hAnsi="Courier New" w:cs="Courier New"/>
+          <w:sz w:val="20"/>
+          <w:szCs w:val="20"/>
+        </w:rPr>
+        <w:t xml:space="preserve"> --schema schemas/</w:t>
+      </w:r>
+      <w:proofErr w:type="spellStart"/>
+      <w:r>
+        <w:rPr>
+          <w:rFonts w:ascii="Courier New" w:eastAsia="Courier New" w:hAnsi="Courier New" w:cs="Courier New"/>
+          <w:sz w:val="20"/>
+          <w:szCs w:val="20"/>
+        </w:rPr>
+        <w:t>output.json</w:t>
+      </w:r>
+      <w:proofErr w:type="spellEnd"/>
     </w:p>
     <w:p>
       <w:pPr>
@@ -6643,7 +8988,7 @@
           <w:sz w:val="20"/>
           <w:szCs w:val="20"/>
         </w:rPr>
-        <w:t xml:space="preserve">run-tests.sh --coverage --fail-fast</w:t>
+        <w:t>run-tests.sh --coverage --fail-fast</w:t>
       </w:r>
     </w:p>
     <w:p>
@@ -6656,7 +9001,43 @@
           <w:sz w:val="20"/>
           <w:szCs w:val="20"/>
         </w:rPr>
-        <w:t xml:space="preserve">generate-file-tree.sh --root ./src --output context/file-tree.txt</w:t>
+        <w:t>generate-file-tree.sh --</w:t>
+      </w:r>
+      <w:proofErr w:type="gramStart"/>
+      <w:r>
+        <w:rPr>
+          <w:rFonts w:ascii="Courier New" w:eastAsia="Courier New" w:hAnsi="Courier New" w:cs="Courier New"/>
+          <w:sz w:val="20"/>
+          <w:szCs w:val="20"/>
+        </w:rPr>
+        <w:t>root .</w:t>
+      </w:r>
+      <w:proofErr w:type="gramEnd"/>
+      <w:r>
+        <w:rPr>
+          <w:rFonts w:ascii="Courier New" w:eastAsia="Courier New" w:hAnsi="Courier New" w:cs="Courier New"/>
+          <w:sz w:val="20"/>
+          <w:szCs w:val="20"/>
+        </w:rPr>
+        <w:t>/</w:t>
+      </w:r>
+      <w:proofErr w:type="spellStart"/>
+      <w:r>
+        <w:rPr>
+          <w:rFonts w:ascii="Courier New" w:eastAsia="Courier New" w:hAnsi="Courier New" w:cs="Courier New"/>
+          <w:sz w:val="20"/>
+          <w:szCs w:val="20"/>
+        </w:rPr>
+        <w:t>src</w:t>
+      </w:r>
+      <w:proofErr w:type="spellEnd"/>
+      <w:r>
+        <w:rPr>
+          <w:rFonts w:ascii="Courier New" w:eastAsia="Courier New" w:hAnsi="Courier New" w:cs="Courier New"/>
+          <w:sz w:val="20"/>
+          <w:szCs w:val="20"/>
+        </w:rPr>
+        <w:t xml:space="preserve"> --output context/file-tree.txt</w:t>
       </w:r>
     </w:p>
     <w:p>
@@ -6691,7 +9072,27 @@
           <w:sz w:val="18"/>
           <w:szCs w:val="18"/>
         </w:rPr>
-        <w:t>EXAMPLE  ·  ANTI-PATTERN</w:t>
+        <w:t xml:space="preserve">EXAMPLE </w:t>
+      </w:r>
+      <w:r>
+        <w:rPr>
+          <w:b/>
+          <w:bCs/>
+          <w:color w:val="C0392B"/>
+          <w:sz w:val="18"/>
+          <w:szCs w:val="18"/>
+        </w:rPr>
+        <w:t>· ANTI</w:t>
+      </w:r>
+      <w:r>
+        <w:rPr>
+          <w:b/>
+          <w:bCs/>
+          <w:color w:val="C0392B"/>
+          <w:sz w:val="18"/>
+          <w:szCs w:val="18"/>
+        </w:rPr>
+        <w:t>-PATTERN</w:t>
       </w:r>
     </w:p>
     <w:p>
@@ -6704,7 +9105,31 @@
           <w:sz w:val="20"/>
           <w:szCs w:val="20"/>
         </w:rPr>
-        <w:t xml:space="preserve">Ask the AI to verify whether the code follows naming conventions.</w:t>
+        <w:t>Ask the AI to</w:t>
+      </w:r>
+      <w:r>
+        <w:rPr>
+          <w:rFonts w:ascii="Courier New" w:eastAsia="Courier New" w:hAnsi="Courier New" w:cs="Courier New"/>
+          <w:sz w:val="20"/>
+          <w:szCs w:val="20"/>
+        </w:rPr>
+        <w:t xml:space="preserve"> parse large </w:t>
+      </w:r>
+      <w:r>
+        <w:rPr>
+          <w:rFonts w:ascii="Courier New" w:eastAsia="Courier New" w:hAnsi="Courier New" w:cs="Courier New"/>
+          <w:sz w:val="20"/>
+          <w:szCs w:val="20"/>
+        </w:rPr>
+        <w:t>complex Json payload in memory and produce structured output</w:t>
+      </w:r>
+      <w:r>
+        <w:rPr>
+          <w:rFonts w:ascii="Courier New" w:eastAsia="Courier New" w:hAnsi="Courier New" w:cs="Courier New"/>
+          <w:sz w:val="20"/>
+          <w:szCs w:val="20"/>
+        </w:rPr>
+        <w:t>.</w:t>
       </w:r>
     </w:p>
     <w:p>
@@ -6717,7 +9142,7 @@
           <w:sz w:val="20"/>
           <w:szCs w:val="20"/>
         </w:rPr>
-        <w:t xml:space="preserve">Use the AI to generate the project file tree based on its memory.</w:t>
+        <w:t>Use the AI to generate the project file tree based on its memory.</w:t>
       </w:r>
     </w:p>
     <w:p>
@@ -6751,15 +9176,13 @@
     <w:p>
       <w:pPr>
         <w:pStyle w:val="Heading2"/>
-        <w:pageBreakBefore/>
-        <w:spacing w:before="0" w:after="60"/>
-      </w:pPr>
-      <w:bookmarkStart w:id="10" w:name="_Toc232455468"/>
-      <w:r>
-        <w:lastRenderedPageBreak/>
+        <w:spacing w:before="240" w:after="60"/>
+      </w:pPr>
+      <w:bookmarkStart w:id="14" w:name="_Toc233743333"/>
+      <w:r>
         <w:t>Runtime</w:t>
       </w:r>
-      <w:bookmarkEnd w:id="10"/>
+      <w:bookmarkEnd w:id="14"/>
     </w:p>
     <w:p>
       <w:pPr>
@@ -6956,12 +9379,122 @@
         <w:rPr>
           <w:b/>
           <w:bCs/>
+          <w:color w:val="B45F06"/>
+          <w:sz w:val="18"/>
+          <w:szCs w:val="18"/>
+        </w:rPr>
+        <w:t>IMPACT OF THE ANTI-PATTERN</w:t>
+      </w:r>
+    </w:p>
+    <w:p>
+      <w:pPr>
+        <w:pStyle w:val="ListParagraph"/>
+        <w:numPr>
+          <w:ilvl w:val="0"/>
+          <w:numId w:val="2"/>
+        </w:numPr>
+        <w:spacing w:after="80"/>
+      </w:pPr>
+      <w:r>
+        <w:t>Traceability — logic hidden in environment config is invisible to code review and version history, so failures are hard to trace.</w:t>
+      </w:r>
+    </w:p>
+    <w:p>
+      <w:pPr>
+        <w:pStyle w:val="ListParagraph"/>
+        <w:numPr>
+          <w:ilvl w:val="0"/>
+          <w:numId w:val="2"/>
+        </w:numPr>
+        <w:spacing w:after="80"/>
+      </w:pPr>
+      <w:r>
+        <w:t xml:space="preserve">Predictability — </w:t>
+      </w:r>
+      <w:proofErr w:type="spellStart"/>
+      <w:r>
+        <w:t>behaviour</w:t>
+      </w:r>
+      <w:proofErr w:type="spellEnd"/>
+      <w:r>
+        <w:t xml:space="preserve"> depends on where it runs rather than what the code says; the same change behaves differently across environments.</w:t>
+      </w:r>
+    </w:p>
+    <w:p>
+      <w:pPr>
+        <w:pStyle w:val="ListParagraph"/>
+        <w:numPr>
+          <w:ilvl w:val="0"/>
+          <w:numId w:val="2"/>
+        </w:numPr>
+        <w:spacing w:after="80"/>
+      </w:pPr>
+      <w:r>
+        <w:t>Reusability / portability — logic tied to a runtime cannot move to another environment without a rewrite, blocking portability.</w:t>
+      </w:r>
+    </w:p>
+    <w:p>
+      <w:pPr>
+        <w:pStyle w:val="ListParagraph"/>
+        <w:numPr>
+          <w:ilvl w:val="0"/>
+          <w:numId w:val="2"/>
+        </w:numPr>
+        <w:spacing w:after="80"/>
+      </w:pPr>
+      <w:r>
+        <w:t>Maintainability — debugging means inspecting live environments instead of reading versioned, testable code.</w:t>
+      </w:r>
+    </w:p>
+    <w:p>
+      <w:pPr>
+        <w:pStyle w:val="ListParagraph"/>
+        <w:numPr>
+          <w:ilvl w:val="0"/>
+          <w:numId w:val="2"/>
+        </w:numPr>
+        <w:spacing w:after="80"/>
+      </w:pPr>
+      <w:r>
+        <w:t>Cost &amp; risk — misconfigured environment logic causes deployment failures that are expensive to diagnose and recover from.</w:t>
+      </w:r>
+    </w:p>
+    <w:p>
+      <w:pPr>
+        <w:spacing w:before="200" w:after="60"/>
+      </w:pPr>
+      <w:r>
+        <w:rPr>
+          <w:b/>
+          <w:bCs/>
           <w:color w:val="1E7C3A"/>
           <w:sz w:val="18"/>
           <w:szCs w:val="18"/>
         </w:rPr>
-        <w:t>EXAMPLE  ·  GOOD</w:t>
-      </w:r>
+        <w:t xml:space="preserve">EXAMPLE </w:t>
+      </w:r>
+      <w:proofErr w:type="gramStart"/>
+      <w:r>
+        <w:rPr>
+          <w:b/>
+          <w:bCs/>
+          <w:color w:val="1E7C3A"/>
+          <w:sz w:val="18"/>
+          <w:szCs w:val="18"/>
+        </w:rPr>
+        <w:t>·</w:t>
+      </w:r>
+      <w:r>
+        <w:rPr>
+          <w:b/>
+          <w:bCs/>
+          <w:color w:val="1E7C3A"/>
+          <w:sz w:val="18"/>
+          <w:szCs w:val="18"/>
+        </w:rPr>
+        <w:t xml:space="preserve">  GOOD</w:t>
+      </w:r>
+      <w:proofErr w:type="gramEnd"/>
     </w:p>
     <w:p>
       <w:pPr>
@@ -6973,7 +9506,7 @@
           <w:sz w:val="20"/>
           <w:szCs w:val="20"/>
         </w:rPr>
-        <w:t xml:space="preserve">NODE_ENV=production</w:t>
+        <w:t>NODE_ENV=production</w:t>
       </w:r>
     </w:p>
     <w:p>
@@ -6986,7 +9519,7 @@
           <w:sz w:val="20"/>
           <w:szCs w:val="20"/>
         </w:rPr>
-        <w:t xml:space="preserve">DATABASE_URL=${SECRETS_DATABASE_URL}</w:t>
+        <w:t>DATABASE_URL=${SECRETS_DATABASE_URL}</w:t>
       </w:r>
     </w:p>
     <w:p>
@@ -6999,7 +9532,7 @@
           <w:sz w:val="20"/>
           <w:szCs w:val="20"/>
         </w:rPr>
-        <w:t xml:space="preserve">CI=true</w:t>
+        <w:t>CI=true</w:t>
       </w:r>
     </w:p>
     <w:p>
@@ -7012,7 +9545,25 @@
           <w:sz w:val="20"/>
           <w:szCs w:val="20"/>
         </w:rPr>
-        <w:t xml:space="preserve">RUNNER=github-actions</w:t>
+        <w:t>RUNNER=</w:t>
+      </w:r>
+      <w:proofErr w:type="spellStart"/>
+      <w:r>
+        <w:rPr>
+          <w:rFonts w:ascii="Courier New" w:eastAsia="Courier New" w:hAnsi="Courier New" w:cs="Courier New"/>
+          <w:sz w:val="20"/>
+          <w:szCs w:val="20"/>
+        </w:rPr>
+        <w:t>github</w:t>
+      </w:r>
+      <w:proofErr w:type="spellEnd"/>
+      <w:r>
+        <w:rPr>
+          <w:rFonts w:ascii="Courier New" w:eastAsia="Courier New" w:hAnsi="Courier New" w:cs="Courier New"/>
+          <w:sz w:val="20"/>
+          <w:szCs w:val="20"/>
+        </w:rPr>
+        <w:t>-actions</w:t>
       </w:r>
     </w:p>
     <w:p>
@@ -7047,7 +9598,39 @@
           <w:sz w:val="18"/>
           <w:szCs w:val="18"/>
         </w:rPr>
-        <w:t>EXAMPLE  ·  ANTI-PATTERN</w:t>
+        <w:t xml:space="preserve">EXAMPLE </w:t>
+      </w:r>
+      <w:proofErr w:type="gramStart"/>
+      <w:r>
+        <w:rPr>
+          <w:b/>
+          <w:bCs/>
+          <w:color w:val="C0392B"/>
+          <w:sz w:val="18"/>
+          <w:szCs w:val="18"/>
+        </w:rPr>
+        <w:t>·</w:t>
+      </w:r>
+      <w:r>
+        <w:rPr>
+          <w:b/>
+          <w:bCs/>
+          <w:color w:val="C0392B"/>
+          <w:sz w:val="18"/>
+          <w:szCs w:val="18"/>
+        </w:rPr>
+        <w:t xml:space="preserve">  ANTI</w:t>
+      </w:r>
+      <w:proofErr w:type="gramEnd"/>
+      <w:r>
+        <w:rPr>
+          <w:b/>
+          <w:bCs/>
+          <w:color w:val="C0392B"/>
+          <w:sz w:val="18"/>
+          <w:szCs w:val="18"/>
+        </w:rPr>
+        <w:t>-PATTERN</w:t>
       </w:r>
     </w:p>
     <w:p>
@@ -7060,7 +9643,25 @@
           <w:sz w:val="20"/>
           <w:szCs w:val="20"/>
         </w:rPr>
-        <w:t xml:space="preserve">if [ "$ENV" == "production" ]; then</w:t>
+        <w:t>if [ "$ENV" == "production</w:t>
+      </w:r>
+      <w:proofErr w:type="gramStart"/>
+      <w:r>
+        <w:rPr>
+          <w:rFonts w:ascii="Courier New" w:eastAsia="Courier New" w:hAnsi="Courier New" w:cs="Courier New"/>
+          <w:sz w:val="20"/>
+          <w:szCs w:val="20"/>
+        </w:rPr>
+        <w:t>" ]</w:t>
+      </w:r>
+      <w:proofErr w:type="gramEnd"/>
+      <w:r>
+        <w:rPr>
+          <w:rFonts w:ascii="Courier New" w:eastAsia="Courier New" w:hAnsi="Courier New" w:cs="Courier New"/>
+          <w:sz w:val="20"/>
+          <w:szCs w:val="20"/>
+        </w:rPr>
+        <w:t>; then</w:t>
       </w:r>
     </w:p>
     <w:p>
@@ -7099,7 +9700,7 @@
           <w:sz w:val="20"/>
           <w:szCs w:val="20"/>
         </w:rPr>
-        <w:t xml:space="preserve">fi</w:t>
+        <w:t>fi</w:t>
       </w:r>
     </w:p>
     <w:p>
@@ -7135,11 +9736,11 @@
         <w:pStyle w:val="Heading2"/>
         <w:spacing w:before="200" w:after="160"/>
       </w:pPr>
-      <w:bookmarkStart w:id="11" w:name="_Toc232455469"/>
+      <w:bookmarkStart w:id="15" w:name="_Toc233743334"/>
       <w:r>
         <w:t>1.3 Tool Comparison</w:t>
       </w:r>
-      <w:bookmarkEnd w:id="11"/>
+      <w:bookmarkEnd w:id="15"/>
     </w:p>
     <w:p>
       <w:pPr>
@@ -7153,15 +9754,35 @@
           <w:sz w:val="20"/>
           <w:szCs w:val="20"/>
         </w:rPr>
-        <w:t>✅✅</w:t>
-      </w:r>
-      <w:r>
-        <w:rPr>
-          <w:sz w:val="20"/>
-          <w:szCs w:val="20"/>
-        </w:rPr>
-        <w:t xml:space="preserve">  Core strength / standout capability      </w:t>
-      </w:r>
+        <w:t>✅</w:t>
+      </w:r>
+      <w:proofErr w:type="gramStart"/>
+      <w:r>
+        <w:rPr>
+          <w:b/>
+          <w:bCs/>
+          <w:color w:val="1E7C3A"/>
+          <w:sz w:val="20"/>
+          <w:szCs w:val="20"/>
+        </w:rPr>
+        <w:t>✅</w:t>
+      </w:r>
+      <w:r>
+        <w:rPr>
+          <w:sz w:val="20"/>
+          <w:szCs w:val="20"/>
+        </w:rPr>
+        <w:t xml:space="preserve">  Core</w:t>
+      </w:r>
+      <w:proofErr w:type="gramEnd"/>
+      <w:r>
+        <w:rPr>
+          <w:sz w:val="20"/>
+          <w:szCs w:val="20"/>
+        </w:rPr>
+        <w:t xml:space="preserve"> strength / standout capability      </w:t>
+      </w:r>
+      <w:proofErr w:type="gramStart"/>
       <w:r>
         <w:rPr>
           <w:b/>
@@ -7177,7 +9798,15 @@
           <w:sz w:val="20"/>
           <w:szCs w:val="20"/>
         </w:rPr>
-        <w:t xml:space="preserve">  Strong native support      </w:t>
+        <w:t xml:space="preserve">  Strong</w:t>
+      </w:r>
+      <w:proofErr w:type="gramEnd"/>
+      <w:r>
+        <w:rPr>
+          <w:sz w:val="20"/>
+          <w:szCs w:val="20"/>
+        </w:rPr>
+        <w:t xml:space="preserve"> native support      </w:t>
       </w:r>
       <w:r>
         <w:rPr>
@@ -7187,14 +9816,33 @@
           <w:sz w:val="20"/>
           <w:szCs w:val="20"/>
         </w:rPr>
-        <w:t>⚠️</w:t>
-      </w:r>
-      <w:r>
-        <w:rPr>
-          <w:sz w:val="20"/>
-          <w:szCs w:val="20"/>
-        </w:rPr>
-        <w:t xml:space="preserve">  Partial / workaround required</w:t>
+        <w:t>⚠</w:t>
+      </w:r>
+      <w:proofErr w:type="gramStart"/>
+      <w:r>
+        <w:rPr>
+          <w:b/>
+          <w:bCs/>
+          <w:color w:val="C0392B"/>
+          <w:sz w:val="20"/>
+          <w:szCs w:val="20"/>
+        </w:rPr>
+        <w:t>️</w:t>
+      </w:r>
+      <w:r>
+        <w:rPr>
+          <w:sz w:val="20"/>
+          <w:szCs w:val="20"/>
+        </w:rPr>
+        <w:t xml:space="preserve">  Partial</w:t>
+      </w:r>
+      <w:proofErr w:type="gramEnd"/>
+      <w:r>
+        <w:rPr>
+          <w:sz w:val="20"/>
+          <w:szCs w:val="20"/>
+        </w:rPr>
+        <w:t xml:space="preserve"> / workaround required</w:t>
       </w:r>
     </w:p>
     <w:tbl>
@@ -7701,6 +10349,7 @@
                 <w:sz w:val="20"/>
                 <w:szCs w:val="20"/>
               </w:rPr>
+              <w:lastRenderedPageBreak/>
               <w:t>Agent</w:t>
             </w:r>
           </w:p>
@@ -8153,12 +10802,30 @@
             </w:tcMar>
           </w:tcPr>
           <w:p>
+            <w:proofErr w:type="gramStart"/>
             <w:r>
               <w:rPr>
                 <w:sz w:val="20"/>
                 <w:szCs w:val="20"/>
               </w:rPr>
-              <w:t>.claude/rules/ — modular, path-scoped, auto-loaded</w:t>
+              <w:t>.</w:t>
+            </w:r>
+            <w:proofErr w:type="spellStart"/>
+            <w:r>
+              <w:rPr>
+                <w:sz w:val="20"/>
+                <w:szCs w:val="20"/>
+              </w:rPr>
+              <w:t>claude</w:t>
+            </w:r>
+            <w:proofErr w:type="spellEnd"/>
+            <w:proofErr w:type="gramEnd"/>
+            <w:r>
+              <w:rPr>
+                <w:sz w:val="20"/>
+                <w:szCs w:val="20"/>
+              </w:rPr>
+              <w:t>/rules/ — modular, path-scoped, auto-loaded</w:t>
             </w:r>
           </w:p>
         </w:tc>
@@ -8776,7 +11443,6 @@
                 <w:sz w:val="20"/>
                 <w:szCs w:val="20"/>
               </w:rPr>
-              <w:lastRenderedPageBreak/>
               <w:t>Skills</w:t>
             </w:r>
           </w:p>
@@ -9395,81 +12061,834 @@
           </w:p>
         </w:tc>
       </w:tr>
+    </w:tbl>
+    <w:p>
+      <w:pPr>
+        <w:spacing w:before="60" w:after="160"/>
+      </w:pPr>
+      <w:r>
+        <w:rPr>
+          <w:i/>
+          <w:iCs/>
+          <w:color w:val="808080"/>
+          <w:sz w:val="16"/>
+          <w:szCs w:val="16"/>
+        </w:rPr>
+        <w:t>Note: Ratings are not all derived from hands-on tool usage; some reflect each tool's latest official documentation as of 30 June 2026. Any cost figures are based on personal usage, not enterprise cost calculations.</w:t>
+      </w:r>
+    </w:p>
+    <w:p>
+      <w:pPr>
+        <w:spacing w:after="160"/>
+      </w:pPr>
+    </w:p>
+    <w:p>
+      <w:r>
+        <w:br w:type="page"/>
+      </w:r>
+    </w:p>
+    <w:p>
+      <w:pPr>
+        <w:pStyle w:val="Heading1"/>
+        <w:spacing w:before="0"/>
+      </w:pPr>
+      <w:bookmarkStart w:id="16" w:name="_Toc233743335"/>
+      <w:r>
+        <w:lastRenderedPageBreak/>
+        <w:t>2. Context Loading</w:t>
+      </w:r>
+      <w:bookmarkEnd w:id="16"/>
+    </w:p>
+    <w:p>
+      <w:pPr>
+        <w:pStyle w:val="Heading2"/>
+        <w:spacing w:before="240" w:after="120"/>
+      </w:pPr>
+      <w:bookmarkStart w:id="17" w:name="_Toc233743336"/>
+      <w:r>
+        <w:t>2.1 Overview</w:t>
+      </w:r>
+      <w:bookmarkEnd w:id="17"/>
+    </w:p>
+    <w:p>
+      <w:pPr>
+        <w:spacing w:after="120"/>
+      </w:pPr>
+      <w:r>
+        <w:t>Most AI failures are not caused by weak reasoning models. They happen because the model was given the wrong context — too much, too little, information at the wrong layer, or information that should have been computed elsewhere. Getting context loading right is therefore as decisive as the model itself.</w:t>
+      </w:r>
+    </w:p>
+    <w:p>
+      <w:pPr>
+        <w:spacing w:after="120"/>
+      </w:pPr>
+      <w:r>
+        <w:t>Context loading determines what information an AI system has in front of it at the moment it reasons. Every layer — Instructions, Policies, Standards, Skills, Docs — only influences behaviour if it is actually loaded into the context window. So how, when, and in what order each layer loads is as important as defining the layers.</w:t>
+      </w:r>
+    </w:p>
+    <w:p>
+      <w:pPr>
+        <w:spacing w:after="120"/>
+      </w:pPr>
+      <w:r>
+        <w:t>This section explains the loading model: the hierarchy from organization down to task, what loads automatically versus on demand, how scope narrows what applies, and how precedence resolves overlaps.</w:t>
+      </w:r>
+    </w:p>
+    <w:p>
+      <w:pPr>
+        <w:pStyle w:val="Heading2"/>
+        <w:spacing w:before="240" w:after="120"/>
+      </w:pPr>
+      <w:bookmarkStart w:id="18" w:name="_Toc233743337"/>
+      <w:r>
+        <w:t>2.2 Loading Hierarchy &amp; Why It Matters</w:t>
+      </w:r>
+      <w:bookmarkEnd w:id="18"/>
+    </w:p>
+    <w:p>
+      <w:pPr>
+        <w:spacing w:after="120"/>
+      </w:pPr>
+      <w:r>
+        <w:t>Context loads in a hierarchy, from the broadest scope to the most specific. Each level refines the one above it:</w:t>
+      </w:r>
+    </w:p>
+    <w:p>
+      <w:pPr>
+        <w:pStyle w:val="ListParagraph"/>
+        <w:numPr>
+          <w:ilvl w:val="0"/>
+          <w:numId w:val="2"/>
+        </w:numPr>
+        <w:spacing w:after="80"/>
+      </w:pPr>
+      <w:r>
+        <w:rPr>
+          <w:b/>
+          <w:bCs/>
+        </w:rPr>
+        <w:t>Organization</w:t>
+      </w:r>
+      <w:r>
+        <w:t xml:space="preserve"> — enterprise-wide policies and standards: security, compliance, identity. Referenced, rarely changed.</w:t>
+      </w:r>
+    </w:p>
+    <w:p>
+      <w:pPr>
+        <w:pStyle w:val="ListParagraph"/>
+        <w:numPr>
+          <w:ilvl w:val="0"/>
+          <w:numId w:val="2"/>
+        </w:numPr>
+        <w:spacing w:after="80"/>
+      </w:pPr>
+      <w:r>
+        <w:rPr>
+          <w:b/>
+          <w:bCs/>
+        </w:rPr>
+        <w:t>Program</w:t>
+      </w:r>
+      <w:r>
+        <w:t xml:space="preserve"> — governance and standards shared across a program's products.</w:t>
+      </w:r>
+    </w:p>
+    <w:p>
+      <w:pPr>
+        <w:pStyle w:val="ListParagraph"/>
+        <w:numPr>
+          <w:ilvl w:val="0"/>
+          <w:numId w:val="2"/>
+        </w:numPr>
+        <w:spacing w:after="80"/>
+      </w:pPr>
+      <w:r>
+        <w:rPr>
+          <w:b/>
+          <w:bCs/>
+        </w:rPr>
+        <w:t>Product</w:t>
+      </w:r>
+      <w:r>
+        <w:t xml:space="preserve"> — product-level standards, module conventions, and shared skills or docs.</w:t>
+      </w:r>
+    </w:p>
+    <w:p>
+      <w:pPr>
+        <w:pStyle w:val="ListParagraph"/>
+        <w:numPr>
+          <w:ilvl w:val="0"/>
+          <w:numId w:val="2"/>
+        </w:numPr>
+        <w:spacing w:after="80"/>
+      </w:pPr>
+      <w:r>
+        <w:rPr>
+          <w:b/>
+          <w:bCs/>
+        </w:rPr>
+        <w:t>Team</w:t>
+      </w:r>
+      <w:r>
+        <w:t xml:space="preserve"> — conventions that apply the above to the team's deliverables.</w:t>
+      </w:r>
+    </w:p>
+    <w:p>
+      <w:pPr>
+        <w:pStyle w:val="ListParagraph"/>
+        <w:numPr>
+          <w:ilvl w:val="0"/>
+          <w:numId w:val="2"/>
+        </w:numPr>
+        <w:spacing w:after="80"/>
+      </w:pPr>
+      <w:r>
+        <w:rPr>
+          <w:b/>
+          <w:bCs/>
+        </w:rPr>
+        <w:t>Pod</w:t>
+      </w:r>
+      <w:r>
+        <w:t xml:space="preserve"> — squad-specific conventions and overrides for the work in hand.</w:t>
+      </w:r>
+    </w:p>
+    <w:p>
+      <w:pPr>
+        <w:pStyle w:val="ListParagraph"/>
+        <w:numPr>
+          <w:ilvl w:val="0"/>
+          <w:numId w:val="2"/>
+        </w:numPr>
+        <w:spacing w:after="80"/>
+      </w:pPr>
+      <w:r>
+        <w:rPr>
+          <w:b/>
+          <w:bCs/>
+        </w:rPr>
+        <w:t>Repository</w:t>
+      </w:r>
+      <w:r>
+        <w:t xml:space="preserve"> — repo-level instructions and path-scoped rules that live with the code.</w:t>
+      </w:r>
+    </w:p>
+    <w:p>
+      <w:pPr>
+        <w:pStyle w:val="ListParagraph"/>
+        <w:numPr>
+          <w:ilvl w:val="0"/>
+          <w:numId w:val="2"/>
+        </w:numPr>
+        <w:spacing w:after="80"/>
+      </w:pPr>
+      <w:r>
+        <w:rPr>
+          <w:b/>
+          <w:bCs/>
+        </w:rPr>
+        <w:t>Task</w:t>
+      </w:r>
+      <w:r>
+        <w:t xml:space="preserve"> — the explicit, in-the-moment instruction for the current piece of work.</w:t>
+      </w:r>
+    </w:p>
+    <w:p>
+      <w:pPr>
+        <w:spacing w:after="120"/>
+      </w:pPr>
+      <w:r>
+        <w:rPr>
+          <w:i/>
+          <w:iCs/>
+          <w:color w:val="555555"/>
+        </w:rPr>
+        <w:t>Not every level applies to every team — smaller teams often collapse Program, Product, Team, and Pod into one. Use the levels that match how your organization actually delegates ownership.</w:t>
+      </w:r>
+    </w:p>
+    <w:p>
+      <w:pPr>
+        <w:spacing w:after="120"/>
+      </w:pPr>
+      <w:r>
+        <w:t>The higher the level, the more broadly it applies — and the more it costs in tokens if it is always loaded. Keep the upper levels lean and authoritative; let the narrower levels refine them, loaded on demand where possible.</w:t>
+      </w:r>
+    </w:p>
+    <w:p>
+      <w:pPr>
+        <w:pStyle w:val="Heading2"/>
+        <w:spacing w:before="240" w:after="120"/>
+      </w:pPr>
+      <w:bookmarkStart w:id="19" w:name="_Toc233743338"/>
+      <w:r>
+        <w:t>2.3 Auto-Load vs Explicit Load</w:t>
+      </w:r>
+      <w:bookmarkEnd w:id="19"/>
+    </w:p>
+    <w:p>
+      <w:pPr>
+        <w:spacing w:after="120"/>
+      </w:pPr>
+      <w:r>
+        <w:t>Content reaches the context window in one of two ways:</w:t>
+      </w:r>
+    </w:p>
+    <w:p>
+      <w:pPr>
+        <w:pStyle w:val="ListParagraph"/>
+        <w:numPr>
+          <w:ilvl w:val="0"/>
+          <w:numId w:val="2"/>
+        </w:numPr>
+        <w:spacing w:after="80"/>
+      </w:pPr>
+      <w:r>
+        <w:rPr>
+          <w:b/>
+          <w:bCs/>
+        </w:rPr>
+        <w:t>Auto-load</w:t>
+      </w:r>
+      <w:r>
+        <w:t xml:space="preserve"> — content the harness injects automatically at the start of a session or when entering a scoped path: Instructions, Policies, and Standards. The AI does not choose to load these.</w:t>
+      </w:r>
+    </w:p>
+    <w:p>
+      <w:pPr>
+        <w:pStyle w:val="ListParagraph"/>
+        <w:numPr>
+          <w:ilvl w:val="0"/>
+          <w:numId w:val="2"/>
+        </w:numPr>
+        <w:spacing w:after="80"/>
+      </w:pPr>
+      <w:r>
+        <w:rPr>
+          <w:b/>
+          <w:bCs/>
+        </w:rPr>
+        <w:t>Explicit load</w:t>
+      </w:r>
+      <w:r>
+        <w:t xml:space="preserve"> — content the AI pulls in deliberately when a task calls for it: Skills and Docs, referenced by name or discovered by description and loaded only when relevant.</w:t>
+      </w:r>
+    </w:p>
+    <w:p>
+      <w:pPr>
+        <w:spacing w:after="120"/>
+      </w:pPr>
+      <w:r>
+        <w:t>Rule of thumb: auto-load only what must apply to every task; everything else should be explicit.</w:t>
+      </w:r>
+    </w:p>
+    <w:p>
+      <w:pPr>
+        <w:spacing w:before="200" w:after="60"/>
+      </w:pPr>
+      <w:r>
+        <w:rPr>
+          <w:b/>
+          <w:bCs/>
+          <w:color w:val="2E75B6"/>
+          <w:sz w:val="18"/>
+          <w:szCs w:val="18"/>
+        </w:rPr>
+        <w:t>CALLOUT — THE LLM WIKI / ROUTER PATTERN</w:t>
+      </w:r>
+    </w:p>
+    <w:p>
+      <w:pPr>
+        <w:spacing w:after="120"/>
+      </w:pPr>
+      <w:r>
+        <w:lastRenderedPageBreak/>
+        <w:t xml:space="preserve">A concrete, increasingly common implementation of explicit (on-demand) loading is the </w:t>
+      </w:r>
+      <w:hyperlink r:id="rId8" w:history="1">
+        <w:r>
+          <w:rPr>
+            <w:rStyle w:val="Hyperlink"/>
+          </w:rPr>
+          <w:t>LLM Wiki pattern</w:t>
+        </w:r>
+      </w:hyperlink>
+      <w:r>
+        <w:t xml:space="preserve"> (Andrej Karpathy, 2026): knowledge is kept as structured markdown articles with a compact index — one line and a short TLDR per article. At task time the model reads only the index, makes a routing decision, and pulls in just the few articles it needs. It is context-loading, not retrieval — no chunking, no vector database — and it keeps the always-loaded footprint to the index alone. Standards, policies, and docs fit this directly: route them in when a task needs them rather than loading them up front. The Claude MEMORY.md auto-memory in 3.5 is a small-scale instance of the same idea; the organization-scale version — a shared enterprise wiki with ownership and routing — is covered in Section 4, Shared Ecosystem.</w:t>
+      </w:r>
+    </w:p>
+    <w:p>
+      <w:pPr>
+        <w:pStyle w:val="Heading2"/>
+        <w:spacing w:before="240" w:after="120"/>
+      </w:pPr>
+      <w:bookmarkStart w:id="20" w:name="_Toc233743339"/>
+      <w:r>
+        <w:t>2.4 Path Scoping</w:t>
+      </w:r>
+      <w:bookmarkEnd w:id="20"/>
+    </w:p>
+    <w:p>
+      <w:pPr>
+        <w:spacing w:after="120"/>
+      </w:pPr>
+      <w:r>
+        <w:t>Path scoping limits a rule or standard to the part of the codebase it governs. A policy placed under a service directory applies only when work touches that service; a global policy applies everywhere.</w:t>
+      </w:r>
+    </w:p>
+    <w:p>
+      <w:pPr>
+        <w:pStyle w:val="ListParagraph"/>
+        <w:numPr>
+          <w:ilvl w:val="0"/>
+          <w:numId w:val="2"/>
+        </w:numPr>
+        <w:spacing w:after="80"/>
+      </w:pPr>
+      <w:r>
+        <w:t>Narrow scope reduces noise — the AI sees only rules relevant to the files in play</w:t>
+      </w:r>
+    </w:p>
+    <w:p>
+      <w:pPr>
+        <w:pStyle w:val="ListParagraph"/>
+        <w:numPr>
+          <w:ilvl w:val="0"/>
+          <w:numId w:val="2"/>
+        </w:numPr>
+        <w:spacing w:after="80"/>
+      </w:pPr>
+      <w:r>
+        <w:t>Narrow scope reduces tokens — un</w:t>
+      </w:r>
+      <w:r>
+        <w:t>-</w:t>
+      </w:r>
+      <w:r>
+        <w:t>scoped rules load on every interaction regardless of relevance</w:t>
+      </w:r>
+    </w:p>
+    <w:p>
+      <w:pPr>
+        <w:pStyle w:val="ListParagraph"/>
+        <w:numPr>
+          <w:ilvl w:val="0"/>
+          <w:numId w:val="2"/>
+        </w:numPr>
+        <w:spacing w:after="80"/>
+      </w:pPr>
+      <w:r>
+        <w:t>Scoping mirrors ownership — teams own the rules that live under their paths</w:t>
+      </w:r>
+    </w:p>
+    <w:p>
+      <w:pPr>
+        <w:spacing w:after="120"/>
+      </w:pPr>
+      <w:r>
+        <w:t xml:space="preserve">In practice: Claude </w:t>
+      </w:r>
+      <w:r>
+        <w:t xml:space="preserve">matches. </w:t>
+      </w:r>
+      <w:proofErr w:type="spellStart"/>
+      <w:r>
+        <w:t>claude</w:t>
+      </w:r>
+      <w:proofErr w:type="spellEnd"/>
+      <w:r>
+        <w:t>/rules/ files against the paths being edited; Codex applies command-execution rules per directory; Copilot relies on prompt-embedded constraints with limited native path scoping.</w:t>
+      </w:r>
+    </w:p>
+    <w:p>
+      <w:pPr>
+        <w:pStyle w:val="Heading2"/>
+        <w:spacing w:before="240" w:after="120"/>
+      </w:pPr>
+      <w:bookmarkStart w:id="21" w:name="_Toc233743340"/>
+      <w:r>
+        <w:t>2.5 Load Order and Precedence</w:t>
+      </w:r>
+      <w:bookmarkEnd w:id="21"/>
+    </w:p>
+    <w:p>
+      <w:pPr>
+        <w:spacing w:after="120"/>
+      </w:pPr>
+      <w:r>
+        <w:t>When more than one source applies to the same decision, precedence decides which wins. Two different rules are at work; keep them apart. Ask two questions, in order.</w:t>
+      </w:r>
+    </w:p>
+    <w:p>
+      <w:pPr>
+        <w:spacing w:before="200" w:after="60"/>
+      </w:pPr>
+      <w:r>
+        <w:rPr>
+          <w:b/>
+          <w:bCs/>
+          <w:color w:val="2E75B6"/>
+          <w:sz w:val="18"/>
+          <w:szCs w:val="18"/>
+        </w:rPr>
+        <w:t>FIRST · AUTHORITY ACROSS LAYERS</w:t>
+      </w:r>
+    </w:p>
+    <w:p>
+      <w:pPr>
+        <w:spacing w:after="120"/>
+      </w:pPr>
+      <w:r>
+        <w:t>Higher-authority layers constrain lower ones. A lower layer never overrides a higher one — it operates within it.</w:t>
+      </w:r>
+    </w:p>
+    <w:p>
+      <w:pPr>
+        <w:pStyle w:val="ListParagraph"/>
+        <w:numPr>
+          <w:ilvl w:val="0"/>
+          <w:numId w:val="2"/>
+        </w:numPr>
+        <w:spacing w:after="80"/>
+      </w:pPr>
+      <w:r>
+        <w:rPr>
+          <w:b/>
+          <w:bCs/>
+        </w:rPr>
+        <w:t>Policies are absolute</w:t>
+      </w:r>
+      <w:r>
+        <w:t xml:space="preserve"> — non-negotiable. No Instruction, Agent, Skill, Standard, or local convention overrides a Policy. (MUST)</w:t>
+      </w:r>
+    </w:p>
+    <w:p>
+      <w:pPr>
+        <w:pStyle w:val="ListParagraph"/>
+        <w:numPr>
+          <w:ilvl w:val="0"/>
+          <w:numId w:val="2"/>
+        </w:numPr>
+        <w:spacing w:after="80"/>
+      </w:pPr>
+      <w:r>
+        <w:rPr>
+          <w:b/>
+          <w:bCs/>
+        </w:rPr>
+        <w:t>Standards are strong defaults</w:t>
+      </w:r>
+      <w:r>
+        <w:t xml:space="preserve"> — they hold unless an explicit, recorded exception is approved. (SHOULD)</w:t>
+      </w:r>
+    </w:p>
+    <w:p>
+      <w:pPr>
+        <w:pStyle w:val="ListParagraph"/>
+        <w:numPr>
+          <w:ilvl w:val="0"/>
+          <w:numId w:val="2"/>
+        </w:numPr>
+        <w:spacing w:after="80"/>
+      </w:pPr>
+      <w:r>
+        <w:rPr>
+          <w:b/>
+          <w:bCs/>
+        </w:rPr>
+        <w:t>Instructions, Agents, and Skills</w:t>
+      </w:r>
+      <w:r>
+        <w:t xml:space="preserve"> — reason and execute within these constraints; they never loosen governance.</w:t>
+      </w:r>
+    </w:p>
+    <w:p>
+      <w:pPr>
+        <w:spacing w:before="200" w:after="60"/>
+      </w:pPr>
+      <w:r>
+        <w:rPr>
+          <w:b/>
+          <w:bCs/>
+          <w:color w:val="2E75B6"/>
+          <w:sz w:val="18"/>
+          <w:szCs w:val="18"/>
+        </w:rPr>
+        <w:t>THEN · SPECIFICITY WITHIN A LAYER</w:t>
+      </w:r>
+    </w:p>
+    <w:p>
+      <w:pPr>
+        <w:spacing w:after="120"/>
+      </w:pPr>
+      <w:r>
+        <w:t>Once authority is satisfied, the nearest, most-specific source wins. A narrower scope refines a broader one:</w:t>
+      </w:r>
+    </w:p>
+    <w:p>
+      <w:pPr>
+        <w:pStyle w:val="ListParagraph"/>
+        <w:numPr>
+          <w:ilvl w:val="0"/>
+          <w:numId w:val="2"/>
+        </w:numPr>
+        <w:spacing w:after="80"/>
+      </w:pPr>
+      <w:r>
+        <w:t>Task → Repository → Pod → Team → Product → Program → Organization, with the narrower winning</w:t>
+      </w:r>
+    </w:p>
+    <w:p>
+      <w:pPr>
+        <w:pStyle w:val="ListParagraph"/>
+        <w:numPr>
+          <w:ilvl w:val="0"/>
+          <w:numId w:val="2"/>
+        </w:numPr>
+        <w:spacing w:after="80"/>
+      </w:pPr>
+      <w:r>
+        <w:t>An explicit task instruction overrides standing guidance</w:t>
+      </w:r>
+    </w:p>
+    <w:p>
+      <w:pPr>
+        <w:spacing w:after="120"/>
+      </w:pPr>
+      <w:r>
+        <w:t>This is a refinement cascade — a local source can specialize or tighten a broader one of the same kind, but stays within the same authority level. Pod overriding Organization is two sources of the same type at different scopes — not a lower layer overriding a higher one.</w:t>
+      </w:r>
+    </w:p>
+    <w:p>
+      <w:pPr>
+        <w:spacing w:before="200" w:after="60"/>
+      </w:pPr>
+      <w:r>
+        <w:rPr>
+          <w:b/>
+          <w:bCs/>
+          <w:color w:val="B45F06"/>
+          <w:sz w:val="18"/>
+          <w:szCs w:val="18"/>
+        </w:rPr>
+        <w:lastRenderedPageBreak/>
+        <w:t>THE TIE-BREAKER</w:t>
+      </w:r>
+    </w:p>
+    <w:p>
+      <w:pPr>
+        <w:spacing w:after="120"/>
+      </w:pPr>
+      <w:r>
+        <w:t>Authority outranks specificity. A more specific source wins only among peers of equal authority. A highly specific Skill instruction still cannot override a broad Policy.</w:t>
+      </w:r>
+    </w:p>
+    <w:p>
+      <w:pPr>
+        <w:spacing w:before="200" w:after="60"/>
+      </w:pPr>
+      <w:r>
+        <w:rPr>
+          <w:b/>
+          <w:bCs/>
+          <w:color w:val="B45F06"/>
+          <w:sz w:val="18"/>
+          <w:szCs w:val="18"/>
+        </w:rPr>
+        <w:t>ENFORCEMENT — WHAT MAKES AUTHORITY REAL</w:t>
+      </w:r>
+    </w:p>
+    <w:p>
+      <w:pPr>
+        <w:spacing w:after="120"/>
+      </w:pPr>
+      <w:r>
+        <w:t>A higher layer constrains a lower one only to the extent it is enforced. Guidance loaded as context is a strong default (SHOULD) — the model is expected to follow it, but it can be reasoned around. A true MUST requires a deterministic gate: a permission rule, a validation hook, or a locked policy the model cannot bypass. Policy written only as prose is advisory; Policy backed by a gate is non-negotiable.</w:t>
+      </w:r>
+    </w:p>
+    <w:p>
+      <w:pPr>
+        <w:spacing w:before="200" w:after="60"/>
+      </w:pPr>
+      <w:r>
+        <w:rPr>
+          <w:b/>
+          <w:bCs/>
+          <w:color w:val="2E75B6"/>
+          <w:sz w:val="18"/>
+          <w:szCs w:val="18"/>
+        </w:rPr>
+        <w:t>EXAMPLE</w:t>
+      </w:r>
+    </w:p>
+    <w:p>
+      <w:pPr>
+        <w:pStyle w:val="ListParagraph"/>
+        <w:numPr>
+          <w:ilvl w:val="0"/>
+          <w:numId w:val="2"/>
+        </w:numPr>
+        <w:spacing w:after="80"/>
+      </w:pPr>
+      <w:r>
+        <w:rPr>
+          <w:b/>
+          <w:bCs/>
+        </w:rPr>
+        <w:t>Policy (org):</w:t>
+      </w:r>
+      <w:r>
+        <w:t xml:space="preserve"> Data MUST be encrypted at rest → a repository setting or a Skill cannot override it. (authority wins)</w:t>
+      </w:r>
+    </w:p>
+    <w:p>
+      <w:pPr>
+        <w:pStyle w:val="ListParagraph"/>
+        <w:numPr>
+          <w:ilvl w:val="0"/>
+          <w:numId w:val="2"/>
+        </w:numPr>
+        <w:spacing w:after="80"/>
+      </w:pPr>
+      <w:r>
+        <w:rPr>
+          <w:b/>
+          <w:bCs/>
+        </w:rPr>
+        <w:t>Standard (cascade):</w:t>
+      </w:r>
+      <w:r>
+        <w:t xml:space="preserve"> the Organization sets 'use appropriate, consistent casing for names'; a Team or project narrows it to 'use camelCase'; a single Pod within that team tightens it to 'use snake_case' for its own code. (specificity — each level refines the one above, same authority)</w:t>
+      </w:r>
+    </w:p>
+    <w:p>
+      <w:pPr>
+        <w:pStyle w:val="ListParagraph"/>
+        <w:numPr>
+          <w:ilvl w:val="0"/>
+          <w:numId w:val="2"/>
+        </w:numPr>
+        <w:spacing w:after="80"/>
+      </w:pPr>
+      <w:r>
+        <w:rPr>
+          <w:b/>
+          <w:bCs/>
+        </w:rPr>
+        <w:t>Policy (global):</w:t>
+      </w:r>
+      <w:r>
+        <w:t xml:space="preserve"> MUST pull from an approved registry → a product Policy narrows it to registry X. (specificity within Policies — tightening, never loosening)</w:t>
+      </w:r>
+    </w:p>
+    <w:p>
+      <w:pPr>
+        <w:pStyle w:val="Heading2"/>
+        <w:spacing w:before="240" w:after="120"/>
+      </w:pPr>
+      <w:bookmarkStart w:id="22" w:name="_Toc233743341"/>
+      <w:r>
+        <w:t>2.6 Tool Comparison</w:t>
+      </w:r>
+      <w:bookmarkEnd w:id="22"/>
+    </w:p>
+    <w:p>
+      <w:pPr>
+        <w:spacing w:before="60" w:after="120"/>
+      </w:pPr>
+      <w:r>
+        <w:rPr>
+          <w:b/>
+          <w:bCs/>
+          <w:color w:val="1E7C3A"/>
+          <w:sz w:val="20"/>
+          <w:szCs w:val="20"/>
+        </w:rPr>
+        <w:t>✅✅</w:t>
+      </w:r>
+      <w:r>
+        <w:rPr>
+          <w:sz w:val="20"/>
+          <w:szCs w:val="20"/>
+        </w:rPr>
+        <w:t xml:space="preserve">  Core strength / standout capability      </w:t>
+      </w:r>
+      <w:r>
+        <w:rPr>
+          <w:b/>
+          <w:bCs/>
+          <w:color w:val="2E75B6"/>
+          <w:sz w:val="20"/>
+          <w:szCs w:val="20"/>
+        </w:rPr>
+        <w:t>✅</w:t>
+      </w:r>
+      <w:r>
+        <w:rPr>
+          <w:sz w:val="20"/>
+          <w:szCs w:val="20"/>
+        </w:rPr>
+        <w:t xml:space="preserve">  Strong native support      </w:t>
+      </w:r>
+      <w:r>
+        <w:rPr>
+          <w:b/>
+          <w:bCs/>
+          <w:color w:val="C0392B"/>
+          <w:sz w:val="20"/>
+          <w:szCs w:val="20"/>
+        </w:rPr>
+        <w:t>⚠️</w:t>
+      </w:r>
+      <w:r>
+        <w:rPr>
+          <w:sz w:val="20"/>
+          <w:szCs w:val="20"/>
+        </w:rPr>
+        <w:t xml:space="preserve">  Partial / workaround required</w:t>
+      </w:r>
+    </w:p>
+    <w:tbl>
+      <w:tblPr>
+        <w:tblW w:w="9360" w:type="dxa"/>
+        <w:tblBorders>
+          <w:top w:val="single" w:sz="1" w:space="0" w:color="2E75B6"/>
+          <w:left w:val="single" w:sz="1" w:space="0" w:color="2E75B6"/>
+          <w:bottom w:val="single" w:sz="1" w:space="0" w:color="2E75B6"/>
+          <w:right w:val="single" w:sz="1" w:space="0" w:color="2E75B6"/>
+          <w:insideH w:val="single" w:sz="1" w:space="0" w:color="2E75B6"/>
+          <w:insideV w:val="single" w:sz="1" w:space="0" w:color="2E75B6"/>
+        </w:tblBorders>
+        <w:tblLook w:val="04A0" w:firstRow="1" w:lastRow="0" w:firstColumn="1" w:lastColumn="0" w:noHBand="0" w:noVBand="1"/>
+      </w:tblPr>
+      <w:tblGrid>
+        <w:gridCol w:w="1405"/>
+        <w:gridCol w:w="1496"/>
+        <w:gridCol w:w="863"/>
+        <w:gridCol w:w="2174"/>
+        <w:gridCol w:w="863"/>
+        <w:gridCol w:w="1696"/>
+        <w:gridCol w:w="863"/>
+      </w:tblGrid>
       <w:tr>
+        <w:trPr>
+          <w:tblHeader/>
+        </w:trPr>
         <w:tc>
           <w:tcPr>
-            <w:tcW w:w="2000" w:type="dxa"/>
+            <w:tcW w:w="1560" w:type="dxa"/>
             <w:tcBorders>
-              <w:top w:val="single" w:sz="1" w:space="0" w:color="CCCCCC"/>
-              <w:left w:val="single" w:sz="1" w:space="0" w:color="CCCCCC"/>
-              <w:bottom w:val="single" w:sz="1" w:space="0" w:color="CCCCCC"/>
-              <w:right w:val="single" w:sz="1" w:space="0" w:color="CCCCCC"/>
+              <w:top w:val="single" w:sz="1" w:space="0" w:color="2E75B6"/>
+              <w:left w:val="single" w:sz="1" w:space="0" w:color="2E75B6"/>
+              <w:bottom w:val="single" w:sz="1" w:space="0" w:color="2E75B6"/>
+              <w:right w:val="single" w:sz="1" w:space="0" w:color="2E75B6"/>
             </w:tcBorders>
-            <w:shd w:val="clear" w:color="auto" w:fill="F2F2F2"/>
+            <w:shd w:val="clear" w:color="auto" w:fill="2E75B6"/>
             <w:tcMar>
-              <w:top w:w="100" w:type="dxa"/>
-              <w:left w:w="140" w:type="dxa"/>
-              <w:bottom w:w="100" w:type="dxa"/>
-              <w:right w:w="140" w:type="dxa"/>
+              <w:top w:w="80" w:type="dxa"/>
+              <w:left w:w="120" w:type="dxa"/>
+              <w:bottom w:w="80" w:type="dxa"/>
+              <w:right w:w="120" w:type="dxa"/>
             </w:tcMar>
-          </w:tcPr>
-          <w:p>
-            <w:r>
-              <w:rPr>
-                <w:b/>
-                <w:bCs/>
-                <w:color w:val="1F3864"/>
-                <w:sz w:val="20"/>
-                <w:szCs w:val="20"/>
-              </w:rPr>
-              <w:t>Identity</w:t>
-            </w:r>
-          </w:p>
-        </w:tc>
-        <w:tc>
-          <w:tcPr>
-            <w:tcW w:w="2000" w:type="dxa"/>
-            <w:tcBorders>
-              <w:top w:val="single" w:sz="1" w:space="0" w:color="CCCCCC"/>
-              <w:left w:val="single" w:sz="1" w:space="0" w:color="CCCCCC"/>
-              <w:bottom w:val="single" w:sz="1" w:space="0" w:color="CCCCCC"/>
-              <w:right w:val="single" w:sz="1" w:space="0" w:color="CCCCCC"/>
-            </w:tcBorders>
-            <w:shd w:val="clear" w:color="auto" w:fill="F2F2F2"/>
-            <w:tcMar>
-              <w:top w:w="100" w:type="dxa"/>
-              <w:left w:w="140" w:type="dxa"/>
-              <w:bottom w:w="100" w:type="dxa"/>
-              <w:right w:w="140" w:type="dxa"/>
-            </w:tcMar>
-          </w:tcPr>
-          <w:p>
-            <w:r>
-              <w:rPr>
-                <w:sz w:val="20"/>
-                <w:szCs w:val="20"/>
-              </w:rPr>
-              <w:t>Policy-driven via .claude/rules/</w:t>
-            </w:r>
-          </w:p>
-        </w:tc>
-        <w:tc>
-          <w:tcPr>
-            <w:tcW w:w="680" w:type="dxa"/>
-            <w:tcBorders>
-              <w:top w:val="single" w:sz="1" w:space="0" w:color="CCCCCC"/>
-              <w:left w:val="single" w:sz="1" w:space="0" w:color="CCCCCC"/>
-              <w:bottom w:val="single" w:sz="1" w:space="0" w:color="CCCCCC"/>
-              <w:right w:val="single" w:sz="1" w:space="0" w:color="CCCCCC"/>
-            </w:tcBorders>
-            <w:shd w:val="clear" w:color="auto" w:fill="FDECEA"/>
-            <w:tcMar>
-              <w:top w:w="100" w:type="dxa"/>
-              <w:left w:w="140" w:type="dxa"/>
-              <w:bottom w:w="100" w:type="dxa"/>
-              <w:right w:w="140" w:type="dxa"/>
-            </w:tcMar>
-            <w:vAlign w:val="center"/>
           </w:tcPr>
           <w:p>
             <w:pPr>
@@ -9479,58 +12898,30 @@
               <w:rPr>
                 <w:b/>
                 <w:bCs/>
-                <w:color w:val="C0392B"/>
+                <w:color w:val="FFFFFF"/>
                 <w:sz w:val="20"/>
                 <w:szCs w:val="20"/>
               </w:rPr>
-              <w:t>⚠️</w:t>
+              <w:t>Aspect</w:t>
             </w:r>
           </w:p>
         </w:tc>
         <w:tc>
           <w:tcPr>
-            <w:tcW w:w="2000" w:type="dxa"/>
+            <w:tcW w:w="1900" w:type="dxa"/>
             <w:tcBorders>
-              <w:top w:val="single" w:sz="1" w:space="0" w:color="CCCCCC"/>
-              <w:left w:val="single" w:sz="1" w:space="0" w:color="CCCCCC"/>
-              <w:bottom w:val="single" w:sz="1" w:space="0" w:color="CCCCCC"/>
-              <w:right w:val="single" w:sz="1" w:space="0" w:color="CCCCCC"/>
+              <w:top w:val="single" w:sz="1" w:space="0" w:color="2E75B6"/>
+              <w:left w:val="single" w:sz="1" w:space="0" w:color="2E75B6"/>
+              <w:bottom w:val="single" w:sz="1" w:space="0" w:color="2E75B6"/>
+              <w:right w:val="single" w:sz="1" w:space="0" w:color="2E75B6"/>
             </w:tcBorders>
-            <w:shd w:val="clear" w:color="auto" w:fill="F2F2F2"/>
+            <w:shd w:val="clear" w:color="auto" w:fill="2E75B6"/>
             <w:tcMar>
-              <w:top w:w="100" w:type="dxa"/>
-              <w:left w:w="140" w:type="dxa"/>
-              <w:bottom w:w="100" w:type="dxa"/>
-              <w:right w:w="140" w:type="dxa"/>
+              <w:top w:w="80" w:type="dxa"/>
+              <w:left w:w="120" w:type="dxa"/>
+              <w:bottom w:w="80" w:type="dxa"/>
+              <w:right w:w="120" w:type="dxa"/>
             </w:tcMar>
-          </w:tcPr>
-          <w:p>
-            <w:r>
-              <w:rPr>
-                <w:sz w:val="20"/>
-                <w:szCs w:val="20"/>
-              </w:rPr>
-              <w:t>Policy-driven</w:t>
-            </w:r>
-          </w:p>
-        </w:tc>
-        <w:tc>
-          <w:tcPr>
-            <w:tcW w:w="680" w:type="dxa"/>
-            <w:tcBorders>
-              <w:top w:val="single" w:sz="1" w:space="0" w:color="CCCCCC"/>
-              <w:left w:val="single" w:sz="1" w:space="0" w:color="CCCCCC"/>
-              <w:bottom w:val="single" w:sz="1" w:space="0" w:color="CCCCCC"/>
-              <w:right w:val="single" w:sz="1" w:space="0" w:color="CCCCCC"/>
-            </w:tcBorders>
-            <w:shd w:val="clear" w:color="auto" w:fill="FDECEA"/>
-            <w:tcMar>
-              <w:top w:w="100" w:type="dxa"/>
-              <w:left w:w="140" w:type="dxa"/>
-              <w:bottom w:w="100" w:type="dxa"/>
-              <w:right w:w="140" w:type="dxa"/>
-            </w:tcMar>
-            <w:vAlign w:val="center"/>
           </w:tcPr>
           <w:p>
             <w:pPr>
@@ -9540,58 +12931,30 @@
               <w:rPr>
                 <w:b/>
                 <w:bCs/>
-                <w:color w:val="C0392B"/>
+                <w:color w:val="FFFFFF"/>
                 <w:sz w:val="20"/>
                 <w:szCs w:val="20"/>
               </w:rPr>
-              <w:t>⚠️</w:t>
+              <w:t>Claude</w:t>
             </w:r>
           </w:p>
         </w:tc>
         <w:tc>
           <w:tcPr>
-            <w:tcW w:w="1320" w:type="dxa"/>
+            <w:tcW w:w="700" w:type="dxa"/>
             <w:tcBorders>
-              <w:top w:val="single" w:sz="1" w:space="0" w:color="CCCCCC"/>
-              <w:left w:val="single" w:sz="1" w:space="0" w:color="CCCCCC"/>
-              <w:bottom w:val="single" w:sz="1" w:space="0" w:color="CCCCCC"/>
-              <w:right w:val="single" w:sz="1" w:space="0" w:color="CCCCCC"/>
+              <w:top w:val="single" w:sz="1" w:space="0" w:color="2E75B6"/>
+              <w:left w:val="single" w:sz="1" w:space="0" w:color="2E75B6"/>
+              <w:bottom w:val="single" w:sz="1" w:space="0" w:color="2E75B6"/>
+              <w:right w:val="single" w:sz="1" w:space="0" w:color="2E75B6"/>
             </w:tcBorders>
-            <w:shd w:val="clear" w:color="auto" w:fill="F2F2F2"/>
+            <w:shd w:val="clear" w:color="auto" w:fill="2E75B6"/>
             <w:tcMar>
-              <w:top w:w="100" w:type="dxa"/>
-              <w:left w:w="140" w:type="dxa"/>
-              <w:bottom w:w="100" w:type="dxa"/>
-              <w:right w:w="140" w:type="dxa"/>
+              <w:top w:w="80" w:type="dxa"/>
+              <w:left w:w="120" w:type="dxa"/>
+              <w:bottom w:w="80" w:type="dxa"/>
+              <w:right w:w="120" w:type="dxa"/>
             </w:tcMar>
-          </w:tcPr>
-          <w:p>
-            <w:r>
-              <w:rPr>
-                <w:sz w:val="20"/>
-                <w:szCs w:val="20"/>
-              </w:rPr>
-              <w:t>Policy-driven</w:t>
-            </w:r>
-          </w:p>
-        </w:tc>
-        <w:tc>
-          <w:tcPr>
-            <w:tcW w:w="680" w:type="dxa"/>
-            <w:tcBorders>
-              <w:top w:val="single" w:sz="1" w:space="0" w:color="CCCCCC"/>
-              <w:left w:val="single" w:sz="1" w:space="0" w:color="CCCCCC"/>
-              <w:bottom w:val="single" w:sz="1" w:space="0" w:color="CCCCCC"/>
-              <w:right w:val="single" w:sz="1" w:space="0" w:color="CCCCCC"/>
-            </w:tcBorders>
-            <w:shd w:val="clear" w:color="auto" w:fill="FDECEA"/>
-            <w:tcMar>
-              <w:top w:w="100" w:type="dxa"/>
-              <w:left w:w="140" w:type="dxa"/>
-              <w:bottom w:w="100" w:type="dxa"/>
-              <w:right w:w="140" w:type="dxa"/>
-            </w:tcMar>
-            <w:vAlign w:val="center"/>
           </w:tcPr>
           <w:p>
             <w:pPr>
@@ -9601,11 +12964,143 @@
               <w:rPr>
                 <w:b/>
                 <w:bCs/>
-                <w:color w:val="C0392B"/>
+                <w:color w:val="FFFFFF"/>
                 <w:sz w:val="20"/>
                 <w:szCs w:val="20"/>
               </w:rPr>
-              <w:t>⚠️</w:t>
+              <w:t>Rating</w:t>
+            </w:r>
+          </w:p>
+        </w:tc>
+        <w:tc>
+          <w:tcPr>
+            <w:tcW w:w="1900" w:type="dxa"/>
+            <w:tcBorders>
+              <w:top w:val="single" w:sz="1" w:space="0" w:color="2E75B6"/>
+              <w:left w:val="single" w:sz="1" w:space="0" w:color="2E75B6"/>
+              <w:bottom w:val="single" w:sz="1" w:space="0" w:color="2E75B6"/>
+              <w:right w:val="single" w:sz="1" w:space="0" w:color="2E75B6"/>
+            </w:tcBorders>
+            <w:shd w:val="clear" w:color="auto" w:fill="2E75B6"/>
+            <w:tcMar>
+              <w:top w:w="80" w:type="dxa"/>
+              <w:left w:w="120" w:type="dxa"/>
+              <w:bottom w:w="80" w:type="dxa"/>
+              <w:right w:w="120" w:type="dxa"/>
+            </w:tcMar>
+          </w:tcPr>
+          <w:p>
+            <w:pPr>
+              <w:jc w:val="center"/>
+            </w:pPr>
+            <w:r>
+              <w:rPr>
+                <w:b/>
+                <w:bCs/>
+                <w:color w:val="FFFFFF"/>
+                <w:sz w:val="20"/>
+                <w:szCs w:val="20"/>
+              </w:rPr>
+              <w:t>Codex</w:t>
+            </w:r>
+          </w:p>
+        </w:tc>
+        <w:tc>
+          <w:tcPr>
+            <w:tcW w:w="700" w:type="dxa"/>
+            <w:tcBorders>
+              <w:top w:val="single" w:sz="1" w:space="0" w:color="2E75B6"/>
+              <w:left w:val="single" w:sz="1" w:space="0" w:color="2E75B6"/>
+              <w:bottom w:val="single" w:sz="1" w:space="0" w:color="2E75B6"/>
+              <w:right w:val="single" w:sz="1" w:space="0" w:color="2E75B6"/>
+            </w:tcBorders>
+            <w:shd w:val="clear" w:color="auto" w:fill="2E75B6"/>
+            <w:tcMar>
+              <w:top w:w="80" w:type="dxa"/>
+              <w:left w:w="120" w:type="dxa"/>
+              <w:bottom w:w="80" w:type="dxa"/>
+              <w:right w:w="120" w:type="dxa"/>
+            </w:tcMar>
+          </w:tcPr>
+          <w:p>
+            <w:pPr>
+              <w:jc w:val="center"/>
+            </w:pPr>
+            <w:r>
+              <w:rPr>
+                <w:b/>
+                <w:bCs/>
+                <w:color w:val="FFFFFF"/>
+                <w:sz w:val="20"/>
+                <w:szCs w:val="20"/>
+              </w:rPr>
+              <w:t>Rating</w:t>
+            </w:r>
+          </w:p>
+        </w:tc>
+        <w:tc>
+          <w:tcPr>
+            <w:tcW w:w="1900" w:type="dxa"/>
+            <w:tcBorders>
+              <w:top w:val="single" w:sz="1" w:space="0" w:color="2E75B6"/>
+              <w:left w:val="single" w:sz="1" w:space="0" w:color="2E75B6"/>
+              <w:bottom w:val="single" w:sz="1" w:space="0" w:color="2E75B6"/>
+              <w:right w:val="single" w:sz="1" w:space="0" w:color="2E75B6"/>
+            </w:tcBorders>
+            <w:shd w:val="clear" w:color="auto" w:fill="2E75B6"/>
+            <w:tcMar>
+              <w:top w:w="80" w:type="dxa"/>
+              <w:left w:w="120" w:type="dxa"/>
+              <w:bottom w:w="80" w:type="dxa"/>
+              <w:right w:w="120" w:type="dxa"/>
+            </w:tcMar>
+          </w:tcPr>
+          <w:p>
+            <w:pPr>
+              <w:jc w:val="center"/>
+            </w:pPr>
+            <w:r>
+              <w:rPr>
+                <w:b/>
+                <w:bCs/>
+                <w:color w:val="FFFFFF"/>
+                <w:sz w:val="20"/>
+                <w:szCs w:val="20"/>
+              </w:rPr>
+              <w:t>Copilot</w:t>
+            </w:r>
+          </w:p>
+        </w:tc>
+        <w:tc>
+          <w:tcPr>
+            <w:tcW w:w="700" w:type="dxa"/>
+            <w:tcBorders>
+              <w:top w:val="single" w:sz="1" w:space="0" w:color="2E75B6"/>
+              <w:left w:val="single" w:sz="1" w:space="0" w:color="2E75B6"/>
+              <w:bottom w:val="single" w:sz="1" w:space="0" w:color="2E75B6"/>
+              <w:right w:val="single" w:sz="1" w:space="0" w:color="2E75B6"/>
+            </w:tcBorders>
+            <w:shd w:val="clear" w:color="auto" w:fill="2E75B6"/>
+            <w:tcMar>
+              <w:top w:w="80" w:type="dxa"/>
+              <w:left w:w="120" w:type="dxa"/>
+              <w:bottom w:w="80" w:type="dxa"/>
+              <w:right w:w="120" w:type="dxa"/>
+            </w:tcMar>
+          </w:tcPr>
+          <w:p>
+            <w:pPr>
+              <w:jc w:val="center"/>
+            </w:pPr>
+            <w:r>
+              <w:rPr>
+                <w:b/>
+                <w:bCs/>
+                <w:color w:val="FFFFFF"/>
+                <w:sz w:val="20"/>
+                <w:szCs w:val="20"/>
+              </w:rPr>
+              <w:t>Rating</w:t>
             </w:r>
           </w:p>
         </w:tc>
@@ -9613,19 +13108,18 @@
       <w:tr>
         <w:tc>
           <w:tcPr>
-            <w:tcW w:w="2000" w:type="dxa"/>
+            <w:tcW w:w="1560" w:type="dxa"/>
             <w:tcBorders>
-              <w:top w:val="single" w:sz="1" w:space="0" w:color="CCCCCC"/>
-              <w:left w:val="single" w:sz="1" w:space="0" w:color="CCCCCC"/>
-              <w:bottom w:val="single" w:sz="1" w:space="0" w:color="CCCCCC"/>
-              <w:right w:val="single" w:sz="1" w:space="0" w:color="CCCCCC"/>
+              <w:top w:val="single" w:sz="1" w:space="0" w:color="2E75B6"/>
+              <w:left w:val="single" w:sz="1" w:space="0" w:color="2E75B6"/>
+              <w:bottom w:val="single" w:sz="1" w:space="0" w:color="2E75B6"/>
+              <w:right w:val="single" w:sz="1" w:space="0" w:color="2E75B6"/>
             </w:tcBorders>
-            <w:shd w:val="clear" w:color="auto" w:fill="FFFFFF"/>
             <w:tcMar>
-              <w:top w:w="100" w:type="dxa"/>
-              <w:left w:w="140" w:type="dxa"/>
-              <w:bottom w:w="100" w:type="dxa"/>
-              <w:right w:w="140" w:type="dxa"/>
+              <w:top w:w="80" w:type="dxa"/>
+              <w:left w:w="120" w:type="dxa"/>
+              <w:bottom w:w="80" w:type="dxa"/>
+              <w:right w:w="120" w:type="dxa"/>
             </w:tcMar>
           </w:tcPr>
           <w:p>
@@ -9633,29 +13127,27 @@
               <w:rPr>
                 <w:b/>
                 <w:bCs/>
-                <w:color w:val="1F3864"/>
                 <w:sz w:val="20"/>
                 <w:szCs w:val="20"/>
               </w:rPr>
-              <w:t>Context Generation</w:t>
+              <w:t>Loading hierarchy</w:t>
             </w:r>
           </w:p>
         </w:tc>
         <w:tc>
           <w:tcPr>
-            <w:tcW w:w="2000" w:type="dxa"/>
+            <w:tcW w:w="1900" w:type="dxa"/>
             <w:tcBorders>
-              <w:top w:val="single" w:sz="1" w:space="0" w:color="CCCCCC"/>
-              <w:left w:val="single" w:sz="1" w:space="0" w:color="CCCCCC"/>
-              <w:bottom w:val="single" w:sz="1" w:space="0" w:color="CCCCCC"/>
-              <w:right w:val="single" w:sz="1" w:space="0" w:color="CCCCCC"/>
+              <w:top w:val="single" w:sz="1" w:space="0" w:color="2E75B6"/>
+              <w:left w:val="single" w:sz="1" w:space="0" w:color="2E75B6"/>
+              <w:bottom w:val="single" w:sz="1" w:space="0" w:color="2E75B6"/>
+              <w:right w:val="single" w:sz="1" w:space="0" w:color="2E75B6"/>
             </w:tcBorders>
-            <w:shd w:val="clear" w:color="auto" w:fill="FFFFFF"/>
             <w:tcMar>
-              <w:top w:w="100" w:type="dxa"/>
-              <w:left w:w="140" w:type="dxa"/>
-              <w:bottom w:w="100" w:type="dxa"/>
-              <w:right w:w="140" w:type="dxa"/>
+              <w:top w:w="80" w:type="dxa"/>
+              <w:left w:w="120" w:type="dxa"/>
+              <w:bottom w:w="80" w:type="dxa"/>
+              <w:right w:w="120" w:type="dxa"/>
             </w:tcMar>
           </w:tcPr>
           <w:p>
@@ -9664,27 +13156,25 @@
                 <w:sz w:val="20"/>
                 <w:szCs w:val="20"/>
               </w:rPr>
-              <w:t>Via scripts / MCP / custom tooling</w:t>
+              <w:t>managed → user → project → local → nested</w:t>
             </w:r>
           </w:p>
         </w:tc>
         <w:tc>
           <w:tcPr>
-            <w:tcW w:w="680" w:type="dxa"/>
+            <w:tcW w:w="700" w:type="dxa"/>
             <w:tcBorders>
-              <w:top w:val="single" w:sz="1" w:space="0" w:color="CCCCCC"/>
-              <w:left w:val="single" w:sz="1" w:space="0" w:color="CCCCCC"/>
-              <w:bottom w:val="single" w:sz="1" w:space="0" w:color="CCCCCC"/>
-              <w:right w:val="single" w:sz="1" w:space="0" w:color="CCCCCC"/>
+              <w:top w:val="single" w:sz="1" w:space="0" w:color="2E75B6"/>
+              <w:left w:val="single" w:sz="1" w:space="0" w:color="2E75B6"/>
+              <w:bottom w:val="single" w:sz="1" w:space="0" w:color="2E75B6"/>
+              <w:right w:val="single" w:sz="1" w:space="0" w:color="2E75B6"/>
             </w:tcBorders>
-            <w:shd w:val="clear" w:color="auto" w:fill="FDECEA"/>
             <w:tcMar>
-              <w:top w:w="100" w:type="dxa"/>
-              <w:left w:w="140" w:type="dxa"/>
-              <w:bottom w:w="100" w:type="dxa"/>
-              <w:right w:w="140" w:type="dxa"/>
+              <w:top w:w="80" w:type="dxa"/>
+              <w:left w:w="120" w:type="dxa"/>
+              <w:bottom w:w="80" w:type="dxa"/>
+              <w:right w:w="120" w:type="dxa"/>
             </w:tcMar>
-            <w:vAlign w:val="center"/>
           </w:tcPr>
           <w:p>
             <w:pPr>
@@ -9694,29 +13184,28 @@
               <w:rPr>
                 <w:b/>
                 <w:bCs/>
-                <w:color w:val="C0392B"/>
+                <w:color w:val="1E7C3A"/>
                 <w:sz w:val="20"/>
                 <w:szCs w:val="20"/>
               </w:rPr>
-              <w:t>⚠️</w:t>
+              <w:t>✅✅</w:t>
             </w:r>
           </w:p>
         </w:tc>
         <w:tc>
           <w:tcPr>
-            <w:tcW w:w="2000" w:type="dxa"/>
+            <w:tcW w:w="1900" w:type="dxa"/>
             <w:tcBorders>
-              <w:top w:val="single" w:sz="1" w:space="0" w:color="CCCCCC"/>
-              <w:left w:val="single" w:sz="1" w:space="0" w:color="CCCCCC"/>
-              <w:bottom w:val="single" w:sz="1" w:space="0" w:color="CCCCCC"/>
-              <w:right w:val="single" w:sz="1" w:space="0" w:color="CCCCCC"/>
+              <w:top w:val="single" w:sz="1" w:space="0" w:color="2E75B6"/>
+              <w:left w:val="single" w:sz="1" w:space="0" w:color="2E75B6"/>
+              <w:bottom w:val="single" w:sz="1" w:space="0" w:color="2E75B6"/>
+              <w:right w:val="single" w:sz="1" w:space="0" w:color="2E75B6"/>
             </w:tcBorders>
-            <w:shd w:val="clear" w:color="auto" w:fill="FFFFFF"/>
             <w:tcMar>
-              <w:top w:w="100" w:type="dxa"/>
-              <w:left w:w="140" w:type="dxa"/>
-              <w:bottom w:w="100" w:type="dxa"/>
-              <w:right w:w="140" w:type="dxa"/>
+              <w:top w:w="80" w:type="dxa"/>
+              <w:left w:w="120" w:type="dxa"/>
+              <w:bottom w:w="80" w:type="dxa"/>
+              <w:right w:w="120" w:type="dxa"/>
             </w:tcMar>
           </w:tcPr>
           <w:p>
@@ -9725,27 +13214,25 @@
                 <w:sz w:val="20"/>
                 <w:szCs w:val="20"/>
               </w:rPr>
-              <w:t>Via scripts / MCP / custom tooling</w:t>
+              <w:t>AGENTS.md, root→cwd, per-directory</w:t>
             </w:r>
           </w:p>
         </w:tc>
         <w:tc>
           <w:tcPr>
-            <w:tcW w:w="680" w:type="dxa"/>
+            <w:tcW w:w="700" w:type="dxa"/>
             <w:tcBorders>
-              <w:top w:val="single" w:sz="1" w:space="0" w:color="CCCCCC"/>
-              <w:left w:val="single" w:sz="1" w:space="0" w:color="CCCCCC"/>
-              <w:bottom w:val="single" w:sz="1" w:space="0" w:color="CCCCCC"/>
-              <w:right w:val="single" w:sz="1" w:space="0" w:color="CCCCCC"/>
+              <w:top w:val="single" w:sz="1" w:space="0" w:color="2E75B6"/>
+              <w:left w:val="single" w:sz="1" w:space="0" w:color="2E75B6"/>
+              <w:bottom w:val="single" w:sz="1" w:space="0" w:color="2E75B6"/>
+              <w:right w:val="single" w:sz="1" w:space="0" w:color="2E75B6"/>
             </w:tcBorders>
-            <w:shd w:val="clear" w:color="auto" w:fill="FDECEA"/>
             <w:tcMar>
-              <w:top w:w="100" w:type="dxa"/>
-              <w:left w:w="140" w:type="dxa"/>
-              <w:bottom w:w="100" w:type="dxa"/>
-              <w:right w:w="140" w:type="dxa"/>
+              <w:top w:w="80" w:type="dxa"/>
+              <w:left w:w="120" w:type="dxa"/>
+              <w:bottom w:w="80" w:type="dxa"/>
+              <w:right w:w="120" w:type="dxa"/>
             </w:tcMar>
-            <w:vAlign w:val="center"/>
           </w:tcPr>
           <w:p>
             <w:pPr>
@@ -9755,29 +13242,28 @@
               <w:rPr>
                 <w:b/>
                 <w:bCs/>
-                <w:color w:val="C0392B"/>
+                <w:color w:val="1E7C3A"/>
                 <w:sz w:val="20"/>
                 <w:szCs w:val="20"/>
               </w:rPr>
-              <w:t>⚠️</w:t>
+              <w:t>✅✅</w:t>
             </w:r>
           </w:p>
         </w:tc>
         <w:tc>
           <w:tcPr>
-            <w:tcW w:w="1320" w:type="dxa"/>
+            <w:tcW w:w="1900" w:type="dxa"/>
             <w:tcBorders>
-              <w:top w:val="single" w:sz="1" w:space="0" w:color="CCCCCC"/>
-              <w:left w:val="single" w:sz="1" w:space="0" w:color="CCCCCC"/>
-              <w:bottom w:val="single" w:sz="1" w:space="0" w:color="CCCCCC"/>
-              <w:right w:val="single" w:sz="1" w:space="0" w:color="CCCCCC"/>
+              <w:top w:val="single" w:sz="1" w:space="0" w:color="2E75B6"/>
+              <w:left w:val="single" w:sz="1" w:space="0" w:color="2E75B6"/>
+              <w:bottom w:val="single" w:sz="1" w:space="0" w:color="2E75B6"/>
+              <w:right w:val="single" w:sz="1" w:space="0" w:color="2E75B6"/>
             </w:tcBorders>
-            <w:shd w:val="clear" w:color="auto" w:fill="FFFFFF"/>
             <w:tcMar>
-              <w:top w:w="100" w:type="dxa"/>
-              <w:left w:w="140" w:type="dxa"/>
-              <w:bottom w:w="100" w:type="dxa"/>
-              <w:right w:w="140" w:type="dxa"/>
+              <w:top w:w="80" w:type="dxa"/>
+              <w:left w:w="120" w:type="dxa"/>
+              <w:bottom w:w="80" w:type="dxa"/>
+              <w:right w:w="120" w:type="dxa"/>
             </w:tcMar>
           </w:tcPr>
           <w:p>
@@ -9786,27 +13272,25 @@
                 <w:sz w:val="20"/>
                 <w:szCs w:val="20"/>
               </w:rPr>
-              <w:t>Via scripts / CI / custom tooling</w:t>
+              <w:t>repo + org / enterprise levels</w:t>
             </w:r>
           </w:p>
         </w:tc>
         <w:tc>
           <w:tcPr>
-            <w:tcW w:w="680" w:type="dxa"/>
+            <w:tcW w:w="700" w:type="dxa"/>
             <w:tcBorders>
-              <w:top w:val="single" w:sz="1" w:space="0" w:color="CCCCCC"/>
-              <w:left w:val="single" w:sz="1" w:space="0" w:color="CCCCCC"/>
-              <w:bottom w:val="single" w:sz="1" w:space="0" w:color="CCCCCC"/>
-              <w:right w:val="single" w:sz="1" w:space="0" w:color="CCCCCC"/>
+              <w:top w:val="single" w:sz="1" w:space="0" w:color="2E75B6"/>
+              <w:left w:val="single" w:sz="1" w:space="0" w:color="2E75B6"/>
+              <w:bottom w:val="single" w:sz="1" w:space="0" w:color="2E75B6"/>
+              <w:right w:val="single" w:sz="1" w:space="0" w:color="2E75B6"/>
             </w:tcBorders>
-            <w:shd w:val="clear" w:color="auto" w:fill="FDECEA"/>
             <w:tcMar>
-              <w:top w:w="100" w:type="dxa"/>
-              <w:left w:w="140" w:type="dxa"/>
-              <w:bottom w:w="100" w:type="dxa"/>
-              <w:right w:w="140" w:type="dxa"/>
+              <w:top w:w="80" w:type="dxa"/>
+              <w:left w:w="120" w:type="dxa"/>
+              <w:bottom w:w="80" w:type="dxa"/>
+              <w:right w:w="120" w:type="dxa"/>
             </w:tcMar>
-            <w:vAlign w:val="center"/>
           </w:tcPr>
           <w:p>
             <w:pPr>
@@ -9816,6 +13300,618 @@
               <w:rPr>
                 <w:b/>
                 <w:bCs/>
+                <w:color w:val="2E75B6"/>
+                <w:sz w:val="20"/>
+                <w:szCs w:val="20"/>
+              </w:rPr>
+              <w:t>✅</w:t>
+            </w:r>
+          </w:p>
+        </w:tc>
+      </w:tr>
+      <w:tr>
+        <w:tc>
+          <w:tcPr>
+            <w:tcW w:w="1560" w:type="dxa"/>
+            <w:tcBorders>
+              <w:top w:val="single" w:sz="1" w:space="0" w:color="2E75B6"/>
+              <w:left w:val="single" w:sz="1" w:space="0" w:color="2E75B6"/>
+              <w:bottom w:val="single" w:sz="1" w:space="0" w:color="2E75B6"/>
+              <w:right w:val="single" w:sz="1" w:space="0" w:color="2E75B6"/>
+            </w:tcBorders>
+            <w:tcMar>
+              <w:top w:w="80" w:type="dxa"/>
+              <w:left w:w="120" w:type="dxa"/>
+              <w:bottom w:w="80" w:type="dxa"/>
+              <w:right w:w="120" w:type="dxa"/>
+            </w:tcMar>
+          </w:tcPr>
+          <w:p>
+            <w:r>
+              <w:rPr>
+                <w:b/>
+                <w:bCs/>
+                <w:sz w:val="20"/>
+                <w:szCs w:val="20"/>
+              </w:rPr>
+              <w:t>Auto-load vs explicit</w:t>
+            </w:r>
+          </w:p>
+        </w:tc>
+        <w:tc>
+          <w:tcPr>
+            <w:tcW w:w="1900" w:type="dxa"/>
+            <w:tcBorders>
+              <w:top w:val="single" w:sz="1" w:space="0" w:color="2E75B6"/>
+              <w:left w:val="single" w:sz="1" w:space="0" w:color="2E75B6"/>
+              <w:bottom w:val="single" w:sz="1" w:space="0" w:color="2E75B6"/>
+              <w:right w:val="single" w:sz="1" w:space="0" w:color="2E75B6"/>
+            </w:tcBorders>
+            <w:tcMar>
+              <w:top w:w="80" w:type="dxa"/>
+              <w:left w:w="120" w:type="dxa"/>
+              <w:bottom w:w="80" w:type="dxa"/>
+              <w:right w:w="120" w:type="dxa"/>
+            </w:tcMar>
+          </w:tcPr>
+          <w:p>
+            <w:r>
+              <w:rPr>
+                <w:sz w:val="20"/>
+                <w:szCs w:val="20"/>
+              </w:rPr>
+              <w:t>auto: CLAUDE.md / rules · explicit: Skills, auto-memory</w:t>
+            </w:r>
+          </w:p>
+        </w:tc>
+        <w:tc>
+          <w:tcPr>
+            <w:tcW w:w="700" w:type="dxa"/>
+            <w:tcBorders>
+              <w:top w:val="single" w:sz="1" w:space="0" w:color="2E75B6"/>
+              <w:left w:val="single" w:sz="1" w:space="0" w:color="2E75B6"/>
+              <w:bottom w:val="single" w:sz="1" w:space="0" w:color="2E75B6"/>
+              <w:right w:val="single" w:sz="1" w:space="0" w:color="2E75B6"/>
+            </w:tcBorders>
+            <w:tcMar>
+              <w:top w:w="80" w:type="dxa"/>
+              <w:left w:w="120" w:type="dxa"/>
+              <w:bottom w:w="80" w:type="dxa"/>
+              <w:right w:w="120" w:type="dxa"/>
+            </w:tcMar>
+          </w:tcPr>
+          <w:p>
+            <w:pPr>
+              <w:jc w:val="center"/>
+            </w:pPr>
+            <w:r>
+              <w:rPr>
+                <w:b/>
+                <w:bCs/>
+                <w:color w:val="1E7C3A"/>
+                <w:sz w:val="20"/>
+                <w:szCs w:val="20"/>
+              </w:rPr>
+              <w:t>✅✅</w:t>
+            </w:r>
+          </w:p>
+        </w:tc>
+        <w:tc>
+          <w:tcPr>
+            <w:tcW w:w="1900" w:type="dxa"/>
+            <w:tcBorders>
+              <w:top w:val="single" w:sz="1" w:space="0" w:color="2E75B6"/>
+              <w:left w:val="single" w:sz="1" w:space="0" w:color="2E75B6"/>
+              <w:bottom w:val="single" w:sz="1" w:space="0" w:color="2E75B6"/>
+              <w:right w:val="single" w:sz="1" w:space="0" w:color="2E75B6"/>
+            </w:tcBorders>
+            <w:tcMar>
+              <w:top w:w="80" w:type="dxa"/>
+              <w:left w:w="120" w:type="dxa"/>
+              <w:bottom w:w="80" w:type="dxa"/>
+              <w:right w:w="120" w:type="dxa"/>
+            </w:tcMar>
+          </w:tcPr>
+          <w:p>
+            <w:r>
+              <w:rPr>
+                <w:sz w:val="20"/>
+                <w:szCs w:val="20"/>
+              </w:rPr>
+              <w:t>auto: AGENTS.md · explicit: Skills</w:t>
+            </w:r>
+          </w:p>
+        </w:tc>
+        <w:tc>
+          <w:tcPr>
+            <w:tcW w:w="700" w:type="dxa"/>
+            <w:tcBorders>
+              <w:top w:val="single" w:sz="1" w:space="0" w:color="2E75B6"/>
+              <w:left w:val="single" w:sz="1" w:space="0" w:color="2E75B6"/>
+              <w:bottom w:val="single" w:sz="1" w:space="0" w:color="2E75B6"/>
+              <w:right w:val="single" w:sz="1" w:space="0" w:color="2E75B6"/>
+            </w:tcBorders>
+            <w:tcMar>
+              <w:top w:w="80" w:type="dxa"/>
+              <w:left w:w="120" w:type="dxa"/>
+              <w:bottom w:w="80" w:type="dxa"/>
+              <w:right w:w="120" w:type="dxa"/>
+            </w:tcMar>
+          </w:tcPr>
+          <w:p>
+            <w:pPr>
+              <w:jc w:val="center"/>
+            </w:pPr>
+            <w:r>
+              <w:rPr>
+                <w:b/>
+                <w:bCs/>
+                <w:color w:val="2E75B6"/>
+                <w:sz w:val="20"/>
+                <w:szCs w:val="20"/>
+              </w:rPr>
+              <w:t>✅</w:t>
+            </w:r>
+          </w:p>
+        </w:tc>
+        <w:tc>
+          <w:tcPr>
+            <w:tcW w:w="1900" w:type="dxa"/>
+            <w:tcBorders>
+              <w:top w:val="single" w:sz="1" w:space="0" w:color="2E75B6"/>
+              <w:left w:val="single" w:sz="1" w:space="0" w:color="2E75B6"/>
+              <w:bottom w:val="single" w:sz="1" w:space="0" w:color="2E75B6"/>
+              <w:right w:val="single" w:sz="1" w:space="0" w:color="2E75B6"/>
+            </w:tcBorders>
+            <w:tcMar>
+              <w:top w:w="80" w:type="dxa"/>
+              <w:left w:w="120" w:type="dxa"/>
+              <w:bottom w:w="80" w:type="dxa"/>
+              <w:right w:w="120" w:type="dxa"/>
+            </w:tcMar>
+          </w:tcPr>
+          <w:p>
+            <w:r>
+              <w:rPr>
+                <w:sz w:val="20"/>
+                <w:szCs w:val="20"/>
+              </w:rPr>
+              <w:t>auto: instructions · explicit: prompt files</w:t>
+            </w:r>
+          </w:p>
+        </w:tc>
+        <w:tc>
+          <w:tcPr>
+            <w:tcW w:w="700" w:type="dxa"/>
+            <w:tcBorders>
+              <w:top w:val="single" w:sz="1" w:space="0" w:color="2E75B6"/>
+              <w:left w:val="single" w:sz="1" w:space="0" w:color="2E75B6"/>
+              <w:bottom w:val="single" w:sz="1" w:space="0" w:color="2E75B6"/>
+              <w:right w:val="single" w:sz="1" w:space="0" w:color="2E75B6"/>
+            </w:tcBorders>
+            <w:tcMar>
+              <w:top w:w="80" w:type="dxa"/>
+              <w:left w:w="120" w:type="dxa"/>
+              <w:bottom w:w="80" w:type="dxa"/>
+              <w:right w:w="120" w:type="dxa"/>
+            </w:tcMar>
+          </w:tcPr>
+          <w:p>
+            <w:pPr>
+              <w:jc w:val="center"/>
+            </w:pPr>
+            <w:r>
+              <w:rPr>
+                <w:b/>
+                <w:bCs/>
+                <w:color w:val="2E75B6"/>
+                <w:sz w:val="20"/>
+                <w:szCs w:val="20"/>
+              </w:rPr>
+              <w:t>✅</w:t>
+            </w:r>
+          </w:p>
+        </w:tc>
+      </w:tr>
+      <w:tr>
+        <w:tc>
+          <w:tcPr>
+            <w:tcW w:w="1560" w:type="dxa"/>
+            <w:tcBorders>
+              <w:top w:val="single" w:sz="1" w:space="0" w:color="2E75B6"/>
+              <w:left w:val="single" w:sz="1" w:space="0" w:color="2E75B6"/>
+              <w:bottom w:val="single" w:sz="1" w:space="0" w:color="2E75B6"/>
+              <w:right w:val="single" w:sz="1" w:space="0" w:color="2E75B6"/>
+            </w:tcBorders>
+            <w:tcMar>
+              <w:top w:w="80" w:type="dxa"/>
+              <w:left w:w="120" w:type="dxa"/>
+              <w:bottom w:w="80" w:type="dxa"/>
+              <w:right w:w="120" w:type="dxa"/>
+            </w:tcMar>
+          </w:tcPr>
+          <w:p>
+            <w:r>
+              <w:rPr>
+                <w:b/>
+                <w:bCs/>
+                <w:sz w:val="20"/>
+                <w:szCs w:val="20"/>
+              </w:rPr>
+              <w:t>Path scoping</w:t>
+            </w:r>
+          </w:p>
+        </w:tc>
+        <w:tc>
+          <w:tcPr>
+            <w:tcW w:w="1900" w:type="dxa"/>
+            <w:tcBorders>
+              <w:top w:val="single" w:sz="1" w:space="0" w:color="2E75B6"/>
+              <w:left w:val="single" w:sz="1" w:space="0" w:color="2E75B6"/>
+              <w:bottom w:val="single" w:sz="1" w:space="0" w:color="2E75B6"/>
+              <w:right w:val="single" w:sz="1" w:space="0" w:color="2E75B6"/>
+            </w:tcBorders>
+            <w:tcMar>
+              <w:top w:w="80" w:type="dxa"/>
+              <w:left w:w="120" w:type="dxa"/>
+              <w:bottom w:w="80" w:type="dxa"/>
+              <w:right w:w="120" w:type="dxa"/>
+            </w:tcMar>
+          </w:tcPr>
+          <w:p>
+            <w:r>
+              <w:rPr>
+                <w:sz w:val="20"/>
+                <w:szCs w:val="20"/>
+              </w:rPr>
+              <w:t>.claude/rules paths globs + nested</w:t>
+            </w:r>
+          </w:p>
+        </w:tc>
+        <w:tc>
+          <w:tcPr>
+            <w:tcW w:w="700" w:type="dxa"/>
+            <w:tcBorders>
+              <w:top w:val="single" w:sz="1" w:space="0" w:color="2E75B6"/>
+              <w:left w:val="single" w:sz="1" w:space="0" w:color="2E75B6"/>
+              <w:bottom w:val="single" w:sz="1" w:space="0" w:color="2E75B6"/>
+              <w:right w:val="single" w:sz="1" w:space="0" w:color="2E75B6"/>
+            </w:tcBorders>
+            <w:tcMar>
+              <w:top w:w="80" w:type="dxa"/>
+              <w:left w:w="120" w:type="dxa"/>
+              <w:bottom w:w="80" w:type="dxa"/>
+              <w:right w:w="120" w:type="dxa"/>
+            </w:tcMar>
+          </w:tcPr>
+          <w:p>
+            <w:pPr>
+              <w:jc w:val="center"/>
+            </w:pPr>
+            <w:r>
+              <w:rPr>
+                <w:b/>
+                <w:bCs/>
+                <w:color w:val="1E7C3A"/>
+                <w:sz w:val="20"/>
+                <w:szCs w:val="20"/>
+              </w:rPr>
+              <w:t>✅✅</w:t>
+            </w:r>
+          </w:p>
+        </w:tc>
+        <w:tc>
+          <w:tcPr>
+            <w:tcW w:w="1900" w:type="dxa"/>
+            <w:tcBorders>
+              <w:top w:val="single" w:sz="1" w:space="0" w:color="2E75B6"/>
+              <w:left w:val="single" w:sz="1" w:space="0" w:color="2E75B6"/>
+              <w:bottom w:val="single" w:sz="1" w:space="0" w:color="2E75B6"/>
+              <w:right w:val="single" w:sz="1" w:space="0" w:color="2E75B6"/>
+            </w:tcBorders>
+            <w:tcMar>
+              <w:top w:w="80" w:type="dxa"/>
+              <w:left w:w="120" w:type="dxa"/>
+              <w:bottom w:w="80" w:type="dxa"/>
+              <w:right w:w="120" w:type="dxa"/>
+            </w:tcMar>
+          </w:tcPr>
+          <w:p>
+            <w:r>
+              <w:rPr>
+                <w:sz w:val="20"/>
+                <w:szCs w:val="20"/>
+              </w:rPr>
+              <w:t>nested AGENTS.md per directory</w:t>
+            </w:r>
+          </w:p>
+        </w:tc>
+        <w:tc>
+          <w:tcPr>
+            <w:tcW w:w="700" w:type="dxa"/>
+            <w:tcBorders>
+              <w:top w:val="single" w:sz="1" w:space="0" w:color="2E75B6"/>
+              <w:left w:val="single" w:sz="1" w:space="0" w:color="2E75B6"/>
+              <w:bottom w:val="single" w:sz="1" w:space="0" w:color="2E75B6"/>
+              <w:right w:val="single" w:sz="1" w:space="0" w:color="2E75B6"/>
+            </w:tcBorders>
+            <w:tcMar>
+              <w:top w:w="80" w:type="dxa"/>
+              <w:left w:w="120" w:type="dxa"/>
+              <w:bottom w:w="80" w:type="dxa"/>
+              <w:right w:w="120" w:type="dxa"/>
+            </w:tcMar>
+          </w:tcPr>
+          <w:p>
+            <w:pPr>
+              <w:jc w:val="center"/>
+            </w:pPr>
+            <w:r>
+              <w:rPr>
+                <w:b/>
+                <w:bCs/>
+                <w:color w:val="2E75B6"/>
+                <w:sz w:val="20"/>
+                <w:szCs w:val="20"/>
+              </w:rPr>
+              <w:t>✅</w:t>
+            </w:r>
+          </w:p>
+        </w:tc>
+        <w:tc>
+          <w:tcPr>
+            <w:tcW w:w="1900" w:type="dxa"/>
+            <w:tcBorders>
+              <w:top w:val="single" w:sz="1" w:space="0" w:color="2E75B6"/>
+              <w:left w:val="single" w:sz="1" w:space="0" w:color="2E75B6"/>
+              <w:bottom w:val="single" w:sz="1" w:space="0" w:color="2E75B6"/>
+              <w:right w:val="single" w:sz="1" w:space="0" w:color="2E75B6"/>
+            </w:tcBorders>
+            <w:tcMar>
+              <w:top w:w="80" w:type="dxa"/>
+              <w:left w:w="120" w:type="dxa"/>
+              <w:bottom w:w="80" w:type="dxa"/>
+              <w:right w:w="120" w:type="dxa"/>
+            </w:tcMar>
+          </w:tcPr>
+          <w:p>
+            <w:r>
+              <w:rPr>
+                <w:sz w:val="20"/>
+                <w:szCs w:val="20"/>
+              </w:rPr>
+              <w:t>.instructions.md applyTo globs</w:t>
+            </w:r>
+          </w:p>
+        </w:tc>
+        <w:tc>
+          <w:tcPr>
+            <w:tcW w:w="700" w:type="dxa"/>
+            <w:tcBorders>
+              <w:top w:val="single" w:sz="1" w:space="0" w:color="2E75B6"/>
+              <w:left w:val="single" w:sz="1" w:space="0" w:color="2E75B6"/>
+              <w:bottom w:val="single" w:sz="1" w:space="0" w:color="2E75B6"/>
+              <w:right w:val="single" w:sz="1" w:space="0" w:color="2E75B6"/>
+            </w:tcBorders>
+            <w:tcMar>
+              <w:top w:w="80" w:type="dxa"/>
+              <w:left w:w="120" w:type="dxa"/>
+              <w:bottom w:w="80" w:type="dxa"/>
+              <w:right w:w="120" w:type="dxa"/>
+            </w:tcMar>
+          </w:tcPr>
+          <w:p>
+            <w:pPr>
+              <w:jc w:val="center"/>
+            </w:pPr>
+            <w:r>
+              <w:rPr>
+                <w:b/>
+                <w:bCs/>
+                <w:color w:val="2E75B6"/>
+                <w:sz w:val="20"/>
+                <w:szCs w:val="20"/>
+              </w:rPr>
+              <w:t>✅</w:t>
+            </w:r>
+          </w:p>
+        </w:tc>
+      </w:tr>
+      <w:tr>
+        <w:tc>
+          <w:tcPr>
+            <w:tcW w:w="1560" w:type="dxa"/>
+            <w:tcBorders>
+              <w:top w:val="single" w:sz="1" w:space="0" w:color="2E75B6"/>
+              <w:left w:val="single" w:sz="1" w:space="0" w:color="2E75B6"/>
+              <w:bottom w:val="single" w:sz="1" w:space="0" w:color="2E75B6"/>
+              <w:right w:val="single" w:sz="1" w:space="0" w:color="2E75B6"/>
+            </w:tcBorders>
+            <w:tcMar>
+              <w:top w:w="80" w:type="dxa"/>
+              <w:left w:w="120" w:type="dxa"/>
+              <w:bottom w:w="80" w:type="dxa"/>
+              <w:right w:w="120" w:type="dxa"/>
+            </w:tcMar>
+          </w:tcPr>
+          <w:p>
+            <w:r>
+              <w:rPr>
+                <w:b/>
+                <w:bCs/>
+                <w:sz w:val="20"/>
+                <w:szCs w:val="20"/>
+              </w:rPr>
+              <w:t>Precedence</w:t>
+            </w:r>
+          </w:p>
+        </w:tc>
+        <w:tc>
+          <w:tcPr>
+            <w:tcW w:w="1900" w:type="dxa"/>
+            <w:tcBorders>
+              <w:top w:val="single" w:sz="1" w:space="0" w:color="2E75B6"/>
+              <w:left w:val="single" w:sz="1" w:space="0" w:color="2E75B6"/>
+              <w:bottom w:val="single" w:sz="1" w:space="0" w:color="2E75B6"/>
+              <w:right w:val="single" w:sz="1" w:space="0" w:color="2E75B6"/>
+            </w:tcBorders>
+            <w:tcMar>
+              <w:top w:w="80" w:type="dxa"/>
+              <w:left w:w="120" w:type="dxa"/>
+              <w:bottom w:w="80" w:type="dxa"/>
+              <w:right w:w="120" w:type="dxa"/>
+            </w:tcMar>
+          </w:tcPr>
+          <w:p>
+            <w:r>
+              <w:rPr>
+                <w:sz w:val="20"/>
+                <w:szCs w:val="20"/>
+              </w:rPr>
+              <w:t>concatenate, closest-last; managed-lock + deny-wins</w:t>
+            </w:r>
+          </w:p>
+        </w:tc>
+        <w:tc>
+          <w:tcPr>
+            <w:tcW w:w="700" w:type="dxa"/>
+            <w:tcBorders>
+              <w:top w:val="single" w:sz="1" w:space="0" w:color="2E75B6"/>
+              <w:left w:val="single" w:sz="1" w:space="0" w:color="2E75B6"/>
+              <w:bottom w:val="single" w:sz="1" w:space="0" w:color="2E75B6"/>
+              <w:right w:val="single" w:sz="1" w:space="0" w:color="2E75B6"/>
+            </w:tcBorders>
+            <w:tcMar>
+              <w:top w:w="80" w:type="dxa"/>
+              <w:left w:w="120" w:type="dxa"/>
+              <w:bottom w:w="80" w:type="dxa"/>
+              <w:right w:w="120" w:type="dxa"/>
+            </w:tcMar>
+          </w:tcPr>
+          <w:p>
+            <w:pPr>
+              <w:jc w:val="center"/>
+            </w:pPr>
+            <w:r>
+              <w:rPr>
+                <w:b/>
+                <w:bCs/>
+                <w:color w:val="2E75B6"/>
+                <w:sz w:val="20"/>
+                <w:szCs w:val="20"/>
+              </w:rPr>
+              <w:t>✅</w:t>
+            </w:r>
+          </w:p>
+        </w:tc>
+        <w:tc>
+          <w:tcPr>
+            <w:tcW w:w="1900" w:type="dxa"/>
+            <w:tcBorders>
+              <w:top w:val="single" w:sz="1" w:space="0" w:color="2E75B6"/>
+              <w:left w:val="single" w:sz="1" w:space="0" w:color="2E75B6"/>
+              <w:bottom w:val="single" w:sz="1" w:space="0" w:color="2E75B6"/>
+              <w:right w:val="single" w:sz="1" w:space="0" w:color="2E75B6"/>
+            </w:tcBorders>
+            <w:tcMar>
+              <w:top w:w="80" w:type="dxa"/>
+              <w:left w:w="120" w:type="dxa"/>
+              <w:bottom w:w="80" w:type="dxa"/>
+              <w:right w:w="120" w:type="dxa"/>
+            </w:tcMar>
+          </w:tcPr>
+          <w:p>
+            <w:r>
+              <w:rPr>
+                <w:sz w:val="20"/>
+                <w:szCs w:val="20"/>
+              </w:rPr>
+              <w:t>AGENTS.override.md replace + managed requirements **</w:t>
+            </w:r>
+          </w:p>
+        </w:tc>
+        <w:tc>
+          <w:tcPr>
+            <w:tcW w:w="700" w:type="dxa"/>
+            <w:tcBorders>
+              <w:top w:val="single" w:sz="1" w:space="0" w:color="2E75B6"/>
+              <w:left w:val="single" w:sz="1" w:space="0" w:color="2E75B6"/>
+              <w:bottom w:val="single" w:sz="1" w:space="0" w:color="2E75B6"/>
+              <w:right w:val="single" w:sz="1" w:space="0" w:color="2E75B6"/>
+            </w:tcBorders>
+            <w:tcMar>
+              <w:top w:w="80" w:type="dxa"/>
+              <w:left w:w="120" w:type="dxa"/>
+              <w:bottom w:w="80" w:type="dxa"/>
+              <w:right w:w="120" w:type="dxa"/>
+            </w:tcMar>
+          </w:tcPr>
+          <w:p>
+            <w:pPr>
+              <w:jc w:val="center"/>
+            </w:pPr>
+            <w:r>
+              <w:rPr>
+                <w:b/>
+                <w:bCs/>
+                <w:color w:val="2E75B6"/>
+                <w:sz w:val="20"/>
+                <w:szCs w:val="20"/>
+              </w:rPr>
+              <w:t>✅</w:t>
+            </w:r>
+          </w:p>
+        </w:tc>
+        <w:tc>
+          <w:tcPr>
+            <w:tcW w:w="1900" w:type="dxa"/>
+            <w:tcBorders>
+              <w:top w:val="single" w:sz="1" w:space="0" w:color="2E75B6"/>
+              <w:left w:val="single" w:sz="1" w:space="0" w:color="2E75B6"/>
+              <w:bottom w:val="single" w:sz="1" w:space="0" w:color="2E75B6"/>
+              <w:right w:val="single" w:sz="1" w:space="0" w:color="2E75B6"/>
+            </w:tcBorders>
+            <w:tcMar>
+              <w:top w:w="80" w:type="dxa"/>
+              <w:left w:w="120" w:type="dxa"/>
+              <w:bottom w:w="80" w:type="dxa"/>
+              <w:right w:w="120" w:type="dxa"/>
+            </w:tcMar>
+          </w:tcPr>
+          <w:p>
+            <w:r>
+              <w:rPr>
+                <w:sz w:val="20"/>
+                <w:szCs w:val="20"/>
+              </w:rPr>
+              <w:t>instructions combine; exclusion enterprise &gt; org &gt; repo</w:t>
+            </w:r>
+          </w:p>
+        </w:tc>
+        <w:tc>
+          <w:tcPr>
+            <w:tcW w:w="700" w:type="dxa"/>
+            <w:tcBorders>
+              <w:top w:val="single" w:sz="1" w:space="0" w:color="2E75B6"/>
+              <w:left w:val="single" w:sz="1" w:space="0" w:color="2E75B6"/>
+              <w:bottom w:val="single" w:sz="1" w:space="0" w:color="2E75B6"/>
+              <w:right w:val="single" w:sz="1" w:space="0" w:color="2E75B6"/>
+            </w:tcBorders>
+            <w:tcMar>
+              <w:top w:w="80" w:type="dxa"/>
+              <w:left w:w="120" w:type="dxa"/>
+              <w:bottom w:w="80" w:type="dxa"/>
+              <w:right w:w="120" w:type="dxa"/>
+            </w:tcMar>
+          </w:tcPr>
+          <w:p>
+            <w:pPr>
+              <w:jc w:val="center"/>
+            </w:pPr>
+            <w:r>
+              <w:rPr>
+                <w:b/>
+                <w:bCs/>
                 <w:color w:val="C0392B"/>
                 <w:sz w:val="20"/>
                 <w:szCs w:val="20"/>
@@ -9828,26 +13924,37 @@
     </w:tbl>
     <w:p>
       <w:pPr>
-        <w:spacing w:after="160"/>
-      </w:pPr>
-    </w:p>
-    <w:p>
-      <w:pPr>
-        <w:spacing w:after="80"/>
+        <w:spacing w:before="60" w:after="160"/>
       </w:pPr>
       <w:r>
         <w:rPr>
           <w:i/>
           <w:iCs/>
-          <w:color w:val="555555"/>
-          <w:sz w:val="20"/>
-          <w:szCs w:val="20"/>
-        </w:rPr>
-        <w:t>Identity and Context Generation are surfaced as explicit rows because they represent gaps across all tools today. Identity management for AI agents (digital worker identity) is an emerging solution. Context generation — building ground truth facts for AI reasoning — requires custom deterministic tooling across all three platforms.</w:t>
-      </w:r>
-    </w:p>
-    <w:p>
-      <w:r>
+          <w:color w:val="808080"/>
+          <w:sz w:val="16"/>
+          <w:szCs w:val="16"/>
+        </w:rPr>
+        <w:t>Note: Ratings are not all derived from hands-on tool usage; some reflect each tool's latest official documentation as of 30 June 2026. Any cost figures are based on personal usage, not enterprise cost calculations.</w:t>
+      </w:r>
+    </w:p>
+    <w:p>
+      <w:pPr>
+        <w:spacing w:after="160"/>
+      </w:pPr>
+      <w:r>
+        <w:rPr>
+          <w:i/>
+          <w:iCs/>
+          <w:color w:val="808080"/>
+          <w:sz w:val="16"/>
+          <w:szCs w:val="16"/>
+        </w:rPr>
+        <w:t>** Codex's AGENTS.override.md is a powerful, well-designed replace mechanism. Because it replaces inherited guidance and can therefore override program- or organization-level governance, we rate it as strong (one check) rather than a standout (two checks).</w:t>
+      </w:r>
+    </w:p>
+    <w:p>
+      <w:r>
+        <w:lastRenderedPageBreak/>
         <w:br w:type="page"/>
       </w:r>
     </w:p>
@@ -9856,23 +13963,743 @@
         <w:pStyle w:val="Heading1"/>
         <w:spacing w:before="0"/>
       </w:pPr>
-      <w:bookmarkStart w:id="12" w:name="_Toc232455470"/>
+      <w:bookmarkStart w:id="23" w:name="_Toc233743342"/>
       <w:r>
         <w:lastRenderedPageBreak/>
-        <w:t>2. Context Loading</w:t>
-      </w:r>
-      <w:bookmarkEnd w:id="12"/>
+        <w:t>3. Token Economics</w:t>
+      </w:r>
+      <w:bookmarkEnd w:id="23"/>
     </w:p>
     <w:p>
       <w:pPr>
         <w:pStyle w:val="Heading2"/>
         <w:spacing w:before="240" w:after="120"/>
       </w:pPr>
-      <w:bookmarkStart w:id="13" w:name="_Toc232455471"/>
-      <w:r>
-        <w:t>2.1 Overview</w:t>
-      </w:r>
-      <w:bookmarkEnd w:id="13"/>
+      <w:bookmarkStart w:id="24" w:name="_Toc233743343"/>
+      <w:r>
+        <w:t>3.1 Overview</w:t>
+      </w:r>
+      <w:bookmarkEnd w:id="24"/>
+    </w:p>
+    <w:p>
+      <w:pPr>
+        <w:spacing w:after="120"/>
+      </w:pPr>
+      <w:r>
+        <w:t>Every token loaded into the context window has a cost — in latency, in money, and in the finite space available for reasoning. Token economics is the discipline of spending that budget deliberately: loading what advances the task and nothing more.</w:t>
+      </w:r>
+    </w:p>
+    <w:p>
+      <w:pPr>
+        <w:spacing w:after="120"/>
+      </w:pPr>
+      <w:r>
+        <w:t>A system that loads everything just in case is slower, more expensive, and paradoxically less reliable, because signal is diluted by noise. This section covers what consumes tokens, the difference between always-loaded and conditionally-loaded content, and how to keep each layer lean.</w:t>
+      </w:r>
+    </w:p>
+    <w:p>
+      <w:pPr>
+        <w:pStyle w:val="Heading2"/>
+        <w:spacing w:before="240" w:after="120"/>
+      </w:pPr>
+      <w:bookmarkStart w:id="25" w:name="_Toc233743344"/>
+      <w:r>
+        <w:t>3.2 What Consumes Tokens</w:t>
+      </w:r>
+      <w:bookmarkEnd w:id="25"/>
+    </w:p>
+    <w:p>
+      <w:pPr>
+        <w:spacing w:after="120"/>
+      </w:pPr>
+      <w:r>
+        <w:t>Tokens are consumed by everything the model must read on a given turn:</w:t>
+      </w:r>
+    </w:p>
+    <w:p>
+      <w:pPr>
+        <w:pStyle w:val="ListParagraph"/>
+        <w:numPr>
+          <w:ilvl w:val="0"/>
+          <w:numId w:val="2"/>
+        </w:numPr>
+        <w:spacing w:after="80"/>
+      </w:pPr>
+      <w:r>
+        <w:t>Instructions loaded on every interaction (CLAUDE.md / AGENTS.md)</w:t>
+      </w:r>
+    </w:p>
+    <w:p>
+      <w:pPr>
+        <w:pStyle w:val="ListParagraph"/>
+        <w:numPr>
+          <w:ilvl w:val="0"/>
+          <w:numId w:val="2"/>
+        </w:numPr>
+        <w:spacing w:after="80"/>
+      </w:pPr>
+      <w:r>
+        <w:t>Policies and Standards that auto-load into scope</w:t>
+      </w:r>
+    </w:p>
+    <w:p>
+      <w:pPr>
+        <w:pStyle w:val="ListParagraph"/>
+        <w:numPr>
+          <w:ilvl w:val="0"/>
+          <w:numId w:val="2"/>
+        </w:numPr>
+        <w:spacing w:after="80"/>
+      </w:pPr>
+      <w:r>
+        <w:t>Conversation history accumulated across turns</w:t>
+      </w:r>
+    </w:p>
+    <w:p>
+      <w:pPr>
+        <w:pStyle w:val="ListParagraph"/>
+        <w:numPr>
+          <w:ilvl w:val="0"/>
+          <w:numId w:val="2"/>
+        </w:numPr>
+        <w:spacing w:after="80"/>
+      </w:pPr>
+      <w:r>
+        <w:t>Tool outputs and context generation — file trees, schemas, diffs, API responses</w:t>
+      </w:r>
+    </w:p>
+    <w:p>
+      <w:pPr>
+        <w:pStyle w:val="ListParagraph"/>
+        <w:numPr>
+          <w:ilvl w:val="0"/>
+          <w:numId w:val="2"/>
+        </w:numPr>
+        <w:spacing w:after="80"/>
+      </w:pPr>
+      <w:r>
+        <w:t>Docs and Skills once loaded — they remain in context for the rest of the session</w:t>
+      </w:r>
+    </w:p>
+    <w:p>
+      <w:pPr>
+        <w:spacing w:after="120"/>
+      </w:pPr>
+      <w:r>
+        <w:t>The cost is recurring: anything always-loaded is paid for on every single turn, not just once.</w:t>
+      </w:r>
+    </w:p>
+    <w:p>
+      <w:pPr>
+        <w:spacing w:before="200" w:after="60"/>
+      </w:pPr>
+      <w:r>
+        <w:rPr>
+          <w:b/>
+          <w:bCs/>
+          <w:color w:val="2E75B6"/>
+          <w:sz w:val="18"/>
+          <w:szCs w:val="18"/>
+        </w:rPr>
+        <w:t>HOW THE COST ADDS UP — INTERNAL TURNS</w:t>
+      </w:r>
+    </w:p>
+    <w:p>
+      <w:pPr>
+        <w:spacing w:after="120"/>
+      </w:pPr>
+      <w:r>
+        <w:t>When the AI works a task, it rarely answers in one shot. It goes in steps — read a file, think, run a tool, read the result, think again. Each step is an internal turn.</w:t>
+      </w:r>
+    </w:p>
+    <w:p>
+      <w:pPr>
+        <w:spacing w:after="120"/>
+      </w:pPr>
+      <w:r>
+        <w:t>The catch: on every turn the model re-reads everything so far — the original instructions plus everything it has read and done up to that point. The context is not sent once; it is re-sent and re-processed every turn:</w:t>
+      </w:r>
+    </w:p>
+    <w:p>
+      <w:pPr>
+        <w:spacing w:after="20"/>
+      </w:pPr>
+      <w:r>
+        <w:rPr>
+          <w:rFonts w:ascii="Courier New" w:eastAsia="Courier New" w:hAnsi="Courier New" w:cs="Courier New"/>
+          <w:sz w:val="20"/>
+          <w:szCs w:val="20"/>
+        </w:rPr>
+        <w:t>turn 1:  instructions</w:t>
+      </w:r>
+    </w:p>
+    <w:p>
+      <w:pPr>
+        <w:spacing w:after="20"/>
+      </w:pPr>
+      <w:r>
+        <w:rPr>
+          <w:rFonts w:ascii="Courier New" w:eastAsia="Courier New" w:hAnsi="Courier New" w:cs="Courier New"/>
+          <w:sz w:val="20"/>
+          <w:szCs w:val="20"/>
+        </w:rPr>
+        <w:t>turn 2:  instructions + turn 1</w:t>
+      </w:r>
+    </w:p>
+    <w:p>
+      <w:pPr>
+        <w:spacing w:after="20"/>
+      </w:pPr>
+      <w:r>
+        <w:rPr>
+          <w:rFonts w:ascii="Courier New" w:eastAsia="Courier New" w:hAnsi="Courier New" w:cs="Courier New"/>
+          <w:sz w:val="20"/>
+          <w:szCs w:val="20"/>
+        </w:rPr>
+        <w:t>turn 3:  instructions + turn 1 + turn 2  ...</w:t>
+      </w:r>
+    </w:p>
+    <w:p>
+      <w:pPr>
+        <w:spacing w:after="120"/>
+      </w:pPr>
+      <w:r>
+        <w:t>So cost does not add up in a straight line — it compounds. If instructions are 5k tokens and each tool result adds about 3k, by turn 10 the model is re-reading about 32k that turn alone, and across 10 turns it has processed roughly 185k token-reads for maybe 30k of actual new content. The re-reading is the multiplier. This compounding is what people call the Quadratic Context Explosion: as the work grows, cumulative token cost grows much faster than the work done. It is why a skill that explores or looks things up at runtime burns a surprising amount — it is not the final answer that is expensive, it is the many turns each re-reading a growing pile.</w:t>
+      </w:r>
+    </w:p>
+    <w:p>
+      <w:pPr>
+        <w:spacing w:before="200" w:after="60"/>
+      </w:pPr>
+      <w:r>
+        <w:rPr>
+          <w:b/>
+          <w:bCs/>
+          <w:color w:val="2E75B6"/>
+          <w:sz w:val="18"/>
+          <w:szCs w:val="18"/>
+        </w:rPr>
+        <w:t>REASONING ALSO COSTS TOKENS</w:t>
+      </w:r>
+    </w:p>
+    <w:p>
+      <w:pPr>
+        <w:spacing w:after="120"/>
+      </w:pPr>
+      <w:r>
+        <w:t>It is not only what the model reads that costs — what the model thinks costs as well. A model reasons by generating text: planning, working through steps, thinking before it answers. That generated text is tokens, and these output tokens are typically more expensive per token than the text the model reads. Harder tasks mean more thinking, which means more reasoning tokens, more cost, and more latency. Even without an explicit thinking mode, every step where the model decides what to do and which tool to call is output tokens too. Thinking is not free.</w:t>
+      </w:r>
+    </w:p>
+    <w:p>
+      <w:pPr>
+        <w:spacing w:before="200" w:after="60"/>
+      </w:pPr>
+      <w:r>
+        <w:rPr>
+          <w:b/>
+          <w:bCs/>
+          <w:color w:val="2E75B6"/>
+          <w:sz w:val="18"/>
+          <w:szCs w:val="18"/>
+        </w:rPr>
+        <w:t>HEAVY DATA PROCESSING BELONGS IN A SCRIPT</w:t>
+      </w:r>
+    </w:p>
+    <w:p>
+      <w:pPr>
+        <w:spacing w:after="120"/>
+      </w:pPr>
+      <w:r>
+        <w:lastRenderedPageBreak/>
+        <w:t>Asking the model to process large or complex data in its head — parsing a big log file, crunching a large nested JSON, aggregating thousands of records — is one of the most expensive things you can do. The whole file has to be loaded into the context window (input tokens), the model generates reasoning over it (output tokens), and it stays resident, re-read on every later turn.</w:t>
+      </w:r>
+    </w:p>
+    <w:p>
+      <w:pPr>
+        <w:spacing w:after="120"/>
+      </w:pPr>
+      <w:r>
+        <w:t>Delegating that work to a deterministic script is dramatically cheaper. The script processes the file outside the model and returns only the small result — say, three errors and the lines they appear on. The raw data never touches the token budget, and you gain speed and accuracy: native code computes exactly and instantly, where a model would be slow, costly, and prone to mistakes on precise large-scale data work.</w:t>
+      </w:r>
+    </w:p>
+    <w:p>
+      <w:pPr>
+        <w:spacing w:after="120"/>
+      </w:pPr>
+      <w:r>
+        <w:t>The rule: let scripts crunch the data; let the model reason over the small, clean result — the Deterministic Systems layer doing its job.</w:t>
+      </w:r>
+    </w:p>
+    <w:p>
+      <w:pPr>
+        <w:spacing w:before="200" w:after="60"/>
+      </w:pPr>
+      <w:r>
+        <w:rPr>
+          <w:b/>
+          <w:bCs/>
+          <w:color w:val="2E75B6"/>
+          <w:sz w:val="18"/>
+          <w:szCs w:val="18"/>
+        </w:rPr>
+        <w:t>WHAT YOU CAN CONTROL</w:t>
+      </w:r>
+    </w:p>
+    <w:p>
+      <w:pPr>
+        <w:spacing w:after="120"/>
+      </w:pPr>
+      <w:r>
+        <w:t>You cannot remove the intrinsic cost of a hard task — a genuinely complex goal needs steps and reasoning, and that is where quality comes from. What you can remove is the cost you introduce by accident through poor design. Three levers:</w:t>
+      </w:r>
+    </w:p>
+    <w:p>
+      <w:pPr>
+        <w:pStyle w:val="ListParagraph"/>
+        <w:numPr>
+          <w:ilvl w:val="0"/>
+          <w:numId w:val="2"/>
+        </w:numPr>
+        <w:spacing w:after="80"/>
+      </w:pPr>
+      <w:r>
+        <w:rPr>
+          <w:b/>
+          <w:bCs/>
+        </w:rPr>
+        <w:t xml:space="preserve">Turns — </w:t>
+      </w:r>
+      <w:r>
+        <w:t>you cannot dictate how many steps a model takes to reach a goal, but you can avoid manufacturing extra ones. Do not build skills that discover or derive things at runtime: crawling repositories to infer conventions, listing directories to rebuild a file tree, or re-fetching the same reference piecemeal every run. Precompute those facts once with a deterministic system and hand them to the model as clean input. Batch related lookups instead of many small ones, keep each skill focused on a single workflow (a do-everything skill multiplies turns), and isolate unavoidable heavy exploration in a subagent so its raw output does not pile up in the main context.</w:t>
+      </w:r>
+    </w:p>
+    <w:p>
+      <w:pPr>
+        <w:pStyle w:val="ListParagraph"/>
+        <w:numPr>
+          <w:ilvl w:val="0"/>
+          <w:numId w:val="2"/>
+        </w:numPr>
+        <w:spacing w:after="80"/>
+      </w:pPr>
+      <w:r>
+        <w:rPr>
+          <w:b/>
+          <w:bCs/>
+        </w:rPr>
+        <w:t xml:space="preserve">Thinking — </w:t>
+      </w:r>
+      <w:r>
+        <w:t>you influence reasoning cost mostly through clarity. A model given vague intent must think its way to what you even want; a model given clear instructions, the right context, and a known approach spends its reasoning on the actual work. State intent and constraints plainly, provide the context the task needs up front, and encode known-good approaches as skills and standards so the model follows them rather than re-deriving them every run. Right-size the task — one well-scoped unit reasons in bounded steps, while one giant ambiguous goal triggers sprawling exploration. Where the tool allows, match the reasoning effort to the task instead of always running the heaviest mode. Do not over-correct, though: starving a genuinely hard problem of reasoning trades cost for quality.</w:t>
+      </w:r>
+    </w:p>
+    <w:p>
+      <w:pPr>
+        <w:pStyle w:val="ListParagraph"/>
+        <w:numPr>
+          <w:ilvl w:val="0"/>
+          <w:numId w:val="2"/>
+        </w:numPr>
+        <w:spacing w:after="80"/>
+      </w:pPr>
+      <w:r>
+        <w:rPr>
+          <w:b/>
+          <w:bCs/>
+        </w:rPr>
+        <w:t xml:space="preserve">Data — </w:t>
+      </w:r>
+      <w:r>
+        <w:t>already covered above. Offload heavy or repeatable data processing to a deterministic script and let the model reason over the small, clean result; the raw data never enters the budget.</w:t>
+      </w:r>
+    </w:p>
+    <w:p>
+      <w:pPr>
+        <w:pStyle w:val="Heading2"/>
+        <w:spacing w:before="240" w:after="120"/>
+      </w:pPr>
+      <w:bookmarkStart w:id="26" w:name="_Toc233743345"/>
+      <w:r>
+        <w:t>3.3 Always-Load vs Conditional Load</w:t>
+      </w:r>
+      <w:bookmarkEnd w:id="26"/>
+    </w:p>
+    <w:p>
+      <w:pPr>
+        <w:pStyle w:val="ListParagraph"/>
+        <w:numPr>
+          <w:ilvl w:val="0"/>
+          <w:numId w:val="2"/>
+        </w:numPr>
+        <w:spacing w:after="80"/>
+      </w:pPr>
+      <w:r>
+        <w:rPr>
+          <w:b/>
+          <w:bCs/>
+        </w:rPr>
+        <w:t>Always-load</w:t>
+      </w:r>
+      <w:r>
+        <w:t xml:space="preserve"> — Instructions, Policies, Standards: small, high-value, and applicable to most tasks. The cost is justified because they shape every interaction.</w:t>
+      </w:r>
+    </w:p>
+    <w:p>
+      <w:pPr>
+        <w:pStyle w:val="ListParagraph"/>
+        <w:numPr>
+          <w:ilvl w:val="0"/>
+          <w:numId w:val="2"/>
+        </w:numPr>
+        <w:spacing w:after="80"/>
+      </w:pPr>
+      <w:r>
+        <w:rPr>
+          <w:b/>
+          <w:bCs/>
+        </w:rPr>
+        <w:t>Conditional-load</w:t>
+      </w:r>
+      <w:r>
+        <w:t xml:space="preserve"> — Skills, Docs, and large reference material: loaded only when the task needs them, so the cost is paid once, when relevant.</w:t>
+      </w:r>
+    </w:p>
+    <w:p>
+      <w:pPr>
+        <w:spacing w:after="120"/>
+      </w:pPr>
+      <w:r>
+        <w:t>Guideline: if content applies to fewer than most tasks, it should be conditional. Promoting niche content to always-load is the most common cause of bloated context.</w:t>
+      </w:r>
+    </w:p>
+    <w:p>
+      <w:pPr>
+        <w:pStyle w:val="Heading2"/>
+        <w:spacing w:before="240" w:after="120"/>
+      </w:pPr>
+      <w:bookmarkStart w:id="27" w:name="_Toc233743346"/>
+      <w:r>
+        <w:lastRenderedPageBreak/>
+        <w:t>3.4 Keeping Layers Lean</w:t>
+      </w:r>
+      <w:bookmarkEnd w:id="27"/>
+    </w:p>
+    <w:p>
+      <w:pPr>
+        <w:spacing w:after="120"/>
+      </w:pPr>
+      <w:r>
+        <w:t>Keeping layers lean is an ongoing discipline, not a one-off:</w:t>
+      </w:r>
+    </w:p>
+    <w:p>
+      <w:pPr>
+        <w:pStyle w:val="ListParagraph"/>
+        <w:numPr>
+          <w:ilvl w:val="0"/>
+          <w:numId w:val="2"/>
+        </w:numPr>
+        <w:spacing w:after="80"/>
+      </w:pPr>
+      <w:r>
+        <w:t xml:space="preserve">Keep Instructions short — intent and </w:t>
+      </w:r>
+      <w:proofErr w:type="spellStart"/>
+      <w:r>
+        <w:t>behaviour</w:t>
+      </w:r>
+      <w:proofErr w:type="spellEnd"/>
+      <w:r>
+        <w:t>, not implementation detail</w:t>
+      </w:r>
+    </w:p>
+    <w:p>
+      <w:pPr>
+        <w:pStyle w:val="ListParagraph"/>
+        <w:numPr>
+          <w:ilvl w:val="0"/>
+          <w:numId w:val="2"/>
+        </w:numPr>
+        <w:spacing w:after="80"/>
+      </w:pPr>
+      <w:r>
+        <w:t>Push how-to detail into Docs, loaded on demand</w:t>
+      </w:r>
+    </w:p>
+    <w:p>
+      <w:pPr>
+        <w:pStyle w:val="ListParagraph"/>
+        <w:numPr>
+          <w:ilvl w:val="0"/>
+          <w:numId w:val="2"/>
+        </w:numPr>
+        <w:spacing w:after="80"/>
+      </w:pPr>
+      <w:r>
+        <w:t>Scope Policies and Standards by path so they load only where relevant</w:t>
+      </w:r>
+    </w:p>
+    <w:p>
+      <w:pPr>
+        <w:pStyle w:val="ListParagraph"/>
+        <w:numPr>
+          <w:ilvl w:val="0"/>
+          <w:numId w:val="2"/>
+        </w:numPr>
+        <w:spacing w:after="80"/>
+      </w:pPr>
+      <w:r>
+        <w:t>Prefer Deterministic Systems for context generation — generate facts on demand rather than embedding them</w:t>
+      </w:r>
+    </w:p>
+    <w:p>
+      <w:pPr>
+        <w:pStyle w:val="ListParagraph"/>
+        <w:numPr>
+          <w:ilvl w:val="0"/>
+          <w:numId w:val="2"/>
+        </w:numPr>
+        <w:spacing w:after="80"/>
+      </w:pPr>
+      <w:r>
+        <w:t>Review always-loaded content periodically and remove what no longer earns its place</w:t>
+      </w:r>
+    </w:p>
+    <w:p>
+      <w:pPr>
+        <w:pStyle w:val="Heading2"/>
+        <w:spacing w:before="240" w:after="120"/>
+      </w:pPr>
+      <w:bookmarkStart w:id="28" w:name="_Toc233743347"/>
+      <w:r>
+        <w:t>3.5 Context Window Limits and Warnings</w:t>
+      </w:r>
+      <w:bookmarkEnd w:id="28"/>
+    </w:p>
+    <w:p>
+      <w:pPr>
+        <w:spacing w:after="120"/>
+      </w:pPr>
+      <w:r>
+        <w:t xml:space="preserve">Every model has a finite context window. As it fills, the system must </w:t>
+      </w:r>
+      <w:proofErr w:type="spellStart"/>
+      <w:r>
+        <w:t>summarise</w:t>
+      </w:r>
+      <w:proofErr w:type="spellEnd"/>
+      <w:r>
+        <w:t>, truncate, or drop earlier content — and quality degrades as the limit approaches.</w:t>
+      </w:r>
+    </w:p>
+    <w:p>
+      <w:pPr>
+        <w:pStyle w:val="ListParagraph"/>
+        <w:numPr>
+          <w:ilvl w:val="0"/>
+          <w:numId w:val="2"/>
+        </w:numPr>
+        <w:spacing w:after="80"/>
+      </w:pPr>
+      <w:r>
+        <w:t>Treat context-limit warnings as a signal to prune, not to push harder</w:t>
+      </w:r>
+    </w:p>
+    <w:p>
+      <w:pPr>
+        <w:pStyle w:val="ListParagraph"/>
+        <w:numPr>
+          <w:ilvl w:val="0"/>
+          <w:numId w:val="2"/>
+        </w:numPr>
+        <w:spacing w:after="80"/>
+      </w:pPr>
+      <w:r>
+        <w:t>Long sessions accumulate history — start fresh for unrelated tasks</w:t>
+      </w:r>
+    </w:p>
+    <w:p>
+      <w:pPr>
+        <w:pStyle w:val="ListParagraph"/>
+        <w:numPr>
+          <w:ilvl w:val="0"/>
+          <w:numId w:val="2"/>
+        </w:numPr>
+        <w:spacing w:after="80"/>
+      </w:pPr>
+      <w:r>
+        <w:t>Large always-loaded layers shrink the working space available for reasoning</w:t>
+      </w:r>
+    </w:p>
+    <w:p>
+      <w:pPr>
+        <w:pStyle w:val="ListParagraph"/>
+        <w:numPr>
+          <w:ilvl w:val="0"/>
+          <w:numId w:val="2"/>
+        </w:numPr>
+        <w:spacing w:after="80"/>
+      </w:pPr>
+      <w:r>
+        <w:t xml:space="preserve">Conditional loading is the primary </w:t>
+      </w:r>
+      <w:proofErr w:type="spellStart"/>
+      <w:r>
+        <w:t>defence</w:t>
+      </w:r>
+      <w:proofErr w:type="spellEnd"/>
+      <w:r>
+        <w:t>: the less that loads by default, the more room remains for the task</w:t>
+      </w:r>
+    </w:p>
+    <w:p>
+      <w:pPr>
+        <w:spacing w:before="200" w:after="60"/>
+      </w:pPr>
+      <w:r>
+        <w:rPr>
+          <w:b/>
+          <w:bCs/>
+          <w:color w:val="2E75B6"/>
+          <w:sz w:val="18"/>
+          <w:szCs w:val="18"/>
+        </w:rPr>
+        <w:t>PROMPT CACHING</w:t>
+      </w:r>
+    </w:p>
+    <w:p>
+      <w:pPr>
+        <w:spacing w:after="120"/>
+      </w:pPr>
+      <w:r>
+        <w:t>Most platforms now offer prompt caching: the processing of a stable prefix of the context is cached and reused across calls, so repeated content is charged at a fraction of the normal input price and processed faster. It does not enlarge the window or reduce token counts — cached tokens still occupy the window — but it sharply lowers the cost and latency of the context you re-send every turn, which is exactly the re-reading described earlier in this section.</w:t>
+      </w:r>
+    </w:p>
+    <w:p>
+      <w:pPr>
+        <w:pStyle w:val="ListParagraph"/>
+        <w:numPr>
+          <w:ilvl w:val="0"/>
+          <w:numId w:val="2"/>
+        </w:numPr>
+        <w:spacing w:after="80"/>
+      </w:pPr>
+      <w:r>
+        <w:rPr>
+          <w:b/>
+          <w:bCs/>
+        </w:rPr>
+        <w:t xml:space="preserve">Order matters — </w:t>
+      </w:r>
+      <w:r>
+        <w:t>put stable content first (instructions, standards, loaded reference) and volatile content last (the current task and conversation). Caching works on the prefix up to the first change, so everything before what changes is reusable.</w:t>
+      </w:r>
+    </w:p>
+    <w:p>
+      <w:pPr>
+        <w:pStyle w:val="ListParagraph"/>
+        <w:numPr>
+          <w:ilvl w:val="0"/>
+          <w:numId w:val="2"/>
+        </w:numPr>
+        <w:spacing w:after="80"/>
+      </w:pPr>
+      <w:r>
+        <w:rPr>
+          <w:b/>
+          <w:bCs/>
+        </w:rPr>
+        <w:t xml:space="preserve">Keep the prefix stable — </w:t>
+      </w:r>
+      <w:r>
+        <w:t>reordering or editing the cached portion busts the cache from that point onward, and you re-pay full price.</w:t>
+      </w:r>
+    </w:p>
+    <w:p>
+      <w:pPr>
+        <w:pStyle w:val="ListParagraph"/>
+        <w:numPr>
+          <w:ilvl w:val="0"/>
+          <w:numId w:val="2"/>
+        </w:numPr>
+        <w:spacing w:after="80"/>
+      </w:pPr>
+      <w:r>
+        <w:rPr>
+          <w:b/>
+          <w:bCs/>
+        </w:rPr>
+        <w:t xml:space="preserve">Mind the lifetime — </w:t>
+      </w:r>
+      <w:r>
+        <w:t>caches expire after a short window, often a few minutes, so the benefit comes from reuse within an active session.</w:t>
+      </w:r>
+    </w:p>
+    <w:p>
+      <w:pPr>
+        <w:pStyle w:val="ListParagraph"/>
+        <w:numPr>
+          <w:ilvl w:val="0"/>
+          <w:numId w:val="2"/>
+        </w:numPr>
+        <w:spacing w:after="80"/>
+      </w:pPr>
+      <w:r>
+        <w:rPr>
+          <w:b/>
+          <w:bCs/>
+        </w:rPr>
+        <w:t xml:space="preserve">Biggest wins — </w:t>
+      </w:r>
+      <w:r>
+        <w:t>large, reused context: system prompts, loaded standards, and big docs that stay constant across turns.</w:t>
+      </w:r>
+    </w:p>
+    <w:p>
+      <w:pPr>
+        <w:spacing w:after="120"/>
+      </w:pPr>
+      <w:r>
+        <w:t>Caching lowers the price of repeated tokens; it does not fix dynamic accumulation. If a skill keeps pulling new content into context every turn, the prefix keeps changing and the cache keeps breaking, so lean design still matters. Claude, the OpenAI models, and Gemini all provide some form of prompt or context caching — automatic on some platforms, explicitly marked on others.</w:t>
+      </w:r>
+    </w:p>
+    <w:p>
+      <w:pPr>
+        <w:spacing w:before="200" w:after="60"/>
+      </w:pPr>
+      <w:r>
+        <w:rPr>
+          <w:b/>
+          <w:bCs/>
+          <w:color w:val="2E75B6"/>
+          <w:sz w:val="18"/>
+          <w:szCs w:val="18"/>
+        </w:rPr>
+        <w:t>CALLOUT — CLAUDE AUTO MEMORY (MEMORY.md)</w:t>
+      </w:r>
+    </w:p>
+    <w:p>
+      <w:pPr>
+        <w:spacing w:after="120"/>
+      </w:pPr>
+      <w:r>
+        <w:t xml:space="preserve">To keep the always-loaded footprint small, Claude can maintain a MEMORY.md index: only the first 200 lines or 25 KB load at session start, while detailed notes live in topic files that load on demand. This keeps a large knowledge base available without spending the window on it up front. Like conditional loading, it is a startup optimization — it controls what loads at the </w:t>
+      </w:r>
+      <w:r>
+        <w:lastRenderedPageBreak/>
+        <w:t>beginning, not what a task pulls in as it runs (see Section 2 and the Quadratic Context Explosion note in 3.2).</w:t>
+      </w:r>
+    </w:p>
+    <w:p>
+      <w:pPr>
+        <w:pStyle w:val="Heading2"/>
+        <w:spacing w:before="240" w:after="120"/>
+      </w:pPr>
+      <w:bookmarkStart w:id="29" w:name="_Toc233743348"/>
+      <w:r>
+        <w:t>3.6 Tool Comparison</w:t>
+      </w:r>
+      <w:bookmarkEnd w:id="29"/>
     </w:p>
     <w:p>
       <w:pPr>
@@ -9884,19 +14711,36 @@
           <w:iCs/>
           <w:color w:val="999999"/>
         </w:rPr>
-        <w:t>Content to be developed.</w:t>
-      </w:r>
+        <w:t>Tool comparison to be added once the Token Economics content is finalized.</w:t>
+      </w:r>
+    </w:p>
+    <w:p>
+      <w:r>
+        <w:br w:type="page"/>
+      </w:r>
+    </w:p>
+    <w:p>
+      <w:pPr>
+        <w:pStyle w:val="Heading1"/>
+        <w:spacing w:before="0"/>
+      </w:pPr>
+      <w:bookmarkStart w:id="30" w:name="_Toc233743349"/>
+      <w:r>
+        <w:lastRenderedPageBreak/>
+        <w:t>4. Shared Ecosystem</w:t>
+      </w:r>
+      <w:bookmarkEnd w:id="30"/>
     </w:p>
     <w:p>
       <w:pPr>
         <w:pStyle w:val="Heading2"/>
         <w:spacing w:before="240" w:after="120"/>
       </w:pPr>
-      <w:bookmarkStart w:id="14" w:name="_Toc232455472"/>
-      <w:r>
-        <w:t>2.2 Loading Hierarchy &amp; Why It Matters</w:t>
-      </w:r>
-      <w:bookmarkEnd w:id="14"/>
+      <w:bookmarkStart w:id="31" w:name="_Toc233743350"/>
+      <w:r>
+        <w:t>4.1 Overview</w:t>
+      </w:r>
+      <w:bookmarkEnd w:id="31"/>
     </w:p>
     <w:p>
       <w:pPr>
@@ -9916,11 +14760,11 @@
         <w:pStyle w:val="Heading2"/>
         <w:spacing w:before="240" w:after="120"/>
       </w:pPr>
-      <w:bookmarkStart w:id="15" w:name="_Toc232455473"/>
-      <w:r>
-        <w:t>2.3 Auto-Load vs Explicit Load</w:t>
-      </w:r>
-      <w:bookmarkEnd w:id="15"/>
+      <w:bookmarkStart w:id="32" w:name="_Toc233743351"/>
+      <w:r>
+        <w:t>4.2 Central Policies Repository</w:t>
+      </w:r>
+      <w:bookmarkEnd w:id="32"/>
     </w:p>
     <w:p>
       <w:pPr>
@@ -9940,11 +14784,11 @@
         <w:pStyle w:val="Heading2"/>
         <w:spacing w:before="240" w:after="120"/>
       </w:pPr>
-      <w:bookmarkStart w:id="16" w:name="_Toc232455474"/>
-      <w:r>
-        <w:t>2.4 Path Scoping</w:t>
-      </w:r>
-      <w:bookmarkEnd w:id="16"/>
+      <w:bookmarkStart w:id="33" w:name="_Toc233743352"/>
+      <w:r>
+        <w:t>4.3 Sharing Patterns</w:t>
+      </w:r>
+      <w:bookmarkEnd w:id="33"/>
     </w:p>
     <w:p>
       <w:pPr>
@@ -9964,11 +14808,11 @@
         <w:pStyle w:val="Heading2"/>
         <w:spacing w:before="240" w:after="120"/>
       </w:pPr>
-      <w:bookmarkStart w:id="17" w:name="_Toc232455475"/>
-      <w:r>
-        <w:t>2.5 Load Order and Precedence</w:t>
-      </w:r>
-      <w:bookmarkEnd w:id="17"/>
+      <w:bookmarkStart w:id="34" w:name="_Toc233743353"/>
+      <w:r>
+        <w:t>4.4 Bootstrap Approach</w:t>
+      </w:r>
+      <w:bookmarkEnd w:id="34"/>
     </w:p>
     <w:p>
       <w:pPr>
@@ -9988,11 +14832,19 @@
         <w:pStyle w:val="Heading2"/>
         <w:spacing w:before="240" w:after="120"/>
       </w:pPr>
-      <w:bookmarkStart w:id="18" w:name="_Toc232455476"/>
-      <w:r>
-        <w:t>2.6 Tool Comparison</w:t>
-      </w:r>
-      <w:bookmarkEnd w:id="18"/>
+      <w:bookmarkStart w:id="35" w:name="_Toc233743354"/>
+      <w:r>
+        <w:t xml:space="preserve">4.5 </w:t>
+      </w:r>
+      <w:proofErr w:type="spellStart"/>
+      <w:r>
+        <w:t>Symlinks</w:t>
+      </w:r>
+      <w:proofErr w:type="spellEnd"/>
+      <w:r>
+        <w:t xml:space="preserve"> and References</w:t>
+      </w:r>
+      <w:bookmarkEnd w:id="35"/>
     </w:p>
     <w:p>
       <w:pPr>
@@ -10008,32 +14860,23 @@
       </w:r>
     </w:p>
     <w:p>
-      <w:r>
-        <w:br w:type="page"/>
-      </w:r>
-    </w:p>
-    <w:p>
-      <w:pPr>
-        <w:pStyle w:val="Heading1"/>
-        <w:spacing w:before="0"/>
-      </w:pPr>
-      <w:bookmarkStart w:id="19" w:name="_Toc232455477"/>
-      <w:r>
-        <w:lastRenderedPageBreak/>
-        <w:t>3. Token Economics</w:t>
-      </w:r>
-      <w:bookmarkEnd w:id="19"/>
-    </w:p>
-    <w:p>
       <w:pPr>
         <w:pStyle w:val="Heading2"/>
         <w:spacing w:before="240" w:after="120"/>
       </w:pPr>
-      <w:bookmarkStart w:id="20" w:name="_Toc232455478"/>
-      <w:r>
-        <w:t>3.1 Overview</w:t>
-      </w:r>
-      <w:bookmarkEnd w:id="20"/>
+      <w:bookmarkStart w:id="36" w:name="_Toc233743355"/>
+      <w:r>
+        <w:t xml:space="preserve">4.6 Future State — </w:t>
+      </w:r>
+      <w:proofErr w:type="spellStart"/>
+      <w:r>
+        <w:t>Organisation</w:t>
+      </w:r>
+      <w:proofErr w:type="spellEnd"/>
+      <w:r>
+        <w:t>-Level Native Support</w:t>
+      </w:r>
+      <w:bookmarkEnd w:id="36"/>
     </w:p>
     <w:p>
       <w:pPr>
@@ -10053,11 +14896,11 @@
         <w:pStyle w:val="Heading2"/>
         <w:spacing w:before="240" w:after="120"/>
       </w:pPr>
-      <w:bookmarkStart w:id="21" w:name="_Toc232455479"/>
-      <w:r>
-        <w:t>3.2 What Consumes Tokens</w:t>
-      </w:r>
-      <w:bookmarkEnd w:id="21"/>
+      <w:bookmarkStart w:id="37" w:name="_Toc233743356"/>
+      <w:r>
+        <w:t>4.7 Tool Comparison</w:t>
+      </w:r>
+      <w:bookmarkEnd w:id="37"/>
     </w:p>
     <w:p>
       <w:pPr>
@@ -10073,15 +14916,32 @@
       </w:r>
     </w:p>
     <w:p>
+      <w:r>
+        <w:br w:type="page"/>
+      </w:r>
+    </w:p>
+    <w:p>
+      <w:pPr>
+        <w:pStyle w:val="Heading1"/>
+        <w:spacing w:before="0"/>
+      </w:pPr>
+      <w:bookmarkStart w:id="38" w:name="_Toc233743357"/>
+      <w:r>
+        <w:lastRenderedPageBreak/>
+        <w:t>5. Governance</w:t>
+      </w:r>
+      <w:bookmarkEnd w:id="38"/>
+    </w:p>
+    <w:p>
       <w:pPr>
         <w:pStyle w:val="Heading2"/>
         <w:spacing w:before="240" w:after="120"/>
       </w:pPr>
-      <w:bookmarkStart w:id="22" w:name="_Toc232455480"/>
-      <w:r>
-        <w:t>3.3 Always-Load vs Conditional Load</w:t>
-      </w:r>
-      <w:bookmarkEnd w:id="22"/>
+      <w:bookmarkStart w:id="39" w:name="_Toc233743358"/>
+      <w:r>
+        <w:t>5.1 Overview</w:t>
+      </w:r>
+      <w:bookmarkEnd w:id="39"/>
     </w:p>
     <w:p>
       <w:pPr>
@@ -10101,11 +14961,11 @@
         <w:pStyle w:val="Heading2"/>
         <w:spacing w:before="240" w:after="120"/>
       </w:pPr>
-      <w:bookmarkStart w:id="23" w:name="_Toc232455481"/>
-      <w:r>
-        <w:t>3.4 Keeping Layers Lean</w:t>
-      </w:r>
-      <w:bookmarkEnd w:id="23"/>
+      <w:bookmarkStart w:id="40" w:name="_Toc233743359"/>
+      <w:r>
+        <w:t>5.2 Deviation and Violation Detection</w:t>
+      </w:r>
+      <w:bookmarkEnd w:id="40"/>
     </w:p>
     <w:p>
       <w:pPr>
@@ -10125,11 +14985,11 @@
         <w:pStyle w:val="Heading2"/>
         <w:spacing w:before="240" w:after="120"/>
       </w:pPr>
-      <w:bookmarkStart w:id="24" w:name="_Toc232455482"/>
-      <w:r>
-        <w:t>3.5 Context Window Limits and Warnings</w:t>
-      </w:r>
-      <w:bookmarkEnd w:id="24"/>
+      <w:bookmarkStart w:id="41" w:name="_Toc233743360"/>
+      <w:r>
+        <w:t>5.3 Enforcement Patterns</w:t>
+      </w:r>
+      <w:bookmarkEnd w:id="41"/>
     </w:p>
     <w:p>
       <w:pPr>
@@ -10149,11 +15009,11 @@
         <w:pStyle w:val="Heading2"/>
         <w:spacing w:before="240" w:after="120"/>
       </w:pPr>
-      <w:bookmarkStart w:id="25" w:name="_Toc232455483"/>
-      <w:r>
-        <w:t>3.6 Tool Comparison</w:t>
-      </w:r>
-      <w:bookmarkEnd w:id="25"/>
+      <w:bookmarkStart w:id="42" w:name="_Toc233743361"/>
+      <w:r>
+        <w:t>5.4 Automation Approach</w:t>
+      </w:r>
+      <w:bookmarkEnd w:id="42"/>
     </w:p>
     <w:p>
       <w:pPr>
@@ -10169,32 +15029,15 @@
       </w:r>
     </w:p>
     <w:p>
-      <w:r>
-        <w:br w:type="page"/>
-      </w:r>
-    </w:p>
-    <w:p>
-      <w:pPr>
-        <w:pStyle w:val="Heading1"/>
-        <w:spacing w:before="0"/>
-      </w:pPr>
-      <w:bookmarkStart w:id="26" w:name="_Toc232455484"/>
-      <w:r>
-        <w:lastRenderedPageBreak/>
-        <w:t>4. Shared Ecosystem</w:t>
-      </w:r>
-      <w:bookmarkEnd w:id="26"/>
-    </w:p>
-    <w:p>
       <w:pPr>
         <w:pStyle w:val="Heading2"/>
         <w:spacing w:before="240" w:after="120"/>
       </w:pPr>
-      <w:bookmarkStart w:id="27" w:name="_Toc232455485"/>
-      <w:r>
-        <w:t>4.1 Overview</w:t>
-      </w:r>
-      <w:bookmarkEnd w:id="27"/>
+      <w:bookmarkStart w:id="43" w:name="_Toc233743362"/>
+      <w:r>
+        <w:t>5.5 Tool Comparison</w:t>
+      </w:r>
+      <w:bookmarkEnd w:id="43"/>
     </w:p>
     <w:p>
       <w:pPr>
@@ -10207,292 +15050,6 @@
           <w:color w:val="999999"/>
         </w:rPr>
         <w:t>Content to be developed.</w:t>
-      </w:r>
-    </w:p>
-    <w:p>
-      <w:pPr>
-        <w:pStyle w:val="Heading2"/>
-        <w:spacing w:before="240" w:after="120"/>
-      </w:pPr>
-      <w:bookmarkStart w:id="28" w:name="_Toc232455486"/>
-      <w:r>
-        <w:t>4.2 Central Policies Repository</w:t>
-      </w:r>
-      <w:bookmarkEnd w:id="28"/>
-    </w:p>
-    <w:p>
-      <w:pPr>
-        <w:spacing w:after="200"/>
-      </w:pPr>
-      <w:r>
-        <w:rPr>
-          <w:i/>
-          <w:iCs/>
-          <w:color w:val="999999"/>
-        </w:rPr>
-        <w:t>Content to be developed.</w:t>
-      </w:r>
-    </w:p>
-    <w:p>
-      <w:pPr>
-        <w:pStyle w:val="Heading2"/>
-        <w:spacing w:before="240" w:after="120"/>
-      </w:pPr>
-      <w:bookmarkStart w:id="29" w:name="_Toc232455487"/>
-      <w:r>
-        <w:t>4.3 Sharing Patterns</w:t>
-      </w:r>
-      <w:bookmarkEnd w:id="29"/>
-    </w:p>
-    <w:p>
-      <w:pPr>
-        <w:spacing w:after="200"/>
-      </w:pPr>
-      <w:r>
-        <w:rPr>
-          <w:i/>
-          <w:iCs/>
-          <w:color w:val="999999"/>
-        </w:rPr>
-        <w:t>Content to be developed.</w:t>
-      </w:r>
-    </w:p>
-    <w:p>
-      <w:pPr>
-        <w:pStyle w:val="Heading2"/>
-        <w:spacing w:before="240" w:after="120"/>
-      </w:pPr>
-      <w:bookmarkStart w:id="30" w:name="_Toc232455488"/>
-      <w:r>
-        <w:t>4.4 Bootstrap Approach</w:t>
-      </w:r>
-      <w:bookmarkEnd w:id="30"/>
-    </w:p>
-    <w:p>
-      <w:pPr>
-        <w:spacing w:after="200"/>
-      </w:pPr>
-      <w:r>
-        <w:rPr>
-          <w:i/>
-          <w:iCs/>
-          <w:color w:val="999999"/>
-        </w:rPr>
-        <w:t>Content to be developed.</w:t>
-      </w:r>
-    </w:p>
-    <w:p>
-      <w:pPr>
-        <w:pStyle w:val="Heading2"/>
-        <w:spacing w:before="240" w:after="120"/>
-      </w:pPr>
-      <w:bookmarkStart w:id="31" w:name="_Toc232455489"/>
-      <w:r>
-        <w:t>4.5 Symlinks and References</w:t>
-      </w:r>
-      <w:bookmarkEnd w:id="31"/>
-    </w:p>
-    <w:p>
-      <w:pPr>
-        <w:spacing w:after="200"/>
-      </w:pPr>
-      <w:r>
-        <w:rPr>
-          <w:i/>
-          <w:iCs/>
-          <w:color w:val="999999"/>
-        </w:rPr>
-        <w:t>Content to be developed.</w:t>
-      </w:r>
-    </w:p>
-    <w:p>
-      <w:pPr>
-        <w:pStyle w:val="Heading2"/>
-        <w:spacing w:before="240" w:after="120"/>
-      </w:pPr>
-      <w:bookmarkStart w:id="32" w:name="_Toc232455490"/>
-      <w:r>
-        <w:t>4.6 Future State — Organisation-Level Native Support</w:t>
-      </w:r>
-      <w:bookmarkEnd w:id="32"/>
-    </w:p>
-    <w:p>
-      <w:pPr>
-        <w:spacing w:after="200"/>
-      </w:pPr>
-      <w:r>
-        <w:rPr>
-          <w:i/>
-          <w:iCs/>
-          <w:color w:val="999999"/>
-        </w:rPr>
-        <w:t>Content to be developed.</w:t>
-      </w:r>
-    </w:p>
-    <w:p>
-      <w:pPr>
-        <w:pStyle w:val="Heading2"/>
-        <w:spacing w:before="240" w:after="120"/>
-      </w:pPr>
-      <w:bookmarkStart w:id="33" w:name="_Toc232455491"/>
-      <w:r>
-        <w:t>4.7 Tool Comparison</w:t>
-      </w:r>
-      <w:bookmarkEnd w:id="33"/>
-    </w:p>
-    <w:p>
-      <w:pPr>
-        <w:spacing w:after="200"/>
-      </w:pPr>
-      <w:r>
-        <w:rPr>
-          <w:i/>
-          <w:iCs/>
-          <w:color w:val="999999"/>
-        </w:rPr>
-        <w:t>Content to be developed.</w:t>
-      </w:r>
-    </w:p>
-    <w:p>
-      <w:r>
-        <w:br w:type="page"/>
-      </w:r>
-    </w:p>
-    <w:p>
-      <w:pPr>
-        <w:pStyle w:val="Heading1"/>
-        <w:spacing w:before="0"/>
-      </w:pPr>
-      <w:bookmarkStart w:id="34" w:name="_Toc232455492"/>
-      <w:r>
-        <w:lastRenderedPageBreak/>
-        <w:t>5. Governance</w:t>
-      </w:r>
-      <w:bookmarkEnd w:id="34"/>
-    </w:p>
-    <w:p>
-      <w:pPr>
-        <w:pStyle w:val="Heading2"/>
-        <w:spacing w:before="240" w:after="120"/>
-      </w:pPr>
-      <w:bookmarkStart w:id="35" w:name="_Toc232455493"/>
-      <w:r>
-        <w:t>5.1 Overview</w:t>
-      </w:r>
-      <w:bookmarkEnd w:id="35"/>
-    </w:p>
-    <w:p>
-      <w:pPr>
-        <w:spacing w:after="200"/>
-      </w:pPr>
-      <w:r>
-        <w:rPr>
-          <w:i/>
-          <w:iCs/>
-          <w:color w:val="999999"/>
-        </w:rPr>
-        <w:t>Content to be developed.</w:t>
-      </w:r>
-    </w:p>
-    <w:p>
-      <w:pPr>
-        <w:pStyle w:val="Heading2"/>
-        <w:spacing w:before="240" w:after="120"/>
-      </w:pPr>
-      <w:bookmarkStart w:id="36" w:name="_Toc232455494"/>
-      <w:r>
-        <w:t>5.2 Deviation and Violation Detection</w:t>
-      </w:r>
-      <w:bookmarkEnd w:id="36"/>
-    </w:p>
-    <w:p>
-      <w:pPr>
-        <w:spacing w:after="200"/>
-      </w:pPr>
-      <w:r>
-        <w:rPr>
-          <w:i/>
-          <w:iCs/>
-          <w:color w:val="999999"/>
-        </w:rPr>
-        <w:t>Content to be developed.</w:t>
-      </w:r>
-    </w:p>
-    <w:p>
-      <w:pPr>
-        <w:pStyle w:val="Heading2"/>
-        <w:spacing w:before="240" w:after="120"/>
-      </w:pPr>
-      <w:bookmarkStart w:id="37" w:name="_Toc232455495"/>
-      <w:r>
-        <w:t>5.3 Enforcement Patterns</w:t>
-      </w:r>
-      <w:bookmarkEnd w:id="37"/>
-    </w:p>
-    <w:p>
-      <w:pPr>
-        <w:spacing w:after="200"/>
-      </w:pPr>
-      <w:r>
-        <w:rPr>
-          <w:i/>
-          <w:iCs/>
-          <w:color w:val="999999"/>
-        </w:rPr>
-        <w:t>Content to be developed.</w:t>
-      </w:r>
-    </w:p>
-    <w:p>
-      <w:pPr>
-        <w:pStyle w:val="Heading2"/>
-        <w:spacing w:before="240" w:after="120"/>
-      </w:pPr>
-      <w:bookmarkStart w:id="38" w:name="_Toc232455496"/>
-      <w:r>
-        <w:t>5.4 Automation Approach</w:t>
-      </w:r>
-      <w:bookmarkEnd w:id="38"/>
-    </w:p>
-    <w:p>
-      <w:pPr>
-        <w:spacing w:after="200"/>
-      </w:pPr>
-      <w:r>
-        <w:rPr>
-          <w:i/>
-          <w:iCs/>
-          <w:color w:val="999999"/>
-        </w:rPr>
-        <w:t>Content to be developed.</w:t>
-      </w:r>
-    </w:p>
-    <w:p>
-      <w:pPr>
-        <w:pStyle w:val="Heading2"/>
-        <w:spacing w:before="240" w:after="120"/>
-      </w:pPr>
-      <w:bookmarkStart w:id="39" w:name="_Toc232455497"/>
-      <w:r>
-        <w:t>5.5 Tool Comparison</w:t>
-      </w:r>
-      <w:bookmarkEnd w:id="39"/>
-    </w:p>
-    <w:p>
-      <w:pPr>
-        <w:spacing w:after="200"/>
-      </w:pPr>
-      <w:r>
-        <w:rPr>
-          <w:i/>
-          <w:iCs/>
-          <w:color w:val="999999"/>
-        </w:rPr>
-        <w:t>Content to be developed.</w:t>
-      </w:r>
-    </w:p>
-    <w:p>
-      <w:r>
-        <w:br w:type="page"/>
       </w:r>
     </w:p>
     <w:sectPr>
